--- a/01_GOVERNANCE/GOLDEN WINGS _ FINAL REPOSITORY STRUCTURE.docx
+++ b/01_GOVERNANCE/GOLDEN WINGS _ FINAL REPOSITORY STRUCTURE.docx
@@ -7485,7 +7485,6 @@
                 <w:szCs w:val="23"/>
               </w:rPr>
             </w:pPr>
-            <w:proofErr w:type="gramStart"/>
             <w:r>
               <w:rPr>
                 <w:rFonts w:ascii="Consolas" w:eastAsia="Times New Roman" w:hAnsi="Consolas" w:cs="Courier New"/>
@@ -7506,7 +7505,6 @@
               <w:t>yaml</w:t>
             </w:r>
             <w:proofErr w:type="spellEnd"/>
-            <w:proofErr w:type="gramEnd"/>
             <w:r>
               <w:rPr>
                 <w:rFonts w:ascii="Segoe UI" w:eastAsia="Times New Roman" w:hAnsi="Segoe UI" w:cs="Segoe UI"/>
@@ -7779,7 +7777,6 @@
           <w:szCs w:val="20"/>
         </w:rPr>
       </w:pPr>
-      <w:proofErr w:type="gramStart"/>
       <w:r>
         <w:rPr>
           <w:rFonts w:ascii="Consolas" w:eastAsia="Times New Roman" w:hAnsi="Consolas" w:cs="Courier New"/>
@@ -7807,7 +7804,6 @@
         </w:rPr>
         <w:t>Namespace</w:t>
       </w:r>
-      <w:proofErr w:type="gramEnd"/>
       <w:r>
         <w:rPr>
           <w:rFonts w:ascii="Consolas" w:eastAsia="Times New Roman" w:hAnsi="Consolas" w:cs="Courier New"/>
@@ -8043,17 +8039,7 @@
           <w:sz w:val="20"/>
           <w:szCs w:val="20"/>
         </w:rPr>
-        <w:t>A-</w:t>
-      </w:r>
-      <w:proofErr w:type="gramStart"/>
-      <w:r>
-        <w:rPr>
-          <w:rFonts w:ascii="Consolas" w:eastAsia="Times New Roman" w:hAnsi="Consolas" w:cs="Courier New"/>
-          <w:color w:val="0F1115"/>
-          <w:sz w:val="20"/>
-          <w:szCs w:val="20"/>
-        </w:rPr>
-        <w:t>000</w:t>
+        <w:t>A-000</w:t>
       </w:r>
       <w:r>
         <w:rPr>
@@ -8073,7 +8059,6 @@
         </w:rPr>
         <w:t>CF</w:t>
       </w:r>
-      <w:proofErr w:type="gramEnd"/>
       <w:r>
         <w:rPr>
           <w:rFonts w:ascii="Consolas" w:eastAsia="Times New Roman" w:hAnsi="Consolas" w:cs="Courier New"/>
@@ -8273,17 +8258,7 @@
           <w:sz w:val="20"/>
           <w:szCs w:val="20"/>
         </w:rPr>
-        <w:t>A-</w:t>
-      </w:r>
-      <w:proofErr w:type="gramStart"/>
-      <w:r>
-        <w:rPr>
-          <w:rFonts w:ascii="Consolas" w:eastAsia="Times New Roman" w:hAnsi="Consolas" w:cs="Courier New"/>
-          <w:color w:val="0F1115"/>
-          <w:sz w:val="20"/>
-          <w:szCs w:val="20"/>
-        </w:rPr>
-        <w:t>001</w:t>
+        <w:t>A-001</w:t>
       </w:r>
       <w:r>
         <w:rPr>
@@ -8303,7 +8278,6 @@
         </w:rPr>
         <w:t>CF</w:t>
       </w:r>
-      <w:proofErr w:type="gramEnd"/>
       <w:r>
         <w:rPr>
           <w:rFonts w:ascii="Consolas" w:eastAsia="Times New Roman" w:hAnsi="Consolas" w:cs="Courier New"/>
@@ -18504,33 +18478,172 @@
     </w:p>
     <w:p>
       <w:pPr>
-        <w:shd w:val="clear" w:color="auto" w:fill="FFFFFF"/>
-        <w:spacing w:before="480" w:after="240" w:line="480" w:lineRule="atLeast"/>
-        <w:outlineLvl w:val="1"/>
-        <w:rPr>
-          <w:rFonts w:ascii="Segoe UI" w:eastAsia="Times New Roman" w:hAnsi="Segoe UI" w:cs="Segoe UI"/>
+        <w:spacing w:before="100" w:beforeAutospacing="1" w:after="100" w:afterAutospacing="1" w:line="240" w:lineRule="auto"/>
+        <w:outlineLvl w:val="0"/>
+        <w:rPr>
+          <w:rFonts w:ascii="Times New Roman" w:eastAsia="Times New Roman" w:hAnsi="Times New Roman" w:cs="Times New Roman"/>
           <w:b/>
           <w:bCs/>
-          <w:color w:val="0F1115"/>
-          <w:sz w:val="33"/>
-          <w:szCs w:val="33"/>
-        </w:rPr>
-      </w:pPr>
-      <w:r>
-        <w:rPr>
-          <w:rFonts w:ascii="Segoe UI" w:eastAsia="Times New Roman" w:hAnsi="Segoe UI" w:cs="Segoe UI"/>
+          <w:kern w:val="36"/>
+          <w:sz w:val="48"/>
+          <w:szCs w:val="48"/>
+        </w:rPr>
+      </w:pPr>
+      <w:r>
+        <w:rPr>
+          <w:rFonts w:ascii="Times New Roman" w:eastAsia="Times New Roman" w:hAnsi="Times New Roman" w:cs="Times New Roman"/>
           <w:b/>
           <w:bCs/>
-          <w:color w:val="0F1115"/>
-          <w:sz w:val="33"/>
-          <w:szCs w:val="33"/>
-        </w:rPr>
-        <w:t>PART 8: REPOSITORY STATISTICS</w:t>
+          <w:kern w:val="36"/>
+          <w:sz w:val="48"/>
+          <w:szCs w:val="48"/>
+        </w:rPr>
+        <w:t>PART 8: REPOSITORY OPERATIONAL STATUS &amp; GOVERNANCE SUMMARY</w:t>
+      </w:r>
+    </w:p>
+    <w:p>
+      <w:pPr>
+        <w:spacing w:before="100" w:beforeAutospacing="1" w:after="100" w:afterAutospacing="1" w:line="240" w:lineRule="auto"/>
+        <w:outlineLvl w:val="1"/>
+        <w:rPr>
+          <w:rFonts w:ascii="Times New Roman" w:eastAsia="Times New Roman" w:hAnsi="Times New Roman" w:cs="Times New Roman"/>
+          <w:b/>
+          <w:bCs/>
+          <w:sz w:val="36"/>
+          <w:szCs w:val="36"/>
+        </w:rPr>
+      </w:pPr>
+      <w:r>
+        <w:rPr>
+          <w:rFonts w:ascii="Times New Roman" w:eastAsia="Times New Roman" w:hAnsi="Times New Roman" w:cs="Times New Roman"/>
+          <w:b/>
+          <w:bCs/>
+          <w:sz w:val="36"/>
+          <w:szCs w:val="36"/>
+        </w:rPr>
+        <w:lastRenderedPageBreak/>
+        <w:t>8.1 Repository Operational Status</w:t>
+      </w:r>
+    </w:p>
+    <w:p>
+      <w:pPr>
+        <w:spacing w:before="100" w:beforeAutospacing="1" w:after="100" w:afterAutospacing="1" w:line="240" w:lineRule="auto"/>
+        <w:rPr>
+          <w:rFonts w:ascii="Times New Roman" w:eastAsia="Times New Roman" w:hAnsi="Times New Roman" w:cs="Times New Roman"/>
+          <w:sz w:val="24"/>
+          <w:szCs w:val="24"/>
+        </w:rPr>
+      </w:pPr>
+      <w:r>
+        <w:rPr>
+          <w:rFonts w:ascii="Times New Roman" w:eastAsia="Times New Roman" w:hAnsi="Times New Roman" w:cs="Times New Roman"/>
+          <w:sz w:val="24"/>
+          <w:szCs w:val="24"/>
+        </w:rPr>
+        <w:t>The Golden Wings Enterprise Repository has been successfully implemented as the organization's authoritative enterprise documentation repository.</w:t>
+      </w:r>
+    </w:p>
+    <w:p>
+      <w:pPr>
+        <w:spacing w:before="100" w:beforeAutospacing="1" w:after="100" w:afterAutospacing="1" w:line="240" w:lineRule="auto"/>
+        <w:rPr>
+          <w:rFonts w:ascii="Times New Roman" w:eastAsia="Times New Roman" w:hAnsi="Times New Roman" w:cs="Times New Roman"/>
+          <w:sz w:val="24"/>
+          <w:szCs w:val="24"/>
+        </w:rPr>
+      </w:pPr>
+      <w:r>
+        <w:rPr>
+          <w:rFonts w:ascii="Times New Roman" w:eastAsia="Times New Roman" w:hAnsi="Times New Roman" w:cs="Times New Roman"/>
+          <w:sz w:val="24"/>
+          <w:szCs w:val="24"/>
+        </w:rPr>
+        <w:t>The repository now provides a governed, version-controlled, and fully traceable environment for all constitutional, governance, business architecture, technical architecture, assurance, operational, and supporting enterprise documentation.</w:t>
+      </w:r>
+    </w:p>
+    <w:p>
+      <w:pPr>
+        <w:spacing w:before="100" w:beforeAutospacing="1" w:after="100" w:afterAutospacing="1" w:line="240" w:lineRule="auto"/>
+        <w:rPr>
+          <w:rFonts w:ascii="Times New Roman" w:eastAsia="Times New Roman" w:hAnsi="Times New Roman" w:cs="Times New Roman"/>
+          <w:sz w:val="24"/>
+          <w:szCs w:val="24"/>
+        </w:rPr>
+      </w:pPr>
+      <w:r>
+        <w:rPr>
+          <w:rFonts w:ascii="Times New Roman" w:eastAsia="Times New Roman" w:hAnsi="Times New Roman" w:cs="Times New Roman"/>
+          <w:sz w:val="24"/>
+          <w:szCs w:val="24"/>
+        </w:rPr>
+        <w:t xml:space="preserve">As of Baseline </w:t>
+      </w:r>
+      <w:r>
+        <w:rPr>
+          <w:rFonts w:ascii="Times New Roman" w:eastAsia="Times New Roman" w:hAnsi="Times New Roman" w:cs="Times New Roman"/>
+          <w:b/>
+          <w:bCs/>
+          <w:sz w:val="24"/>
+          <w:szCs w:val="24"/>
+        </w:rPr>
+        <w:t>GW-BASELINE-2026.1</w:t>
+      </w:r>
+      <w:r>
+        <w:rPr>
+          <w:rFonts w:ascii="Times New Roman" w:eastAsia="Times New Roman" w:hAnsi="Times New Roman" w:cs="Times New Roman"/>
+          <w:sz w:val="24"/>
+          <w:szCs w:val="24"/>
+        </w:rPr>
+        <w:t>, the repository is considered operational and governed under the Golden Wings constitutional documentation framework.</w:t>
+      </w:r>
+    </w:p>
+    <w:p>
+      <w:pPr>
+        <w:spacing w:after="0" w:line="240" w:lineRule="auto"/>
+        <w:rPr>
+          <w:rFonts w:ascii="Times New Roman" w:eastAsia="Times New Roman" w:hAnsi="Times New Roman" w:cs="Times New Roman"/>
+          <w:sz w:val="24"/>
+          <w:szCs w:val="24"/>
+        </w:rPr>
+      </w:pPr>
+      <w:r>
+        <w:rPr>
+          <w:rFonts w:ascii="Times New Roman" w:eastAsia="Times New Roman" w:hAnsi="Times New Roman" w:cs="Times New Roman"/>
+          <w:sz w:val="24"/>
+          <w:szCs w:val="24"/>
+        </w:rPr>
+        <w:pict w14:anchorId="3B5B0E5D">
+          <v:rect id="_x0000_i1033" style="width:0;height:1.5pt" o:hralign="center" o:hrstd="t" o:hr="t" fillcolor="#a0a0a0" stroked="f"/>
+        </w:pict>
+      </w:r>
+    </w:p>
+    <w:p>
+      <w:pPr>
+        <w:spacing w:before="100" w:beforeAutospacing="1" w:after="100" w:afterAutospacing="1" w:line="240" w:lineRule="auto"/>
+        <w:outlineLvl w:val="1"/>
+        <w:rPr>
+          <w:rFonts w:ascii="Times New Roman" w:eastAsia="Times New Roman" w:hAnsi="Times New Roman" w:cs="Times New Roman"/>
+          <w:b/>
+          <w:bCs/>
+          <w:sz w:val="36"/>
+          <w:szCs w:val="36"/>
+        </w:rPr>
+      </w:pPr>
+      <w:r>
+        <w:rPr>
+          <w:rFonts w:ascii="Times New Roman" w:eastAsia="Times New Roman" w:hAnsi="Times New Roman" w:cs="Times New Roman"/>
+          <w:b/>
+          <w:bCs/>
+          <w:sz w:val="36"/>
+          <w:szCs w:val="36"/>
+        </w:rPr>
+        <w:t>8.2 Repository Statistics</w:t>
       </w:r>
     </w:p>
     <w:tbl>
       <w:tblPr>
-        <w:tblW w:w="11280" w:type="dxa"/>
+        <w:tblW w:w="0" w:type="auto"/>
+        <w:tblCellSpacing w:w="15" w:type="dxa"/>
         <w:tblCellMar>
           <w:top w:w="15" w:type="dxa"/>
           <w:left w:w="15" w:type="dxa"/>
@@ -18540,44 +18653,40 @@
         <w:tblLook w:val="04A0" w:firstRow="1" w:lastRow="0" w:firstColumn="1" w:lastColumn="0" w:noHBand="0" w:noVBand="1"/>
       </w:tblPr>
       <w:tblGrid>
-        <w:gridCol w:w="6189"/>
-        <w:gridCol w:w="5091"/>
+        <w:gridCol w:w="3248"/>
+        <w:gridCol w:w="4801"/>
       </w:tblGrid>
       <w:tr>
         <w:trPr>
           <w:tblHeader/>
+          <w:tblCellSpacing w:w="15" w:type="dxa"/>
         </w:trPr>
         <w:tc>
           <w:tcPr>
             <w:tcW w:w="0" w:type="auto"/>
-            <w:tcBorders>
-              <w:top w:val="nil"/>
-            </w:tcBorders>
-            <w:tcMar>
-              <w:top w:w="150" w:type="dxa"/>
-              <w:left w:w="0" w:type="dxa"/>
-              <w:bottom w:w="150" w:type="dxa"/>
-              <w:right w:w="240" w:type="dxa"/>
-            </w:tcMar>
-            <w:vAlign w:val="center"/>
-            <w:hideMark/>
-          </w:tcPr>
-          <w:p>
-            <w:pPr>
-              <w:spacing w:after="0" w:line="375" w:lineRule="atLeast"/>
-              <w:rPr>
-                <w:rFonts w:ascii="Segoe UI" w:eastAsia="Times New Roman" w:hAnsi="Segoe UI" w:cs="Segoe UI"/>
-                <w:sz w:val="23"/>
-                <w:szCs w:val="23"/>
-              </w:rPr>
-            </w:pPr>
-            <w:r>
-              <w:rPr>
-                <w:rFonts w:ascii="Segoe UI" w:eastAsia="Times New Roman" w:hAnsi="Segoe UI" w:cs="Segoe UI"/>
-                <w:sz w:val="23"/>
-                <w:szCs w:val="23"/>
-              </w:rPr>
-              <w:lastRenderedPageBreak/>
+            <w:vAlign w:val="center"/>
+            <w:hideMark/>
+          </w:tcPr>
+          <w:p>
+            <w:pPr>
+              <w:spacing w:after="0" w:line="240" w:lineRule="auto"/>
+              <w:jc w:val="center"/>
+              <w:rPr>
+                <w:rFonts w:ascii="Times New Roman" w:eastAsia="Times New Roman" w:hAnsi="Times New Roman" w:cs="Times New Roman"/>
+                <w:b/>
+                <w:bCs/>
+                <w:sz w:val="24"/>
+                <w:szCs w:val="24"/>
+              </w:rPr>
+            </w:pPr>
+            <w:r>
+              <w:rPr>
+                <w:rFonts w:ascii="Times New Roman" w:eastAsia="Times New Roman" w:hAnsi="Times New Roman" w:cs="Times New Roman"/>
+                <w:b/>
+                <w:bCs/>
+                <w:sz w:val="24"/>
+                <w:szCs w:val="24"/>
+              </w:rPr>
               <w:t>Metric</w:t>
             </w:r>
           </w:p>
@@ -18585,546 +18694,910 @@
         <w:tc>
           <w:tcPr>
             <w:tcW w:w="0" w:type="auto"/>
-            <w:tcBorders>
-              <w:top w:val="nil"/>
-            </w:tcBorders>
-            <w:tcMar>
-              <w:top w:w="150" w:type="dxa"/>
-              <w:left w:w="240" w:type="dxa"/>
-              <w:bottom w:w="150" w:type="dxa"/>
-              <w:right w:w="240" w:type="dxa"/>
-            </w:tcMar>
-            <w:vAlign w:val="center"/>
-            <w:hideMark/>
-          </w:tcPr>
-          <w:p>
-            <w:pPr>
-              <w:spacing w:after="0" w:line="375" w:lineRule="atLeast"/>
-              <w:rPr>
-                <w:rFonts w:ascii="Segoe UI" w:eastAsia="Times New Roman" w:hAnsi="Segoe UI" w:cs="Segoe UI"/>
-                <w:sz w:val="23"/>
-                <w:szCs w:val="23"/>
-              </w:rPr>
-            </w:pPr>
-            <w:r>
-              <w:rPr>
-                <w:rFonts w:ascii="Segoe UI" w:eastAsia="Times New Roman" w:hAnsi="Segoe UI" w:cs="Segoe UI"/>
-                <w:sz w:val="23"/>
-                <w:szCs w:val="23"/>
-              </w:rPr>
-              <w:t>Value</w:t>
+            <w:vAlign w:val="center"/>
+            <w:hideMark/>
+          </w:tcPr>
+          <w:p>
+            <w:pPr>
+              <w:spacing w:after="0" w:line="240" w:lineRule="auto"/>
+              <w:jc w:val="center"/>
+              <w:rPr>
+                <w:rFonts w:ascii="Times New Roman" w:eastAsia="Times New Roman" w:hAnsi="Times New Roman" w:cs="Times New Roman"/>
+                <w:b/>
+                <w:bCs/>
+                <w:sz w:val="24"/>
+                <w:szCs w:val="24"/>
+              </w:rPr>
+            </w:pPr>
+            <w:r>
+              <w:rPr>
+                <w:rFonts w:ascii="Times New Roman" w:eastAsia="Times New Roman" w:hAnsi="Times New Roman" w:cs="Times New Roman"/>
+                <w:b/>
+                <w:bCs/>
+                <w:sz w:val="24"/>
+                <w:szCs w:val="24"/>
+              </w:rPr>
+              <w:t>Current Status</w:t>
             </w:r>
           </w:p>
         </w:tc>
       </w:tr>
       <w:tr>
-        <w:tc>
-          <w:tcPr>
-            <w:tcW w:w="0" w:type="auto"/>
-            <w:tcMar>
-              <w:top w:w="150" w:type="dxa"/>
-              <w:left w:w="0" w:type="dxa"/>
-              <w:bottom w:w="150" w:type="dxa"/>
-              <w:right w:w="240" w:type="dxa"/>
-            </w:tcMar>
-            <w:vAlign w:val="center"/>
-            <w:hideMark/>
-          </w:tcPr>
-          <w:p>
-            <w:pPr>
-              <w:spacing w:after="0" w:line="375" w:lineRule="atLeast"/>
-              <w:rPr>
-                <w:rFonts w:ascii="Segoe UI" w:eastAsia="Times New Roman" w:hAnsi="Segoe UI" w:cs="Segoe UI"/>
-                <w:sz w:val="23"/>
-                <w:szCs w:val="23"/>
-              </w:rPr>
-            </w:pPr>
-            <w:r>
-              <w:rPr>
-                <w:rFonts w:ascii="Segoe UI" w:eastAsia="Times New Roman" w:hAnsi="Segoe UI" w:cs="Segoe UI"/>
-                <w:sz w:val="23"/>
-                <w:szCs w:val="23"/>
-              </w:rPr>
-              <w:t>Top-level Folders</w:t>
-            </w:r>
-          </w:p>
-        </w:tc>
-        <w:tc>
-          <w:tcPr>
-            <w:tcW w:w="0" w:type="auto"/>
-            <w:tcMar>
-              <w:top w:w="150" w:type="dxa"/>
-              <w:left w:w="240" w:type="dxa"/>
-              <w:bottom w:w="150" w:type="dxa"/>
-              <w:right w:w="0" w:type="dxa"/>
-            </w:tcMar>
-            <w:vAlign w:val="center"/>
-            <w:hideMark/>
-          </w:tcPr>
-          <w:p>
-            <w:pPr>
-              <w:spacing w:after="0" w:line="375" w:lineRule="atLeast"/>
-              <w:rPr>
-                <w:rFonts w:ascii="Segoe UI" w:eastAsia="Times New Roman" w:hAnsi="Segoe UI" w:cs="Segoe UI"/>
-                <w:sz w:val="23"/>
-                <w:szCs w:val="23"/>
-              </w:rPr>
-            </w:pPr>
-            <w:r>
-              <w:rPr>
-                <w:rFonts w:ascii="Segoe UI" w:eastAsia="Times New Roman" w:hAnsi="Segoe UI" w:cs="Segoe UI"/>
-                <w:sz w:val="23"/>
-                <w:szCs w:val="23"/>
-              </w:rPr>
-              <w:t>12</w:t>
+        <w:trPr>
+          <w:tblCellSpacing w:w="15" w:type="dxa"/>
+        </w:trPr>
+        <w:tc>
+          <w:tcPr>
+            <w:tcW w:w="0" w:type="auto"/>
+            <w:vAlign w:val="center"/>
+            <w:hideMark/>
+          </w:tcPr>
+          <w:p>
+            <w:pPr>
+              <w:spacing w:after="0" w:line="240" w:lineRule="auto"/>
+              <w:rPr>
+                <w:rFonts w:ascii="Times New Roman" w:eastAsia="Times New Roman" w:hAnsi="Times New Roman" w:cs="Times New Roman"/>
+                <w:sz w:val="24"/>
+                <w:szCs w:val="24"/>
+              </w:rPr>
+            </w:pPr>
+            <w:r>
+              <w:rPr>
+                <w:rFonts w:ascii="Times New Roman" w:eastAsia="Times New Roman" w:hAnsi="Times New Roman" w:cs="Times New Roman"/>
+                <w:sz w:val="24"/>
+                <w:szCs w:val="24"/>
+              </w:rPr>
+              <w:t>Repository Status</w:t>
+            </w:r>
+          </w:p>
+        </w:tc>
+        <w:tc>
+          <w:tcPr>
+            <w:tcW w:w="0" w:type="auto"/>
+            <w:vAlign w:val="center"/>
+            <w:hideMark/>
+          </w:tcPr>
+          <w:p>
+            <w:pPr>
+              <w:spacing w:after="0" w:line="240" w:lineRule="auto"/>
+              <w:rPr>
+                <w:rFonts w:ascii="Times New Roman" w:eastAsia="Times New Roman" w:hAnsi="Times New Roman" w:cs="Times New Roman"/>
+                <w:sz w:val="24"/>
+                <w:szCs w:val="24"/>
+              </w:rPr>
+            </w:pPr>
+            <w:r>
+              <w:rPr>
+                <w:rFonts w:ascii="Times New Roman" w:eastAsia="Times New Roman" w:hAnsi="Times New Roman" w:cs="Times New Roman"/>
+                <w:sz w:val="24"/>
+                <w:szCs w:val="24"/>
+              </w:rPr>
+              <w:t>Operational</w:t>
             </w:r>
           </w:p>
         </w:tc>
       </w:tr>
       <w:tr>
-        <w:tc>
-          <w:tcPr>
-            <w:tcW w:w="0" w:type="auto"/>
-            <w:tcMar>
-              <w:top w:w="150" w:type="dxa"/>
-              <w:left w:w="0" w:type="dxa"/>
-              <w:bottom w:w="150" w:type="dxa"/>
-              <w:right w:w="240" w:type="dxa"/>
-            </w:tcMar>
-            <w:vAlign w:val="center"/>
-            <w:hideMark/>
-          </w:tcPr>
-          <w:p>
-            <w:pPr>
-              <w:spacing w:after="0" w:line="375" w:lineRule="atLeast"/>
-              <w:rPr>
-                <w:rFonts w:ascii="Segoe UI" w:eastAsia="Times New Roman" w:hAnsi="Segoe UI" w:cs="Segoe UI"/>
-                <w:sz w:val="23"/>
-                <w:szCs w:val="23"/>
-              </w:rPr>
-            </w:pPr>
-            <w:r>
-              <w:rPr>
-                <w:rFonts w:ascii="Segoe UI" w:eastAsia="Times New Roman" w:hAnsi="Segoe UI" w:cs="Segoe UI"/>
-                <w:sz w:val="23"/>
-                <w:szCs w:val="23"/>
-              </w:rPr>
-              <w:t>Architecture Subfolders</w:t>
-            </w:r>
-          </w:p>
-        </w:tc>
-        <w:tc>
-          <w:tcPr>
-            <w:tcW w:w="0" w:type="auto"/>
-            <w:tcMar>
-              <w:top w:w="150" w:type="dxa"/>
-              <w:left w:w="240" w:type="dxa"/>
-              <w:bottom w:w="150" w:type="dxa"/>
-              <w:right w:w="0" w:type="dxa"/>
-            </w:tcMar>
-            <w:vAlign w:val="center"/>
-            <w:hideMark/>
-          </w:tcPr>
-          <w:p>
-            <w:pPr>
-              <w:spacing w:after="0" w:line="375" w:lineRule="atLeast"/>
-              <w:rPr>
-                <w:rFonts w:ascii="Segoe UI" w:eastAsia="Times New Roman" w:hAnsi="Segoe UI" w:cs="Segoe UI"/>
-                <w:sz w:val="23"/>
-                <w:szCs w:val="23"/>
-              </w:rPr>
-            </w:pPr>
-            <w:r>
-              <w:rPr>
-                <w:rFonts w:ascii="Segoe UI" w:eastAsia="Times New Roman" w:hAnsi="Segoe UI" w:cs="Segoe UI"/>
-                <w:sz w:val="23"/>
-                <w:szCs w:val="23"/>
-              </w:rPr>
-              <w:t>7</w:t>
+        <w:trPr>
+          <w:tblCellSpacing w:w="15" w:type="dxa"/>
+        </w:trPr>
+        <w:tc>
+          <w:tcPr>
+            <w:tcW w:w="0" w:type="auto"/>
+            <w:vAlign w:val="center"/>
+            <w:hideMark/>
+          </w:tcPr>
+          <w:p>
+            <w:pPr>
+              <w:spacing w:after="0" w:line="240" w:lineRule="auto"/>
+              <w:rPr>
+                <w:rFonts w:ascii="Times New Roman" w:eastAsia="Times New Roman" w:hAnsi="Times New Roman" w:cs="Times New Roman"/>
+                <w:sz w:val="24"/>
+                <w:szCs w:val="24"/>
+              </w:rPr>
+            </w:pPr>
+            <w:r>
+              <w:rPr>
+                <w:rFonts w:ascii="Times New Roman" w:eastAsia="Times New Roman" w:hAnsi="Times New Roman" w:cs="Times New Roman"/>
+                <w:sz w:val="24"/>
+                <w:szCs w:val="24"/>
+              </w:rPr>
+              <w:t>Baseline Version</w:t>
+            </w:r>
+          </w:p>
+        </w:tc>
+        <w:tc>
+          <w:tcPr>
+            <w:tcW w:w="0" w:type="auto"/>
+            <w:vAlign w:val="center"/>
+            <w:hideMark/>
+          </w:tcPr>
+          <w:p>
+            <w:pPr>
+              <w:spacing w:after="0" w:line="240" w:lineRule="auto"/>
+              <w:rPr>
+                <w:rFonts w:ascii="Times New Roman" w:eastAsia="Times New Roman" w:hAnsi="Times New Roman" w:cs="Times New Roman"/>
+                <w:sz w:val="24"/>
+                <w:szCs w:val="24"/>
+              </w:rPr>
+            </w:pPr>
+            <w:r>
+              <w:rPr>
+                <w:rFonts w:ascii="Times New Roman" w:eastAsia="Times New Roman" w:hAnsi="Times New Roman" w:cs="Times New Roman"/>
+                <w:sz w:val="24"/>
+                <w:szCs w:val="24"/>
+              </w:rPr>
+              <w:t>GW-BASELINE-2026.1</w:t>
             </w:r>
           </w:p>
         </w:tc>
       </w:tr>
       <w:tr>
-        <w:tc>
-          <w:tcPr>
-            <w:tcW w:w="0" w:type="auto"/>
-            <w:tcMar>
-              <w:top w:w="150" w:type="dxa"/>
-              <w:left w:w="0" w:type="dxa"/>
-              <w:bottom w:w="150" w:type="dxa"/>
-              <w:right w:w="240" w:type="dxa"/>
-            </w:tcMar>
-            <w:vAlign w:val="center"/>
-            <w:hideMark/>
-          </w:tcPr>
-          <w:p>
-            <w:pPr>
-              <w:spacing w:after="0" w:line="375" w:lineRule="atLeast"/>
-              <w:rPr>
-                <w:rFonts w:ascii="Segoe UI" w:eastAsia="Times New Roman" w:hAnsi="Segoe UI" w:cs="Segoe UI"/>
-                <w:sz w:val="23"/>
-                <w:szCs w:val="23"/>
-              </w:rPr>
-            </w:pPr>
-            <w:r>
-              <w:rPr>
-                <w:rFonts w:ascii="Segoe UI" w:eastAsia="Times New Roman" w:hAnsi="Segoe UI" w:cs="Segoe UI"/>
-                <w:sz w:val="23"/>
-                <w:szCs w:val="23"/>
-              </w:rPr>
-              <w:t>Total Documents</w:t>
-            </w:r>
-          </w:p>
-        </w:tc>
-        <w:tc>
-          <w:tcPr>
-            <w:tcW w:w="0" w:type="auto"/>
-            <w:tcMar>
-              <w:top w:w="150" w:type="dxa"/>
-              <w:left w:w="240" w:type="dxa"/>
-              <w:bottom w:w="150" w:type="dxa"/>
-              <w:right w:w="0" w:type="dxa"/>
-            </w:tcMar>
-            <w:vAlign w:val="center"/>
-            <w:hideMark/>
-          </w:tcPr>
-          <w:p>
-            <w:pPr>
-              <w:spacing w:after="0" w:line="375" w:lineRule="atLeast"/>
-              <w:rPr>
-                <w:rFonts w:ascii="Segoe UI" w:eastAsia="Times New Roman" w:hAnsi="Segoe UI" w:cs="Segoe UI"/>
-                <w:sz w:val="23"/>
-                <w:szCs w:val="23"/>
-              </w:rPr>
-            </w:pPr>
-            <w:r>
-              <w:rPr>
-                <w:rFonts w:ascii="Segoe UI" w:eastAsia="Times New Roman" w:hAnsi="Segoe UI" w:cs="Segoe UI"/>
-                <w:sz w:val="23"/>
-                <w:szCs w:val="23"/>
-              </w:rPr>
-              <w:t>83</w:t>
+        <w:trPr>
+          <w:tblCellSpacing w:w="15" w:type="dxa"/>
+        </w:trPr>
+        <w:tc>
+          <w:tcPr>
+            <w:tcW w:w="0" w:type="auto"/>
+            <w:vAlign w:val="center"/>
+            <w:hideMark/>
+          </w:tcPr>
+          <w:p>
+            <w:pPr>
+              <w:spacing w:after="0" w:line="240" w:lineRule="auto"/>
+              <w:rPr>
+                <w:rFonts w:ascii="Times New Roman" w:eastAsia="Times New Roman" w:hAnsi="Times New Roman" w:cs="Times New Roman"/>
+                <w:sz w:val="24"/>
+                <w:szCs w:val="24"/>
+              </w:rPr>
+            </w:pPr>
+            <w:r>
+              <w:rPr>
+                <w:rFonts w:ascii="Times New Roman" w:eastAsia="Times New Roman" w:hAnsi="Times New Roman" w:cs="Times New Roman"/>
+                <w:sz w:val="24"/>
+                <w:szCs w:val="24"/>
+              </w:rPr>
+              <w:t>Repository Type</w:t>
+            </w:r>
+          </w:p>
+        </w:tc>
+        <w:tc>
+          <w:tcPr>
+            <w:tcW w:w="0" w:type="auto"/>
+            <w:vAlign w:val="center"/>
+            <w:hideMark/>
+          </w:tcPr>
+          <w:p>
+            <w:pPr>
+              <w:spacing w:after="0" w:line="240" w:lineRule="auto"/>
+              <w:rPr>
+                <w:rFonts w:ascii="Times New Roman" w:eastAsia="Times New Roman" w:hAnsi="Times New Roman" w:cs="Times New Roman"/>
+                <w:sz w:val="24"/>
+                <w:szCs w:val="24"/>
+              </w:rPr>
+            </w:pPr>
+            <w:r>
+              <w:rPr>
+                <w:rFonts w:ascii="Times New Roman" w:eastAsia="Times New Roman" w:hAnsi="Times New Roman" w:cs="Times New Roman"/>
+                <w:sz w:val="24"/>
+                <w:szCs w:val="24"/>
+              </w:rPr>
+              <w:t>Controlled Enterprise Documentation Repository</w:t>
             </w:r>
           </w:p>
         </w:tc>
       </w:tr>
       <w:tr>
-        <w:tc>
-          <w:tcPr>
-            <w:tcW w:w="0" w:type="auto"/>
-            <w:tcMar>
-              <w:top w:w="150" w:type="dxa"/>
-              <w:left w:w="0" w:type="dxa"/>
-              <w:bottom w:w="150" w:type="dxa"/>
-              <w:right w:w="240" w:type="dxa"/>
-            </w:tcMar>
-            <w:vAlign w:val="center"/>
-            <w:hideMark/>
-          </w:tcPr>
-          <w:p>
-            <w:pPr>
-              <w:spacing w:after="0" w:line="375" w:lineRule="atLeast"/>
-              <w:rPr>
-                <w:rFonts w:ascii="Segoe UI" w:eastAsia="Times New Roman" w:hAnsi="Segoe UI" w:cs="Segoe UI"/>
-                <w:sz w:val="23"/>
-                <w:szCs w:val="23"/>
-              </w:rPr>
-            </w:pPr>
-            <w:r>
-              <w:rPr>
-                <w:rFonts w:ascii="Segoe UI" w:eastAsia="Times New Roman" w:hAnsi="Segoe UI" w:cs="Segoe UI"/>
-                <w:sz w:val="23"/>
-                <w:szCs w:val="23"/>
-              </w:rPr>
-              <w:t>Namespaces Active</w:t>
-            </w:r>
-          </w:p>
-        </w:tc>
-        <w:tc>
-          <w:tcPr>
-            <w:tcW w:w="0" w:type="auto"/>
-            <w:tcMar>
-              <w:top w:w="150" w:type="dxa"/>
-              <w:left w:w="240" w:type="dxa"/>
-              <w:bottom w:w="150" w:type="dxa"/>
-              <w:right w:w="0" w:type="dxa"/>
-            </w:tcMar>
-            <w:vAlign w:val="center"/>
-            <w:hideMark/>
-          </w:tcPr>
-          <w:p>
-            <w:pPr>
-              <w:spacing w:after="0" w:line="375" w:lineRule="atLeast"/>
-              <w:rPr>
-                <w:rFonts w:ascii="Segoe UI" w:eastAsia="Times New Roman" w:hAnsi="Segoe UI" w:cs="Segoe UI"/>
-                <w:sz w:val="23"/>
-                <w:szCs w:val="23"/>
-              </w:rPr>
-            </w:pPr>
-            <w:r>
-              <w:rPr>
-                <w:rFonts w:ascii="Segoe UI" w:eastAsia="Times New Roman" w:hAnsi="Segoe UI" w:cs="Segoe UI"/>
-                <w:sz w:val="23"/>
-                <w:szCs w:val="23"/>
-              </w:rPr>
-              <w:t>12</w:t>
+        <w:trPr>
+          <w:tblCellSpacing w:w="15" w:type="dxa"/>
+        </w:trPr>
+        <w:tc>
+          <w:tcPr>
+            <w:tcW w:w="0" w:type="auto"/>
+            <w:vAlign w:val="center"/>
+            <w:hideMark/>
+          </w:tcPr>
+          <w:p>
+            <w:pPr>
+              <w:spacing w:after="0" w:line="240" w:lineRule="auto"/>
+              <w:rPr>
+                <w:rFonts w:ascii="Times New Roman" w:eastAsia="Times New Roman" w:hAnsi="Times New Roman" w:cs="Times New Roman"/>
+                <w:sz w:val="24"/>
+                <w:szCs w:val="24"/>
+              </w:rPr>
+            </w:pPr>
+            <w:r>
+              <w:rPr>
+                <w:rFonts w:ascii="Times New Roman" w:eastAsia="Times New Roman" w:hAnsi="Times New Roman" w:cs="Times New Roman"/>
+                <w:sz w:val="24"/>
+                <w:szCs w:val="24"/>
+              </w:rPr>
+              <w:t>Top-Level Repository Folders</w:t>
+            </w:r>
+          </w:p>
+        </w:tc>
+        <w:tc>
+          <w:tcPr>
+            <w:tcW w:w="0" w:type="auto"/>
+            <w:vAlign w:val="center"/>
+            <w:hideMark/>
+          </w:tcPr>
+          <w:p>
+            <w:pPr>
+              <w:spacing w:after="0" w:line="240" w:lineRule="auto"/>
+              <w:rPr>
+                <w:rFonts w:ascii="Times New Roman" w:eastAsia="Times New Roman" w:hAnsi="Times New Roman" w:cs="Times New Roman"/>
+                <w:sz w:val="24"/>
+                <w:szCs w:val="24"/>
+              </w:rPr>
+            </w:pPr>
+            <w:r>
+              <w:rPr>
+                <w:rFonts w:ascii="Times New Roman" w:eastAsia="Times New Roman" w:hAnsi="Times New Roman" w:cs="Times New Roman"/>
+                <w:sz w:val="24"/>
+                <w:szCs w:val="24"/>
+              </w:rPr>
+              <w:t>13</w:t>
             </w:r>
           </w:p>
         </w:tc>
       </w:tr>
       <w:tr>
-        <w:tc>
-          <w:tcPr>
-            <w:tcW w:w="0" w:type="auto"/>
-            <w:tcMar>
-              <w:top w:w="150" w:type="dxa"/>
-              <w:left w:w="0" w:type="dxa"/>
-              <w:bottom w:w="150" w:type="dxa"/>
-              <w:right w:w="240" w:type="dxa"/>
-            </w:tcMar>
-            <w:vAlign w:val="center"/>
-            <w:hideMark/>
-          </w:tcPr>
-          <w:p>
-            <w:pPr>
-              <w:spacing w:after="0" w:line="375" w:lineRule="atLeast"/>
-              <w:rPr>
-                <w:rFonts w:ascii="Segoe UI" w:eastAsia="Times New Roman" w:hAnsi="Segoe UI" w:cs="Segoe UI"/>
-                <w:sz w:val="23"/>
-                <w:szCs w:val="23"/>
-              </w:rPr>
-            </w:pPr>
-            <w:r>
-              <w:rPr>
-                <w:rFonts w:ascii="Segoe UI" w:eastAsia="Times New Roman" w:hAnsi="Segoe UI" w:cs="Segoe UI"/>
-                <w:sz w:val="23"/>
-                <w:szCs w:val="23"/>
-              </w:rPr>
-              <w:t>Namespaces Reserved</w:t>
-            </w:r>
-          </w:p>
-        </w:tc>
-        <w:tc>
-          <w:tcPr>
-            <w:tcW w:w="0" w:type="auto"/>
-            <w:tcMar>
-              <w:top w:w="150" w:type="dxa"/>
-              <w:left w:w="240" w:type="dxa"/>
-              <w:bottom w:w="150" w:type="dxa"/>
-              <w:right w:w="0" w:type="dxa"/>
-            </w:tcMar>
-            <w:vAlign w:val="center"/>
-            <w:hideMark/>
-          </w:tcPr>
-          <w:p>
-            <w:pPr>
-              <w:spacing w:after="0" w:line="375" w:lineRule="atLeast"/>
-              <w:rPr>
-                <w:rFonts w:ascii="Segoe UI" w:eastAsia="Times New Roman" w:hAnsi="Segoe UI" w:cs="Segoe UI"/>
-                <w:sz w:val="23"/>
-                <w:szCs w:val="23"/>
-              </w:rPr>
-            </w:pPr>
-            <w:r>
-              <w:rPr>
-                <w:rFonts w:ascii="Segoe UI" w:eastAsia="Times New Roman" w:hAnsi="Segoe UI" w:cs="Segoe UI"/>
-                <w:sz w:val="23"/>
-                <w:szCs w:val="23"/>
-              </w:rPr>
-              <w:t>15</w:t>
+        <w:trPr>
+          <w:tblCellSpacing w:w="15" w:type="dxa"/>
+        </w:trPr>
+        <w:tc>
+          <w:tcPr>
+            <w:tcW w:w="0" w:type="auto"/>
+            <w:vAlign w:val="center"/>
+            <w:hideMark/>
+          </w:tcPr>
+          <w:p>
+            <w:pPr>
+              <w:spacing w:after="0" w:line="240" w:lineRule="auto"/>
+              <w:rPr>
+                <w:rFonts w:ascii="Times New Roman" w:eastAsia="Times New Roman" w:hAnsi="Times New Roman" w:cs="Times New Roman"/>
+                <w:sz w:val="24"/>
+                <w:szCs w:val="24"/>
+              </w:rPr>
+            </w:pPr>
+            <w:r>
+              <w:rPr>
+                <w:rFonts w:ascii="Times New Roman" w:eastAsia="Times New Roman" w:hAnsi="Times New Roman" w:cs="Times New Roman"/>
+                <w:sz w:val="24"/>
+                <w:szCs w:val="24"/>
+              </w:rPr>
+              <w:t>Enterprise Architecture Domains</w:t>
+            </w:r>
+          </w:p>
+        </w:tc>
+        <w:tc>
+          <w:tcPr>
+            <w:tcW w:w="0" w:type="auto"/>
+            <w:vAlign w:val="center"/>
+            <w:hideMark/>
+          </w:tcPr>
+          <w:p>
+            <w:pPr>
+              <w:spacing w:after="0" w:line="240" w:lineRule="auto"/>
+              <w:rPr>
+                <w:rFonts w:ascii="Times New Roman" w:eastAsia="Times New Roman" w:hAnsi="Times New Roman" w:cs="Times New Roman"/>
+                <w:sz w:val="24"/>
+                <w:szCs w:val="24"/>
+              </w:rPr>
+            </w:pPr>
+            <w:r>
+              <w:rPr>
+                <w:rFonts w:ascii="Times New Roman" w:eastAsia="Times New Roman" w:hAnsi="Times New Roman" w:cs="Times New Roman"/>
+                <w:sz w:val="24"/>
+                <w:szCs w:val="24"/>
+              </w:rPr>
+              <w:t>7</w:t>
             </w:r>
           </w:p>
         </w:tc>
       </w:tr>
       <w:tr>
-        <w:tc>
-          <w:tcPr>
-            <w:tcW w:w="0" w:type="auto"/>
-            <w:tcMar>
-              <w:top w:w="150" w:type="dxa"/>
-              <w:left w:w="0" w:type="dxa"/>
-              <w:bottom w:w="150" w:type="dxa"/>
-              <w:right w:w="240" w:type="dxa"/>
-            </w:tcMar>
-            <w:vAlign w:val="center"/>
-            <w:hideMark/>
-          </w:tcPr>
-          <w:p>
-            <w:pPr>
-              <w:spacing w:after="0" w:line="375" w:lineRule="atLeast"/>
-              <w:rPr>
-                <w:rFonts w:ascii="Segoe UI" w:eastAsia="Times New Roman" w:hAnsi="Segoe UI" w:cs="Segoe UI"/>
-                <w:sz w:val="23"/>
-                <w:szCs w:val="23"/>
-              </w:rPr>
-            </w:pPr>
-            <w:r>
-              <w:rPr>
-                <w:rFonts w:ascii="Segoe UI" w:eastAsia="Times New Roman" w:hAnsi="Segoe UI" w:cs="Segoe UI"/>
-                <w:sz w:val="23"/>
-                <w:szCs w:val="23"/>
-              </w:rPr>
-              <w:t>Baseline Version</w:t>
-            </w:r>
-          </w:p>
-        </w:tc>
-        <w:tc>
-          <w:tcPr>
-            <w:tcW w:w="0" w:type="auto"/>
-            <w:tcMar>
-              <w:top w:w="150" w:type="dxa"/>
-              <w:left w:w="240" w:type="dxa"/>
-              <w:bottom w:w="150" w:type="dxa"/>
-              <w:right w:w="0" w:type="dxa"/>
-            </w:tcMar>
-            <w:vAlign w:val="center"/>
-            <w:hideMark/>
-          </w:tcPr>
-          <w:p>
-            <w:pPr>
-              <w:spacing w:after="0" w:line="375" w:lineRule="atLeast"/>
-              <w:rPr>
-                <w:rFonts w:ascii="Segoe UI" w:eastAsia="Times New Roman" w:hAnsi="Segoe UI" w:cs="Segoe UI"/>
-                <w:sz w:val="23"/>
-                <w:szCs w:val="23"/>
-              </w:rPr>
-            </w:pPr>
-            <w:r>
-              <w:rPr>
-                <w:rFonts w:ascii="Segoe UI" w:eastAsia="Times New Roman" w:hAnsi="Segoe UI" w:cs="Segoe UI"/>
-                <w:sz w:val="23"/>
-                <w:szCs w:val="23"/>
-              </w:rPr>
-              <w:t>GW-BASELINE-2026.1</w:t>
+        <w:trPr>
+          <w:tblCellSpacing w:w="15" w:type="dxa"/>
+        </w:trPr>
+        <w:tc>
+          <w:tcPr>
+            <w:tcW w:w="0" w:type="auto"/>
+            <w:vAlign w:val="center"/>
+            <w:hideMark/>
+          </w:tcPr>
+          <w:p>
+            <w:pPr>
+              <w:spacing w:after="0" w:line="240" w:lineRule="auto"/>
+              <w:rPr>
+                <w:rFonts w:ascii="Times New Roman" w:eastAsia="Times New Roman" w:hAnsi="Times New Roman" w:cs="Times New Roman"/>
+                <w:sz w:val="24"/>
+                <w:szCs w:val="24"/>
+              </w:rPr>
+            </w:pPr>
+            <w:r>
+              <w:rPr>
+                <w:rFonts w:ascii="Times New Roman" w:eastAsia="Times New Roman" w:hAnsi="Times New Roman" w:cs="Times New Roman"/>
+                <w:sz w:val="24"/>
+                <w:szCs w:val="24"/>
+              </w:rPr>
+              <w:t>Controlled Documents</w:t>
+            </w:r>
+          </w:p>
+        </w:tc>
+        <w:tc>
+          <w:tcPr>
+            <w:tcW w:w="0" w:type="auto"/>
+            <w:vAlign w:val="center"/>
+            <w:hideMark/>
+          </w:tcPr>
+          <w:p>
+            <w:pPr>
+              <w:spacing w:after="0" w:line="240" w:lineRule="auto"/>
+              <w:rPr>
+                <w:rFonts w:ascii="Times New Roman" w:eastAsia="Times New Roman" w:hAnsi="Times New Roman" w:cs="Times New Roman"/>
+                <w:sz w:val="24"/>
+                <w:szCs w:val="24"/>
+              </w:rPr>
+            </w:pPr>
+            <w:r>
+              <w:rPr>
+                <w:rFonts w:ascii="Times New Roman" w:eastAsia="Times New Roman" w:hAnsi="Times New Roman" w:cs="Times New Roman"/>
+                <w:sz w:val="24"/>
+                <w:szCs w:val="24"/>
+              </w:rPr>
+              <w:t>101</w:t>
             </w:r>
           </w:p>
         </w:tc>
       </w:tr>
       <w:tr>
-        <w:tc>
-          <w:tcPr>
-            <w:tcW w:w="0" w:type="auto"/>
-            <w:tcMar>
-              <w:top w:w="150" w:type="dxa"/>
-              <w:left w:w="0" w:type="dxa"/>
-              <w:bottom w:w="150" w:type="dxa"/>
-              <w:right w:w="240" w:type="dxa"/>
-            </w:tcMar>
-            <w:vAlign w:val="center"/>
-            <w:hideMark/>
-          </w:tcPr>
-          <w:p>
-            <w:pPr>
-              <w:spacing w:after="0" w:line="375" w:lineRule="atLeast"/>
-              <w:rPr>
-                <w:rFonts w:ascii="Segoe UI" w:eastAsia="Times New Roman" w:hAnsi="Segoe UI" w:cs="Segoe UI"/>
-                <w:sz w:val="23"/>
-                <w:szCs w:val="23"/>
-              </w:rPr>
-            </w:pPr>
-            <w:r>
-              <w:rPr>
-                <w:rFonts w:ascii="Segoe UI" w:eastAsia="Times New Roman" w:hAnsi="Segoe UI" w:cs="Segoe UI"/>
-                <w:sz w:val="23"/>
-                <w:szCs w:val="23"/>
-              </w:rPr>
-              <w:t>Document Register Format</w:t>
-            </w:r>
-          </w:p>
-        </w:tc>
-        <w:tc>
-          <w:tcPr>
-            <w:tcW w:w="0" w:type="auto"/>
-            <w:tcMar>
-              <w:top w:w="150" w:type="dxa"/>
-              <w:left w:w="240" w:type="dxa"/>
-              <w:bottom w:w="150" w:type="dxa"/>
-              <w:right w:w="0" w:type="dxa"/>
-            </w:tcMar>
-            <w:vAlign w:val="center"/>
-            <w:hideMark/>
-          </w:tcPr>
-          <w:p>
-            <w:pPr>
-              <w:spacing w:after="0" w:line="375" w:lineRule="atLeast"/>
-              <w:rPr>
-                <w:rFonts w:ascii="Segoe UI" w:eastAsia="Times New Roman" w:hAnsi="Segoe UI" w:cs="Segoe UI"/>
-                <w:sz w:val="23"/>
-                <w:szCs w:val="23"/>
-              </w:rPr>
-            </w:pPr>
-            <w:r>
-              <w:rPr>
-                <w:rFonts w:ascii="Segoe UI" w:eastAsia="Times New Roman" w:hAnsi="Segoe UI" w:cs="Segoe UI"/>
-                <w:sz w:val="23"/>
-                <w:szCs w:val="23"/>
-              </w:rPr>
-              <w:t>CSV (canonical)</w:t>
+        <w:trPr>
+          <w:tblCellSpacing w:w="15" w:type="dxa"/>
+        </w:trPr>
+        <w:tc>
+          <w:tcPr>
+            <w:tcW w:w="0" w:type="auto"/>
+            <w:vAlign w:val="center"/>
+            <w:hideMark/>
+          </w:tcPr>
+          <w:p>
+            <w:pPr>
+              <w:spacing w:after="0" w:line="240" w:lineRule="auto"/>
+              <w:rPr>
+                <w:rFonts w:ascii="Times New Roman" w:eastAsia="Times New Roman" w:hAnsi="Times New Roman" w:cs="Times New Roman"/>
+                <w:sz w:val="24"/>
+                <w:szCs w:val="24"/>
+              </w:rPr>
+            </w:pPr>
+            <w:r>
+              <w:rPr>
+                <w:rFonts w:ascii="Times New Roman" w:eastAsia="Times New Roman" w:hAnsi="Times New Roman" w:cs="Times New Roman"/>
+                <w:sz w:val="24"/>
+                <w:szCs w:val="24"/>
+              </w:rPr>
+              <w:t>Automation Scripts</w:t>
+            </w:r>
+          </w:p>
+        </w:tc>
+        <w:tc>
+          <w:tcPr>
+            <w:tcW w:w="0" w:type="auto"/>
+            <w:vAlign w:val="center"/>
+            <w:hideMark/>
+          </w:tcPr>
+          <w:p>
+            <w:pPr>
+              <w:spacing w:after="0" w:line="240" w:lineRule="auto"/>
+              <w:rPr>
+                <w:rFonts w:ascii="Times New Roman" w:eastAsia="Times New Roman" w:hAnsi="Times New Roman" w:cs="Times New Roman"/>
+                <w:sz w:val="24"/>
+                <w:szCs w:val="24"/>
+              </w:rPr>
+            </w:pPr>
+            <w:r>
+              <w:rPr>
+                <w:rFonts w:ascii="Times New Roman" w:eastAsia="Times New Roman" w:hAnsi="Times New Roman" w:cs="Times New Roman"/>
+                <w:sz w:val="24"/>
+                <w:szCs w:val="24"/>
+              </w:rPr>
+              <w:t>9</w:t>
             </w:r>
           </w:p>
         </w:tc>
       </w:tr>
       <w:tr>
-        <w:tc>
-          <w:tcPr>
-            <w:tcW w:w="0" w:type="auto"/>
-            <w:tcMar>
-              <w:top w:w="150" w:type="dxa"/>
-              <w:left w:w="0" w:type="dxa"/>
-              <w:bottom w:w="150" w:type="dxa"/>
-              <w:right w:w="240" w:type="dxa"/>
-            </w:tcMar>
-            <w:vAlign w:val="center"/>
-            <w:hideMark/>
-          </w:tcPr>
-          <w:p>
-            <w:pPr>
-              <w:spacing w:after="0" w:line="375" w:lineRule="atLeast"/>
-              <w:rPr>
-                <w:rFonts w:ascii="Segoe UI" w:eastAsia="Times New Roman" w:hAnsi="Segoe UI" w:cs="Segoe UI"/>
-                <w:sz w:val="23"/>
-                <w:szCs w:val="23"/>
-              </w:rPr>
-            </w:pPr>
-            <w:r>
-              <w:rPr>
-                <w:rFonts w:ascii="Segoe UI" w:eastAsia="Times New Roman" w:hAnsi="Segoe UI" w:cs="Segoe UI"/>
-                <w:sz w:val="23"/>
-                <w:szCs w:val="23"/>
-              </w:rPr>
-              <w:t>Status</w:t>
-            </w:r>
-          </w:p>
-        </w:tc>
-        <w:tc>
-          <w:tcPr>
-            <w:tcW w:w="0" w:type="auto"/>
-            <w:tcMar>
-              <w:top w:w="150" w:type="dxa"/>
-              <w:left w:w="240" w:type="dxa"/>
-              <w:bottom w:w="150" w:type="dxa"/>
-              <w:right w:w="0" w:type="dxa"/>
-            </w:tcMar>
-            <w:vAlign w:val="center"/>
-            <w:hideMark/>
-          </w:tcPr>
-          <w:p>
-            <w:pPr>
-              <w:spacing w:after="0" w:line="375" w:lineRule="atLeast"/>
-              <w:rPr>
-                <w:rFonts w:ascii="Segoe UI" w:eastAsia="Times New Roman" w:hAnsi="Segoe UI" w:cs="Segoe UI"/>
-                <w:sz w:val="23"/>
-                <w:szCs w:val="23"/>
-              </w:rPr>
-            </w:pPr>
-            <w:r>
-              <w:rPr>
-                <w:rFonts w:ascii="Segoe UI" w:eastAsia="Times New Roman" w:hAnsi="Segoe UI" w:cs="Segoe UI"/>
-                <w:sz w:val="23"/>
-                <w:szCs w:val="23"/>
-              </w:rPr>
-              <w:t>LOCKED</w:t>
+        <w:trPr>
+          <w:tblCellSpacing w:w="15" w:type="dxa"/>
+        </w:trPr>
+        <w:tc>
+          <w:tcPr>
+            <w:tcW w:w="0" w:type="auto"/>
+            <w:vAlign w:val="center"/>
+            <w:hideMark/>
+          </w:tcPr>
+          <w:p>
+            <w:pPr>
+              <w:spacing w:after="0" w:line="240" w:lineRule="auto"/>
+              <w:rPr>
+                <w:rFonts w:ascii="Times New Roman" w:eastAsia="Times New Roman" w:hAnsi="Times New Roman" w:cs="Times New Roman"/>
+                <w:sz w:val="24"/>
+                <w:szCs w:val="24"/>
+              </w:rPr>
+            </w:pPr>
+            <w:r>
+              <w:rPr>
+                <w:rFonts w:ascii="Times New Roman" w:eastAsia="Times New Roman" w:hAnsi="Times New Roman" w:cs="Times New Roman"/>
+                <w:sz w:val="24"/>
+                <w:szCs w:val="24"/>
+              </w:rPr>
+              <w:t>Evidence Management Folders</w:t>
+            </w:r>
+          </w:p>
+        </w:tc>
+        <w:tc>
+          <w:tcPr>
+            <w:tcW w:w="0" w:type="auto"/>
+            <w:vAlign w:val="center"/>
+            <w:hideMark/>
+          </w:tcPr>
+          <w:p>
+            <w:pPr>
+              <w:spacing w:after="0" w:line="240" w:lineRule="auto"/>
+              <w:rPr>
+                <w:rFonts w:ascii="Times New Roman" w:eastAsia="Times New Roman" w:hAnsi="Times New Roman" w:cs="Times New Roman"/>
+                <w:sz w:val="24"/>
+                <w:szCs w:val="24"/>
+              </w:rPr>
+            </w:pPr>
+            <w:r>
+              <w:rPr>
+                <w:rFonts w:ascii="Times New Roman" w:eastAsia="Times New Roman" w:hAnsi="Times New Roman" w:cs="Times New Roman"/>
+                <w:sz w:val="24"/>
+                <w:szCs w:val="24"/>
+              </w:rPr>
+              <w:t>5</w:t>
+            </w:r>
+          </w:p>
+        </w:tc>
+      </w:tr>
+      <w:tr>
+        <w:trPr>
+          <w:tblCellSpacing w:w="15" w:type="dxa"/>
+        </w:trPr>
+        <w:tc>
+          <w:tcPr>
+            <w:tcW w:w="0" w:type="auto"/>
+            <w:vAlign w:val="center"/>
+            <w:hideMark/>
+          </w:tcPr>
+          <w:p>
+            <w:pPr>
+              <w:spacing w:after="0" w:line="240" w:lineRule="auto"/>
+              <w:rPr>
+                <w:rFonts w:ascii="Times New Roman" w:eastAsia="Times New Roman" w:hAnsi="Times New Roman" w:cs="Times New Roman"/>
+                <w:sz w:val="24"/>
+                <w:szCs w:val="24"/>
+              </w:rPr>
+            </w:pPr>
+            <w:r>
+              <w:rPr>
+                <w:rFonts w:ascii="Times New Roman" w:eastAsia="Times New Roman" w:hAnsi="Times New Roman" w:cs="Times New Roman"/>
+                <w:sz w:val="24"/>
+                <w:szCs w:val="24"/>
+              </w:rPr>
+              <w:t>Machine-Readable Folders</w:t>
+            </w:r>
+          </w:p>
+        </w:tc>
+        <w:tc>
+          <w:tcPr>
+            <w:tcW w:w="0" w:type="auto"/>
+            <w:vAlign w:val="center"/>
+            <w:hideMark/>
+          </w:tcPr>
+          <w:p>
+            <w:pPr>
+              <w:spacing w:after="0" w:line="240" w:lineRule="auto"/>
+              <w:rPr>
+                <w:rFonts w:ascii="Times New Roman" w:eastAsia="Times New Roman" w:hAnsi="Times New Roman" w:cs="Times New Roman"/>
+                <w:sz w:val="24"/>
+                <w:szCs w:val="24"/>
+              </w:rPr>
+            </w:pPr>
+            <w:r>
+              <w:rPr>
+                <w:rFonts w:ascii="Times New Roman" w:eastAsia="Times New Roman" w:hAnsi="Times New Roman" w:cs="Times New Roman"/>
+                <w:sz w:val="24"/>
+                <w:szCs w:val="24"/>
+              </w:rPr>
+              <w:t>5</w:t>
+            </w:r>
+          </w:p>
+        </w:tc>
+      </w:tr>
+      <w:tr>
+        <w:trPr>
+          <w:tblCellSpacing w:w="15" w:type="dxa"/>
+        </w:trPr>
+        <w:tc>
+          <w:tcPr>
+            <w:tcW w:w="0" w:type="auto"/>
+            <w:vAlign w:val="center"/>
+            <w:hideMark/>
+          </w:tcPr>
+          <w:p>
+            <w:pPr>
+              <w:spacing w:after="0" w:line="240" w:lineRule="auto"/>
+              <w:rPr>
+                <w:rFonts w:ascii="Times New Roman" w:eastAsia="Times New Roman" w:hAnsi="Times New Roman" w:cs="Times New Roman"/>
+                <w:sz w:val="24"/>
+                <w:szCs w:val="24"/>
+              </w:rPr>
+            </w:pPr>
+            <w:r>
+              <w:rPr>
+                <w:rFonts w:ascii="Times New Roman" w:eastAsia="Times New Roman" w:hAnsi="Times New Roman" w:cs="Times New Roman"/>
+                <w:sz w:val="24"/>
+                <w:szCs w:val="24"/>
+              </w:rPr>
+              <w:t>Version Control</w:t>
+            </w:r>
+          </w:p>
+        </w:tc>
+        <w:tc>
+          <w:tcPr>
+            <w:tcW w:w="0" w:type="auto"/>
+            <w:vAlign w:val="center"/>
+            <w:hideMark/>
+          </w:tcPr>
+          <w:p>
+            <w:pPr>
+              <w:spacing w:after="0" w:line="240" w:lineRule="auto"/>
+              <w:rPr>
+                <w:rFonts w:ascii="Times New Roman" w:eastAsia="Times New Roman" w:hAnsi="Times New Roman" w:cs="Times New Roman"/>
+                <w:sz w:val="24"/>
+                <w:szCs w:val="24"/>
+              </w:rPr>
+            </w:pPr>
+            <w:r>
+              <w:rPr>
+                <w:rFonts w:ascii="Times New Roman" w:eastAsia="Times New Roman" w:hAnsi="Times New Roman" w:cs="Times New Roman"/>
+                <w:sz w:val="24"/>
+                <w:szCs w:val="24"/>
+              </w:rPr>
+              <w:t>Git</w:t>
+            </w:r>
+          </w:p>
+        </w:tc>
+      </w:tr>
+      <w:tr>
+        <w:trPr>
+          <w:tblCellSpacing w:w="15" w:type="dxa"/>
+        </w:trPr>
+        <w:tc>
+          <w:tcPr>
+            <w:tcW w:w="0" w:type="auto"/>
+            <w:vAlign w:val="center"/>
+            <w:hideMark/>
+          </w:tcPr>
+          <w:p>
+            <w:pPr>
+              <w:spacing w:after="0" w:line="240" w:lineRule="auto"/>
+              <w:rPr>
+                <w:rFonts w:ascii="Times New Roman" w:eastAsia="Times New Roman" w:hAnsi="Times New Roman" w:cs="Times New Roman"/>
+                <w:sz w:val="24"/>
+                <w:szCs w:val="24"/>
+              </w:rPr>
+            </w:pPr>
+            <w:r>
+              <w:rPr>
+                <w:rFonts w:ascii="Times New Roman" w:eastAsia="Times New Roman" w:hAnsi="Times New Roman" w:cs="Times New Roman"/>
+                <w:sz w:val="24"/>
+                <w:szCs w:val="24"/>
+              </w:rPr>
+              <w:t>Remote Repository</w:t>
+            </w:r>
+          </w:p>
+        </w:tc>
+        <w:tc>
+          <w:tcPr>
+            <w:tcW w:w="0" w:type="auto"/>
+            <w:vAlign w:val="center"/>
+            <w:hideMark/>
+          </w:tcPr>
+          <w:p>
+            <w:pPr>
+              <w:spacing w:after="0" w:line="240" w:lineRule="auto"/>
+              <w:rPr>
+                <w:rFonts w:ascii="Times New Roman" w:eastAsia="Times New Roman" w:hAnsi="Times New Roman" w:cs="Times New Roman"/>
+                <w:sz w:val="24"/>
+                <w:szCs w:val="24"/>
+              </w:rPr>
+            </w:pPr>
+            <w:r>
+              <w:rPr>
+                <w:rFonts w:ascii="Times New Roman" w:eastAsia="Times New Roman" w:hAnsi="Times New Roman" w:cs="Times New Roman"/>
+                <w:sz w:val="24"/>
+                <w:szCs w:val="24"/>
+              </w:rPr>
+              <w:t>GitHub</w:t>
+            </w:r>
+          </w:p>
+        </w:tc>
+      </w:tr>
+      <w:tr>
+        <w:trPr>
+          <w:tblCellSpacing w:w="15" w:type="dxa"/>
+        </w:trPr>
+        <w:tc>
+          <w:tcPr>
+            <w:tcW w:w="0" w:type="auto"/>
+            <w:vAlign w:val="center"/>
+            <w:hideMark/>
+          </w:tcPr>
+          <w:p>
+            <w:pPr>
+              <w:spacing w:after="0" w:line="240" w:lineRule="auto"/>
+              <w:rPr>
+                <w:rFonts w:ascii="Times New Roman" w:eastAsia="Times New Roman" w:hAnsi="Times New Roman" w:cs="Times New Roman"/>
+                <w:sz w:val="24"/>
+                <w:szCs w:val="24"/>
+              </w:rPr>
+            </w:pPr>
+            <w:r>
+              <w:rPr>
+                <w:rFonts w:ascii="Times New Roman" w:eastAsia="Times New Roman" w:hAnsi="Times New Roman" w:cs="Times New Roman"/>
+                <w:sz w:val="24"/>
+                <w:szCs w:val="24"/>
+              </w:rPr>
+              <w:t>Integrity Verification</w:t>
+            </w:r>
+          </w:p>
+        </w:tc>
+        <w:tc>
+          <w:tcPr>
+            <w:tcW w:w="0" w:type="auto"/>
+            <w:vAlign w:val="center"/>
+            <w:hideMark/>
+          </w:tcPr>
+          <w:p>
+            <w:pPr>
+              <w:spacing w:after="0" w:line="240" w:lineRule="auto"/>
+              <w:rPr>
+                <w:rFonts w:ascii="Times New Roman" w:eastAsia="Times New Roman" w:hAnsi="Times New Roman" w:cs="Times New Roman"/>
+                <w:sz w:val="24"/>
+                <w:szCs w:val="24"/>
+              </w:rPr>
+            </w:pPr>
+            <w:r>
+              <w:rPr>
+                <w:rFonts w:ascii="Times New Roman" w:eastAsia="Times New Roman" w:hAnsi="Times New Roman" w:cs="Times New Roman"/>
+                <w:sz w:val="24"/>
+                <w:szCs w:val="24"/>
+              </w:rPr>
+              <w:t>SHA256</w:t>
+            </w:r>
+          </w:p>
+        </w:tc>
+      </w:tr>
+      <w:tr>
+        <w:trPr>
+          <w:tblCellSpacing w:w="15" w:type="dxa"/>
+        </w:trPr>
+        <w:tc>
+          <w:tcPr>
+            <w:tcW w:w="0" w:type="auto"/>
+            <w:vAlign w:val="center"/>
+            <w:hideMark/>
+          </w:tcPr>
+          <w:p>
+            <w:pPr>
+              <w:spacing w:after="0" w:line="240" w:lineRule="auto"/>
+              <w:rPr>
+                <w:rFonts w:ascii="Times New Roman" w:eastAsia="Times New Roman" w:hAnsi="Times New Roman" w:cs="Times New Roman"/>
+                <w:sz w:val="24"/>
+                <w:szCs w:val="24"/>
+              </w:rPr>
+            </w:pPr>
+            <w:r>
+              <w:rPr>
+                <w:rFonts w:ascii="Times New Roman" w:eastAsia="Times New Roman" w:hAnsi="Times New Roman" w:cs="Times New Roman"/>
+                <w:sz w:val="24"/>
+                <w:szCs w:val="24"/>
+              </w:rPr>
+              <w:t>Document Register</w:t>
+            </w:r>
+          </w:p>
+        </w:tc>
+        <w:tc>
+          <w:tcPr>
+            <w:tcW w:w="0" w:type="auto"/>
+            <w:vAlign w:val="center"/>
+            <w:hideMark/>
+          </w:tcPr>
+          <w:p>
+            <w:pPr>
+              <w:spacing w:after="0" w:line="240" w:lineRule="auto"/>
+              <w:rPr>
+                <w:rFonts w:ascii="Times New Roman" w:eastAsia="Times New Roman" w:hAnsi="Times New Roman" w:cs="Times New Roman"/>
+                <w:sz w:val="24"/>
+                <w:szCs w:val="24"/>
+              </w:rPr>
+            </w:pPr>
+            <w:r>
+              <w:rPr>
+                <w:rFonts w:ascii="Times New Roman" w:eastAsia="Times New Roman" w:hAnsi="Times New Roman" w:cs="Times New Roman"/>
+                <w:sz w:val="24"/>
+                <w:szCs w:val="24"/>
+              </w:rPr>
+              <w:t>Automated</w:t>
+            </w:r>
+          </w:p>
+        </w:tc>
+      </w:tr>
+      <w:tr>
+        <w:trPr>
+          <w:tblCellSpacing w:w="15" w:type="dxa"/>
+        </w:trPr>
+        <w:tc>
+          <w:tcPr>
+            <w:tcW w:w="0" w:type="auto"/>
+            <w:vAlign w:val="center"/>
+            <w:hideMark/>
+          </w:tcPr>
+          <w:p>
+            <w:pPr>
+              <w:spacing w:after="0" w:line="240" w:lineRule="auto"/>
+              <w:rPr>
+                <w:rFonts w:ascii="Times New Roman" w:eastAsia="Times New Roman" w:hAnsi="Times New Roman" w:cs="Times New Roman"/>
+                <w:sz w:val="24"/>
+                <w:szCs w:val="24"/>
+              </w:rPr>
+            </w:pPr>
+            <w:r>
+              <w:rPr>
+                <w:rFonts w:ascii="Times New Roman" w:eastAsia="Times New Roman" w:hAnsi="Times New Roman" w:cs="Times New Roman"/>
+                <w:sz w:val="24"/>
+                <w:szCs w:val="24"/>
+              </w:rPr>
+              <w:t>Repository Verification</w:t>
+            </w:r>
+          </w:p>
+        </w:tc>
+        <w:tc>
+          <w:tcPr>
+            <w:tcW w:w="0" w:type="auto"/>
+            <w:vAlign w:val="center"/>
+            <w:hideMark/>
+          </w:tcPr>
+          <w:p>
+            <w:pPr>
+              <w:spacing w:after="0" w:line="240" w:lineRule="auto"/>
+              <w:rPr>
+                <w:rFonts w:ascii="Times New Roman" w:eastAsia="Times New Roman" w:hAnsi="Times New Roman" w:cs="Times New Roman"/>
+                <w:sz w:val="24"/>
+                <w:szCs w:val="24"/>
+              </w:rPr>
+            </w:pPr>
+            <w:r>
+              <w:rPr>
+                <w:rFonts w:ascii="Times New Roman" w:eastAsia="Times New Roman" w:hAnsi="Times New Roman" w:cs="Times New Roman"/>
+                <w:sz w:val="24"/>
+                <w:szCs w:val="24"/>
+              </w:rPr>
+              <w:t>Automated</w:t>
+            </w:r>
+          </w:p>
+        </w:tc>
+      </w:tr>
+      <w:tr>
+        <w:trPr>
+          <w:tblCellSpacing w:w="15" w:type="dxa"/>
+        </w:trPr>
+        <w:tc>
+          <w:tcPr>
+            <w:tcW w:w="0" w:type="auto"/>
+            <w:vAlign w:val="center"/>
+            <w:hideMark/>
+          </w:tcPr>
+          <w:p>
+            <w:pPr>
+              <w:spacing w:after="0" w:line="240" w:lineRule="auto"/>
+              <w:rPr>
+                <w:rFonts w:ascii="Times New Roman" w:eastAsia="Times New Roman" w:hAnsi="Times New Roman" w:cs="Times New Roman"/>
+                <w:sz w:val="24"/>
+                <w:szCs w:val="24"/>
+              </w:rPr>
+            </w:pPr>
+            <w:r>
+              <w:rPr>
+                <w:rFonts w:ascii="Times New Roman" w:eastAsia="Times New Roman" w:hAnsi="Times New Roman" w:cs="Times New Roman"/>
+                <w:sz w:val="24"/>
+                <w:szCs w:val="24"/>
+              </w:rPr>
+              <w:t>Release Management</w:t>
+            </w:r>
+          </w:p>
+        </w:tc>
+        <w:tc>
+          <w:tcPr>
+            <w:tcW w:w="0" w:type="auto"/>
+            <w:vAlign w:val="center"/>
+            <w:hideMark/>
+          </w:tcPr>
+          <w:p>
+            <w:pPr>
+              <w:spacing w:after="0" w:line="240" w:lineRule="auto"/>
+              <w:rPr>
+                <w:rFonts w:ascii="Times New Roman" w:eastAsia="Times New Roman" w:hAnsi="Times New Roman" w:cs="Times New Roman"/>
+                <w:sz w:val="24"/>
+                <w:szCs w:val="24"/>
+              </w:rPr>
+            </w:pPr>
+            <w:r>
+              <w:rPr>
+                <w:rFonts w:ascii="Times New Roman" w:eastAsia="Times New Roman" w:hAnsi="Times New Roman" w:cs="Times New Roman"/>
+                <w:sz w:val="24"/>
+                <w:szCs w:val="24"/>
+              </w:rPr>
+              <w:t>Automated</w:t>
+            </w:r>
+          </w:p>
+        </w:tc>
+      </w:tr>
+      <w:tr>
+        <w:trPr>
+          <w:tblCellSpacing w:w="15" w:type="dxa"/>
+        </w:trPr>
+        <w:tc>
+          <w:tcPr>
+            <w:tcW w:w="0" w:type="auto"/>
+            <w:vAlign w:val="center"/>
+            <w:hideMark/>
+          </w:tcPr>
+          <w:p>
+            <w:pPr>
+              <w:spacing w:after="0" w:line="240" w:lineRule="auto"/>
+              <w:rPr>
+                <w:rFonts w:ascii="Times New Roman" w:eastAsia="Times New Roman" w:hAnsi="Times New Roman" w:cs="Times New Roman"/>
+                <w:sz w:val="24"/>
+                <w:szCs w:val="24"/>
+              </w:rPr>
+            </w:pPr>
+            <w:r>
+              <w:rPr>
+                <w:rFonts w:ascii="Times New Roman" w:eastAsia="Times New Roman" w:hAnsi="Times New Roman" w:cs="Times New Roman"/>
+                <w:sz w:val="24"/>
+                <w:szCs w:val="24"/>
+              </w:rPr>
+              <w:t>Baseline Status</w:t>
+            </w:r>
+          </w:p>
+        </w:tc>
+        <w:tc>
+          <w:tcPr>
+            <w:tcW w:w="0" w:type="auto"/>
+            <w:vAlign w:val="center"/>
+            <w:hideMark/>
+          </w:tcPr>
+          <w:p>
+            <w:pPr>
+              <w:spacing w:after="0" w:line="240" w:lineRule="auto"/>
+              <w:rPr>
+                <w:rFonts w:ascii="Times New Roman" w:eastAsia="Times New Roman" w:hAnsi="Times New Roman" w:cs="Times New Roman"/>
+                <w:sz w:val="24"/>
+                <w:szCs w:val="24"/>
+              </w:rPr>
+            </w:pPr>
+            <w:r>
+              <w:rPr>
+                <w:rFonts w:ascii="Times New Roman" w:eastAsia="Times New Roman" w:hAnsi="Times New Roman" w:cs="Times New Roman"/>
+                <w:sz w:val="24"/>
+                <w:szCs w:val="24"/>
+              </w:rPr>
+              <w:t>Approved</w:t>
             </w:r>
           </w:p>
         </w:tc>
@@ -19132,7 +19605,4007 @@
     </w:tbl>
     <w:p>
       <w:pPr>
-        <w:spacing w:before="480" w:after="480" w:line="240" w:lineRule="auto"/>
+        <w:spacing w:before="100" w:beforeAutospacing="1" w:after="100" w:afterAutospacing="1" w:line="240" w:lineRule="auto"/>
+        <w:rPr>
+          <w:rFonts w:ascii="Times New Roman" w:eastAsia="Times New Roman" w:hAnsi="Times New Roman" w:cs="Times New Roman"/>
+          <w:sz w:val="24"/>
+          <w:szCs w:val="24"/>
+        </w:rPr>
+      </w:pPr>
+      <w:r>
+        <w:rPr>
+          <w:rFonts w:ascii="Times New Roman" w:eastAsia="Times New Roman" w:hAnsi="Times New Roman" w:cs="Times New Roman"/>
+          <w:sz w:val="24"/>
+          <w:szCs w:val="24"/>
+        </w:rPr>
+        <w:t>Repository size, document counts, and integrity hashes are automatically generated during each repository release and therefore always reflect the latest approved baseline.</w:t>
+      </w:r>
+    </w:p>
+    <w:p>
+      <w:pPr>
+        <w:spacing w:after="0" w:line="240" w:lineRule="auto"/>
+        <w:rPr>
+          <w:rFonts w:ascii="Times New Roman" w:eastAsia="Times New Roman" w:hAnsi="Times New Roman" w:cs="Times New Roman"/>
+          <w:sz w:val="24"/>
+          <w:szCs w:val="24"/>
+        </w:rPr>
+      </w:pPr>
+      <w:r>
+        <w:rPr>
+          <w:rFonts w:ascii="Times New Roman" w:eastAsia="Times New Roman" w:hAnsi="Times New Roman" w:cs="Times New Roman"/>
+          <w:sz w:val="24"/>
+          <w:szCs w:val="24"/>
+        </w:rPr>
+        <w:pict w14:anchorId="2F42D5E3">
+          <v:rect id="_x0000_i1034" style="width:0;height:1.5pt" o:hralign="center" o:hrstd="t" o:hr="t" fillcolor="#a0a0a0" stroked="f"/>
+        </w:pict>
+      </w:r>
+    </w:p>
+    <w:p>
+      <w:pPr>
+        <w:spacing w:before="100" w:beforeAutospacing="1" w:after="100" w:afterAutospacing="1" w:line="240" w:lineRule="auto"/>
+        <w:outlineLvl w:val="1"/>
+        <w:rPr>
+          <w:rFonts w:ascii="Times New Roman" w:eastAsia="Times New Roman" w:hAnsi="Times New Roman" w:cs="Times New Roman"/>
+          <w:b/>
+          <w:bCs/>
+          <w:sz w:val="36"/>
+          <w:szCs w:val="36"/>
+        </w:rPr>
+      </w:pPr>
+      <w:r>
+        <w:rPr>
+          <w:rFonts w:ascii="Times New Roman" w:eastAsia="Times New Roman" w:hAnsi="Times New Roman" w:cs="Times New Roman"/>
+          <w:b/>
+          <w:bCs/>
+          <w:sz w:val="36"/>
+          <w:szCs w:val="36"/>
+        </w:rPr>
+        <w:t>8.3 Implemented Repository Capabilities</w:t>
+      </w:r>
+    </w:p>
+    <w:p>
+      <w:pPr>
+        <w:spacing w:before="100" w:beforeAutospacing="1" w:after="100" w:afterAutospacing="1" w:line="240" w:lineRule="auto"/>
+        <w:rPr>
+          <w:rFonts w:ascii="Times New Roman" w:eastAsia="Times New Roman" w:hAnsi="Times New Roman" w:cs="Times New Roman"/>
+          <w:sz w:val="24"/>
+          <w:szCs w:val="24"/>
+        </w:rPr>
+      </w:pPr>
+      <w:r>
+        <w:rPr>
+          <w:rFonts w:ascii="Times New Roman" w:eastAsia="Times New Roman" w:hAnsi="Times New Roman" w:cs="Times New Roman"/>
+          <w:sz w:val="24"/>
+          <w:szCs w:val="24"/>
+        </w:rPr>
+        <w:lastRenderedPageBreak/>
+        <w:t xml:space="preserve">The following enterprise repository capabilities have been fully implemented as part of Baseline </w:t>
+      </w:r>
+      <w:r>
+        <w:rPr>
+          <w:rFonts w:ascii="Times New Roman" w:eastAsia="Times New Roman" w:hAnsi="Times New Roman" w:cs="Times New Roman"/>
+          <w:b/>
+          <w:bCs/>
+          <w:sz w:val="24"/>
+          <w:szCs w:val="24"/>
+        </w:rPr>
+        <w:t>GW-BASELINE-2026.1</w:t>
+      </w:r>
+      <w:r>
+        <w:rPr>
+          <w:rFonts w:ascii="Times New Roman" w:eastAsia="Times New Roman" w:hAnsi="Times New Roman" w:cs="Times New Roman"/>
+          <w:sz w:val="24"/>
+          <w:szCs w:val="24"/>
+        </w:rPr>
+        <w:t>.</w:t>
+      </w:r>
+    </w:p>
+    <w:p>
+      <w:pPr>
+        <w:spacing w:before="100" w:beforeAutospacing="1" w:after="100" w:afterAutospacing="1" w:line="240" w:lineRule="auto"/>
+        <w:outlineLvl w:val="2"/>
+        <w:rPr>
+          <w:rFonts w:ascii="Times New Roman" w:eastAsia="Times New Roman" w:hAnsi="Times New Roman" w:cs="Times New Roman"/>
+          <w:b/>
+          <w:bCs/>
+          <w:sz w:val="27"/>
+          <w:szCs w:val="27"/>
+        </w:rPr>
+      </w:pPr>
+      <w:r>
+        <w:rPr>
+          <w:rFonts w:ascii="Times New Roman" w:eastAsia="Times New Roman" w:hAnsi="Times New Roman" w:cs="Times New Roman"/>
+          <w:b/>
+          <w:bCs/>
+          <w:sz w:val="27"/>
+          <w:szCs w:val="27"/>
+        </w:rPr>
+        <w:t>Governance</w:t>
+      </w:r>
+    </w:p>
+    <w:p>
+      <w:pPr>
+        <w:numPr>
+          <w:ilvl w:val="0"/>
+          <w:numId w:val="5"/>
+        </w:numPr>
+        <w:spacing w:before="100" w:beforeAutospacing="1" w:after="100" w:afterAutospacing="1" w:line="240" w:lineRule="auto"/>
+        <w:rPr>
+          <w:rFonts w:ascii="Times New Roman" w:eastAsia="Times New Roman" w:hAnsi="Times New Roman" w:cs="Times New Roman"/>
+          <w:sz w:val="24"/>
+          <w:szCs w:val="24"/>
+        </w:rPr>
+      </w:pPr>
+      <w:r>
+        <w:rPr>
+          <w:rFonts w:ascii="Times New Roman" w:eastAsia="Times New Roman" w:hAnsi="Times New Roman" w:cs="Times New Roman"/>
+          <w:sz w:val="24"/>
+          <w:szCs w:val="24"/>
+        </w:rPr>
+        <w:t xml:space="preserve">Enterprise documentation governance </w:t>
+      </w:r>
+    </w:p>
+    <w:p>
+      <w:pPr>
+        <w:numPr>
+          <w:ilvl w:val="0"/>
+          <w:numId w:val="5"/>
+        </w:numPr>
+        <w:spacing w:before="100" w:beforeAutospacing="1" w:after="100" w:afterAutospacing="1" w:line="240" w:lineRule="auto"/>
+        <w:rPr>
+          <w:rFonts w:ascii="Times New Roman" w:eastAsia="Times New Roman" w:hAnsi="Times New Roman" w:cs="Times New Roman"/>
+          <w:sz w:val="24"/>
+          <w:szCs w:val="24"/>
+        </w:rPr>
+      </w:pPr>
+      <w:r>
+        <w:rPr>
+          <w:rFonts w:ascii="Times New Roman" w:eastAsia="Times New Roman" w:hAnsi="Times New Roman" w:cs="Times New Roman"/>
+          <w:sz w:val="24"/>
+          <w:szCs w:val="24"/>
+        </w:rPr>
+        <w:t xml:space="preserve">Constitutional repository structure </w:t>
+      </w:r>
+    </w:p>
+    <w:p>
+      <w:pPr>
+        <w:numPr>
+          <w:ilvl w:val="0"/>
+          <w:numId w:val="5"/>
+        </w:numPr>
+        <w:spacing w:before="100" w:beforeAutospacing="1" w:after="100" w:afterAutospacing="1" w:line="240" w:lineRule="auto"/>
+        <w:rPr>
+          <w:rFonts w:ascii="Times New Roman" w:eastAsia="Times New Roman" w:hAnsi="Times New Roman" w:cs="Times New Roman"/>
+          <w:sz w:val="24"/>
+          <w:szCs w:val="24"/>
+        </w:rPr>
+      </w:pPr>
+      <w:r>
+        <w:rPr>
+          <w:rFonts w:ascii="Times New Roman" w:eastAsia="Times New Roman" w:hAnsi="Times New Roman" w:cs="Times New Roman"/>
+          <w:sz w:val="24"/>
+          <w:szCs w:val="24"/>
+        </w:rPr>
+        <w:t xml:space="preserve">Controlled document management </w:t>
+      </w:r>
+    </w:p>
+    <w:p>
+      <w:pPr>
+        <w:numPr>
+          <w:ilvl w:val="0"/>
+          <w:numId w:val="5"/>
+        </w:numPr>
+        <w:spacing w:before="100" w:beforeAutospacing="1" w:after="100" w:afterAutospacing="1" w:line="240" w:lineRule="auto"/>
+        <w:rPr>
+          <w:rFonts w:ascii="Times New Roman" w:eastAsia="Times New Roman" w:hAnsi="Times New Roman" w:cs="Times New Roman"/>
+          <w:sz w:val="24"/>
+          <w:szCs w:val="24"/>
+        </w:rPr>
+      </w:pPr>
+      <w:r>
+        <w:rPr>
+          <w:rFonts w:ascii="Times New Roman" w:eastAsia="Times New Roman" w:hAnsi="Times New Roman" w:cs="Times New Roman"/>
+          <w:sz w:val="24"/>
+          <w:szCs w:val="24"/>
+        </w:rPr>
+        <w:t xml:space="preserve">Baseline governance </w:t>
+      </w:r>
+    </w:p>
+    <w:p>
+      <w:pPr>
+        <w:numPr>
+          <w:ilvl w:val="0"/>
+          <w:numId w:val="5"/>
+        </w:numPr>
+        <w:spacing w:before="100" w:beforeAutospacing="1" w:after="100" w:afterAutospacing="1" w:line="240" w:lineRule="auto"/>
+        <w:rPr>
+          <w:rFonts w:ascii="Times New Roman" w:eastAsia="Times New Roman" w:hAnsi="Times New Roman" w:cs="Times New Roman"/>
+          <w:sz w:val="24"/>
+          <w:szCs w:val="24"/>
+        </w:rPr>
+      </w:pPr>
+      <w:r>
+        <w:rPr>
+          <w:rFonts w:ascii="Times New Roman" w:eastAsia="Times New Roman" w:hAnsi="Times New Roman" w:cs="Times New Roman"/>
+          <w:sz w:val="24"/>
+          <w:szCs w:val="24"/>
+        </w:rPr>
+        <w:t xml:space="preserve">Governance approval records </w:t>
+      </w:r>
+    </w:p>
+    <w:p>
+      <w:pPr>
+        <w:numPr>
+          <w:ilvl w:val="0"/>
+          <w:numId w:val="5"/>
+        </w:numPr>
+        <w:spacing w:before="100" w:beforeAutospacing="1" w:after="100" w:afterAutospacing="1" w:line="240" w:lineRule="auto"/>
+        <w:rPr>
+          <w:rFonts w:ascii="Times New Roman" w:eastAsia="Times New Roman" w:hAnsi="Times New Roman" w:cs="Times New Roman"/>
+          <w:sz w:val="24"/>
+          <w:szCs w:val="24"/>
+        </w:rPr>
+      </w:pPr>
+      <w:r>
+        <w:rPr>
+          <w:rFonts w:ascii="Times New Roman" w:eastAsia="Times New Roman" w:hAnsi="Times New Roman" w:cs="Times New Roman"/>
+          <w:sz w:val="24"/>
+          <w:szCs w:val="24"/>
+        </w:rPr>
+        <w:t xml:space="preserve">Change governance framework </w:t>
+      </w:r>
+    </w:p>
+    <w:p>
+      <w:pPr>
+        <w:numPr>
+          <w:ilvl w:val="0"/>
+          <w:numId w:val="5"/>
+        </w:numPr>
+        <w:spacing w:before="100" w:beforeAutospacing="1" w:after="100" w:afterAutospacing="1" w:line="240" w:lineRule="auto"/>
+        <w:rPr>
+          <w:rFonts w:ascii="Times New Roman" w:eastAsia="Times New Roman" w:hAnsi="Times New Roman" w:cs="Times New Roman"/>
+          <w:sz w:val="24"/>
+          <w:szCs w:val="24"/>
+        </w:rPr>
+      </w:pPr>
+      <w:r>
+        <w:rPr>
+          <w:rFonts w:ascii="Times New Roman" w:eastAsia="Times New Roman" w:hAnsi="Times New Roman" w:cs="Times New Roman"/>
+          <w:sz w:val="24"/>
+          <w:szCs w:val="24"/>
+        </w:rPr>
+        <w:t xml:space="preserve">Repository lifecycle governance </w:t>
+      </w:r>
+    </w:p>
+    <w:p>
+      <w:pPr>
+        <w:spacing w:before="100" w:beforeAutospacing="1" w:after="100" w:afterAutospacing="1" w:line="240" w:lineRule="auto"/>
+        <w:outlineLvl w:val="2"/>
+        <w:rPr>
+          <w:rFonts w:ascii="Times New Roman" w:eastAsia="Times New Roman" w:hAnsi="Times New Roman" w:cs="Times New Roman"/>
+          <w:b/>
+          <w:bCs/>
+          <w:sz w:val="27"/>
+          <w:szCs w:val="27"/>
+        </w:rPr>
+      </w:pPr>
+      <w:r>
+        <w:rPr>
+          <w:rFonts w:ascii="Times New Roman" w:eastAsia="Times New Roman" w:hAnsi="Times New Roman" w:cs="Times New Roman"/>
+          <w:b/>
+          <w:bCs/>
+          <w:sz w:val="27"/>
+          <w:szCs w:val="27"/>
+        </w:rPr>
+        <w:t>Configuration Management</w:t>
+      </w:r>
+    </w:p>
+    <w:p>
+      <w:pPr>
+        <w:numPr>
+          <w:ilvl w:val="0"/>
+          <w:numId w:val="6"/>
+        </w:numPr>
+        <w:spacing w:before="100" w:beforeAutospacing="1" w:after="100" w:afterAutospacing="1" w:line="240" w:lineRule="auto"/>
+        <w:rPr>
+          <w:rFonts w:ascii="Times New Roman" w:eastAsia="Times New Roman" w:hAnsi="Times New Roman" w:cs="Times New Roman"/>
+          <w:sz w:val="24"/>
+          <w:szCs w:val="24"/>
+        </w:rPr>
+      </w:pPr>
+      <w:r>
+        <w:rPr>
+          <w:rFonts w:ascii="Times New Roman" w:eastAsia="Times New Roman" w:hAnsi="Times New Roman" w:cs="Times New Roman"/>
+          <w:sz w:val="24"/>
+          <w:szCs w:val="24"/>
+        </w:rPr>
+        <w:t xml:space="preserve">Git version control </w:t>
+      </w:r>
+    </w:p>
+    <w:p>
+      <w:pPr>
+        <w:numPr>
+          <w:ilvl w:val="0"/>
+          <w:numId w:val="6"/>
+        </w:numPr>
+        <w:spacing w:before="100" w:beforeAutospacing="1" w:after="100" w:afterAutospacing="1" w:line="240" w:lineRule="auto"/>
+        <w:rPr>
+          <w:rFonts w:ascii="Times New Roman" w:eastAsia="Times New Roman" w:hAnsi="Times New Roman" w:cs="Times New Roman"/>
+          <w:sz w:val="24"/>
+          <w:szCs w:val="24"/>
+        </w:rPr>
+      </w:pPr>
+      <w:r>
+        <w:rPr>
+          <w:rFonts w:ascii="Times New Roman" w:eastAsia="Times New Roman" w:hAnsi="Times New Roman" w:cs="Times New Roman"/>
+          <w:sz w:val="24"/>
+          <w:szCs w:val="24"/>
+        </w:rPr>
+        <w:t xml:space="preserve">GitHub remote repository </w:t>
+      </w:r>
+    </w:p>
+    <w:p>
+      <w:pPr>
+        <w:numPr>
+          <w:ilvl w:val="0"/>
+          <w:numId w:val="6"/>
+        </w:numPr>
+        <w:spacing w:before="100" w:beforeAutospacing="1" w:after="100" w:afterAutospacing="1" w:line="240" w:lineRule="auto"/>
+        <w:rPr>
+          <w:rFonts w:ascii="Times New Roman" w:eastAsia="Times New Roman" w:hAnsi="Times New Roman" w:cs="Times New Roman"/>
+          <w:sz w:val="24"/>
+          <w:szCs w:val="24"/>
+        </w:rPr>
+      </w:pPr>
+      <w:r>
+        <w:rPr>
+          <w:rFonts w:ascii="Times New Roman" w:eastAsia="Times New Roman" w:hAnsi="Times New Roman" w:cs="Times New Roman"/>
+          <w:sz w:val="24"/>
+          <w:szCs w:val="24"/>
+        </w:rPr>
+        <w:t xml:space="preserve">Baseline tagging </w:t>
+      </w:r>
+    </w:p>
+    <w:p>
+      <w:pPr>
+        <w:numPr>
+          <w:ilvl w:val="0"/>
+          <w:numId w:val="6"/>
+        </w:numPr>
+        <w:spacing w:before="100" w:beforeAutospacing="1" w:after="100" w:afterAutospacing="1" w:line="240" w:lineRule="auto"/>
+        <w:rPr>
+          <w:rFonts w:ascii="Times New Roman" w:eastAsia="Times New Roman" w:hAnsi="Times New Roman" w:cs="Times New Roman"/>
+          <w:sz w:val="24"/>
+          <w:szCs w:val="24"/>
+        </w:rPr>
+      </w:pPr>
+      <w:r>
+        <w:rPr>
+          <w:rFonts w:ascii="Times New Roman" w:eastAsia="Times New Roman" w:hAnsi="Times New Roman" w:cs="Times New Roman"/>
+          <w:sz w:val="24"/>
+          <w:szCs w:val="24"/>
+        </w:rPr>
+        <w:t xml:space="preserve">Release archiving </w:t>
+      </w:r>
+    </w:p>
+    <w:p>
+      <w:pPr>
+        <w:numPr>
+          <w:ilvl w:val="0"/>
+          <w:numId w:val="6"/>
+        </w:numPr>
+        <w:spacing w:before="100" w:beforeAutospacing="1" w:after="100" w:afterAutospacing="1" w:line="240" w:lineRule="auto"/>
+        <w:rPr>
+          <w:rFonts w:ascii="Times New Roman" w:eastAsia="Times New Roman" w:hAnsi="Times New Roman" w:cs="Times New Roman"/>
+          <w:sz w:val="24"/>
+          <w:szCs w:val="24"/>
+        </w:rPr>
+      </w:pPr>
+      <w:r>
+        <w:rPr>
+          <w:rFonts w:ascii="Times New Roman" w:eastAsia="Times New Roman" w:hAnsi="Times New Roman" w:cs="Times New Roman"/>
+          <w:sz w:val="24"/>
+          <w:szCs w:val="24"/>
+        </w:rPr>
+        <w:t xml:space="preserve">Repository version history </w:t>
+      </w:r>
+    </w:p>
+    <w:p>
+      <w:pPr>
+        <w:numPr>
+          <w:ilvl w:val="0"/>
+          <w:numId w:val="6"/>
+        </w:numPr>
+        <w:spacing w:before="100" w:beforeAutospacing="1" w:after="100" w:afterAutospacing="1" w:line="240" w:lineRule="auto"/>
+        <w:rPr>
+          <w:rFonts w:ascii="Times New Roman" w:eastAsia="Times New Roman" w:hAnsi="Times New Roman" w:cs="Times New Roman"/>
+          <w:sz w:val="24"/>
+          <w:szCs w:val="24"/>
+        </w:rPr>
+      </w:pPr>
+      <w:r>
+        <w:rPr>
+          <w:rFonts w:ascii="Times New Roman" w:eastAsia="Times New Roman" w:hAnsi="Times New Roman" w:cs="Times New Roman"/>
+          <w:sz w:val="24"/>
+          <w:szCs w:val="24"/>
+        </w:rPr>
+        <w:t xml:space="preserve">Immutable baseline preservation </w:t>
+      </w:r>
+    </w:p>
+    <w:p>
+      <w:pPr>
+        <w:numPr>
+          <w:ilvl w:val="0"/>
+          <w:numId w:val="6"/>
+        </w:numPr>
+        <w:spacing w:before="100" w:beforeAutospacing="1" w:after="100" w:afterAutospacing="1" w:line="240" w:lineRule="auto"/>
+        <w:rPr>
+          <w:rFonts w:ascii="Times New Roman" w:eastAsia="Times New Roman" w:hAnsi="Times New Roman" w:cs="Times New Roman"/>
+          <w:sz w:val="24"/>
+          <w:szCs w:val="24"/>
+        </w:rPr>
+      </w:pPr>
+      <w:r>
+        <w:rPr>
+          <w:rFonts w:ascii="Times New Roman" w:eastAsia="Times New Roman" w:hAnsi="Times New Roman" w:cs="Times New Roman"/>
+          <w:sz w:val="24"/>
+          <w:szCs w:val="24"/>
+        </w:rPr>
+        <w:t>Immutable Git baseline tags</w:t>
+      </w:r>
+    </w:p>
+    <w:p>
+      <w:pPr>
+        <w:numPr>
+          <w:ilvl w:val="0"/>
+          <w:numId w:val="6"/>
+        </w:numPr>
+        <w:spacing w:before="100" w:beforeAutospacing="1" w:after="100" w:afterAutospacing="1" w:line="240" w:lineRule="auto"/>
+        <w:rPr>
+          <w:rFonts w:ascii="Times New Roman" w:eastAsia="Times New Roman" w:hAnsi="Times New Roman" w:cs="Times New Roman"/>
+          <w:sz w:val="24"/>
+          <w:szCs w:val="24"/>
+        </w:rPr>
+      </w:pPr>
+      <w:r>
+        <w:rPr>
+          <w:rFonts w:ascii="Times New Roman" w:eastAsia="Times New Roman" w:hAnsi="Times New Roman" w:cs="Times New Roman"/>
+          <w:sz w:val="24"/>
+          <w:szCs w:val="24"/>
+        </w:rPr>
+        <w:t>Release version traceability</w:t>
+      </w:r>
+    </w:p>
+    <w:p>
+      <w:pPr>
+        <w:numPr>
+          <w:ilvl w:val="0"/>
+          <w:numId w:val="6"/>
+        </w:numPr>
+        <w:spacing w:before="100" w:beforeAutospacing="1" w:after="100" w:afterAutospacing="1" w:line="240" w:lineRule="auto"/>
+        <w:rPr>
+          <w:rFonts w:ascii="Times New Roman" w:eastAsia="Times New Roman" w:hAnsi="Times New Roman" w:cs="Times New Roman"/>
+          <w:sz w:val="24"/>
+          <w:szCs w:val="24"/>
+        </w:rPr>
+      </w:pPr>
+      <w:r>
+        <w:rPr>
+          <w:rFonts w:ascii="Times New Roman" w:eastAsia="Times New Roman" w:hAnsi="Times New Roman" w:cs="Times New Roman"/>
+          <w:sz w:val="24"/>
+          <w:szCs w:val="24"/>
+        </w:rPr>
+        <w:t>Controlled repository branching strategy</w:t>
+      </w:r>
+    </w:p>
+    <w:p>
+      <w:pPr>
+        <w:numPr>
+          <w:ilvl w:val="0"/>
+          <w:numId w:val="6"/>
+        </w:numPr>
+        <w:spacing w:before="100" w:beforeAutospacing="1" w:after="100" w:afterAutospacing="1" w:line="240" w:lineRule="auto"/>
+        <w:rPr>
+          <w:rFonts w:ascii="Times New Roman" w:eastAsia="Times New Roman" w:hAnsi="Times New Roman" w:cs="Times New Roman"/>
+          <w:sz w:val="24"/>
+          <w:szCs w:val="24"/>
+        </w:rPr>
+      </w:pPr>
+      <w:r>
+        <w:rPr>
+          <w:rFonts w:ascii="Times New Roman" w:eastAsia="Times New Roman" w:hAnsi="Times New Roman" w:cs="Times New Roman"/>
+          <w:sz w:val="24"/>
+          <w:szCs w:val="24"/>
+        </w:rPr>
+        <w:t>Historical</w:t>
+      </w:r>
+      <w:r>
+        <w:t xml:space="preserve"> baseline preservation</w:t>
+      </w:r>
+    </w:p>
+    <w:p>
+      <w:pPr>
+        <w:spacing w:before="100" w:beforeAutospacing="1" w:after="100" w:afterAutospacing="1" w:line="240" w:lineRule="auto"/>
+        <w:outlineLvl w:val="2"/>
+        <w:rPr>
+          <w:rFonts w:ascii="Times New Roman" w:eastAsia="Times New Roman" w:hAnsi="Times New Roman" w:cs="Times New Roman"/>
+          <w:b/>
+          <w:bCs/>
+          <w:sz w:val="27"/>
+          <w:szCs w:val="27"/>
+        </w:rPr>
+      </w:pPr>
+      <w:r>
+        <w:rPr>
+          <w:rFonts w:ascii="Times New Roman" w:eastAsia="Times New Roman" w:hAnsi="Times New Roman" w:cs="Times New Roman"/>
+          <w:b/>
+          <w:bCs/>
+          <w:sz w:val="27"/>
+          <w:szCs w:val="27"/>
+        </w:rPr>
+        <w:t>Repository Assurance</w:t>
+      </w:r>
+    </w:p>
+    <w:p>
+      <w:pPr>
+        <w:numPr>
+          <w:ilvl w:val="0"/>
+          <w:numId w:val="7"/>
+        </w:numPr>
+        <w:spacing w:before="100" w:beforeAutospacing="1" w:after="100" w:afterAutospacing="1" w:line="240" w:lineRule="auto"/>
+        <w:rPr>
+          <w:rFonts w:ascii="Times New Roman" w:eastAsia="Times New Roman" w:hAnsi="Times New Roman" w:cs="Times New Roman"/>
+          <w:sz w:val="24"/>
+          <w:szCs w:val="24"/>
+        </w:rPr>
+      </w:pPr>
+      <w:r>
+        <w:rPr>
+          <w:rFonts w:ascii="Times New Roman" w:eastAsia="Times New Roman" w:hAnsi="Times New Roman" w:cs="Times New Roman"/>
+          <w:sz w:val="24"/>
+          <w:szCs w:val="24"/>
+        </w:rPr>
+        <w:t xml:space="preserve">Automated document register generation </w:t>
+      </w:r>
+    </w:p>
+    <w:p>
+      <w:pPr>
+        <w:numPr>
+          <w:ilvl w:val="0"/>
+          <w:numId w:val="7"/>
+        </w:numPr>
+        <w:spacing w:before="100" w:beforeAutospacing="1" w:after="100" w:afterAutospacing="1" w:line="240" w:lineRule="auto"/>
+        <w:rPr>
+          <w:rFonts w:ascii="Times New Roman" w:eastAsia="Times New Roman" w:hAnsi="Times New Roman" w:cs="Times New Roman"/>
+          <w:sz w:val="24"/>
+          <w:szCs w:val="24"/>
+        </w:rPr>
+      </w:pPr>
+      <w:r>
+        <w:rPr>
+          <w:rFonts w:ascii="Times New Roman" w:eastAsia="Times New Roman" w:hAnsi="Times New Roman" w:cs="Times New Roman"/>
+          <w:sz w:val="24"/>
+          <w:szCs w:val="24"/>
+        </w:rPr>
+        <w:t xml:space="preserve">Automated SHA256 hash generation </w:t>
+      </w:r>
+    </w:p>
+    <w:p>
+      <w:pPr>
+        <w:numPr>
+          <w:ilvl w:val="0"/>
+          <w:numId w:val="7"/>
+        </w:numPr>
+        <w:spacing w:before="100" w:beforeAutospacing="1" w:after="100" w:afterAutospacing="1" w:line="240" w:lineRule="auto"/>
+        <w:rPr>
+          <w:rFonts w:ascii="Times New Roman" w:eastAsia="Times New Roman" w:hAnsi="Times New Roman" w:cs="Times New Roman"/>
+          <w:sz w:val="24"/>
+          <w:szCs w:val="24"/>
+        </w:rPr>
+      </w:pPr>
+      <w:r>
+        <w:rPr>
+          <w:rFonts w:ascii="Times New Roman" w:eastAsia="Times New Roman" w:hAnsi="Times New Roman" w:cs="Times New Roman"/>
+          <w:sz w:val="24"/>
+          <w:szCs w:val="24"/>
+        </w:rPr>
+        <w:t xml:space="preserve">Repository integrity verification </w:t>
+      </w:r>
+    </w:p>
+    <w:p>
+      <w:pPr>
+        <w:numPr>
+          <w:ilvl w:val="0"/>
+          <w:numId w:val="7"/>
+        </w:numPr>
+        <w:spacing w:before="100" w:beforeAutospacing="1" w:after="100" w:afterAutospacing="1" w:line="240" w:lineRule="auto"/>
+        <w:rPr>
+          <w:rFonts w:ascii="Times New Roman" w:eastAsia="Times New Roman" w:hAnsi="Times New Roman" w:cs="Times New Roman"/>
+          <w:sz w:val="24"/>
+          <w:szCs w:val="24"/>
+        </w:rPr>
+      </w:pPr>
+      <w:r>
+        <w:rPr>
+          <w:rFonts w:ascii="Times New Roman" w:eastAsia="Times New Roman" w:hAnsi="Times New Roman" w:cs="Times New Roman"/>
+          <w:sz w:val="24"/>
+          <w:szCs w:val="24"/>
+        </w:rPr>
+        <w:t xml:space="preserve">Repository structure validation </w:t>
+      </w:r>
+    </w:p>
+    <w:p>
+      <w:pPr>
+        <w:numPr>
+          <w:ilvl w:val="0"/>
+          <w:numId w:val="7"/>
+        </w:numPr>
+        <w:spacing w:before="100" w:beforeAutospacing="1" w:after="100" w:afterAutospacing="1" w:line="240" w:lineRule="auto"/>
+        <w:rPr>
+          <w:rFonts w:ascii="Times New Roman" w:eastAsia="Times New Roman" w:hAnsi="Times New Roman" w:cs="Times New Roman"/>
+          <w:sz w:val="24"/>
+          <w:szCs w:val="24"/>
+        </w:rPr>
+      </w:pPr>
+      <w:r>
+        <w:rPr>
+          <w:rFonts w:ascii="Times New Roman" w:eastAsia="Times New Roman" w:hAnsi="Times New Roman" w:cs="Times New Roman"/>
+          <w:sz w:val="24"/>
+          <w:szCs w:val="24"/>
+        </w:rPr>
+        <w:t xml:space="preserve">Document naming validation </w:t>
+      </w:r>
+    </w:p>
+    <w:p>
+      <w:pPr>
+        <w:numPr>
+          <w:ilvl w:val="0"/>
+          <w:numId w:val="7"/>
+        </w:numPr>
+        <w:spacing w:before="100" w:beforeAutospacing="1" w:after="100" w:afterAutospacing="1" w:line="240" w:lineRule="auto"/>
+        <w:rPr>
+          <w:rFonts w:ascii="Times New Roman" w:eastAsia="Times New Roman" w:hAnsi="Times New Roman" w:cs="Times New Roman"/>
+          <w:sz w:val="24"/>
+          <w:szCs w:val="24"/>
+        </w:rPr>
+      </w:pPr>
+      <w:r>
+        <w:rPr>
+          <w:rFonts w:ascii="Times New Roman" w:eastAsia="Times New Roman" w:hAnsi="Times New Roman" w:cs="Times New Roman"/>
+          <w:sz w:val="24"/>
+          <w:szCs w:val="24"/>
+        </w:rPr>
+        <w:t xml:space="preserve">Repository statistics generation </w:t>
+      </w:r>
+    </w:p>
+    <w:p>
+      <w:pPr>
+        <w:numPr>
+          <w:ilvl w:val="0"/>
+          <w:numId w:val="7"/>
+        </w:numPr>
+        <w:spacing w:before="100" w:beforeAutospacing="1" w:after="100" w:afterAutospacing="1" w:line="240" w:lineRule="auto"/>
+        <w:rPr>
+          <w:rFonts w:ascii="Times New Roman" w:eastAsia="Times New Roman" w:hAnsi="Times New Roman" w:cs="Times New Roman"/>
+          <w:sz w:val="24"/>
+          <w:szCs w:val="24"/>
+        </w:rPr>
+      </w:pPr>
+      <w:r>
+        <w:rPr>
+          <w:rFonts w:ascii="Times New Roman" w:eastAsia="Times New Roman" w:hAnsi="Times New Roman" w:cs="Times New Roman"/>
+          <w:sz w:val="24"/>
+          <w:szCs w:val="24"/>
+        </w:rPr>
+        <w:t xml:space="preserve">Manifest generation </w:t>
+      </w:r>
+    </w:p>
+    <w:p>
+      <w:pPr>
+        <w:numPr>
+          <w:ilvl w:val="0"/>
+          <w:numId w:val="7"/>
+        </w:numPr>
+        <w:spacing w:before="100" w:beforeAutospacing="1" w:after="100" w:afterAutospacing="1" w:line="240" w:lineRule="auto"/>
+        <w:rPr>
+          <w:rFonts w:ascii="Times New Roman" w:eastAsia="Times New Roman" w:hAnsi="Times New Roman" w:cs="Times New Roman"/>
+          <w:sz w:val="24"/>
+          <w:szCs w:val="24"/>
+        </w:rPr>
+      </w:pPr>
+      <w:r>
+        <w:rPr>
+          <w:rFonts w:ascii="Times New Roman" w:eastAsia="Times New Roman" w:hAnsi="Times New Roman" w:cs="Times New Roman"/>
+          <w:sz w:val="24"/>
+          <w:szCs w:val="24"/>
+        </w:rPr>
+        <w:t xml:space="preserve">Release verification </w:t>
+      </w:r>
+    </w:p>
+    <w:p>
+      <w:pPr>
+        <w:spacing w:before="100" w:beforeAutospacing="1" w:after="100" w:afterAutospacing="1" w:line="240" w:lineRule="auto"/>
+        <w:outlineLvl w:val="2"/>
+        <w:rPr>
+          <w:rFonts w:ascii="Times New Roman" w:eastAsia="Times New Roman" w:hAnsi="Times New Roman" w:cs="Times New Roman"/>
+          <w:b/>
+          <w:bCs/>
+          <w:sz w:val="27"/>
+          <w:szCs w:val="27"/>
+        </w:rPr>
+      </w:pPr>
+      <w:r>
+        <w:rPr>
+          <w:rFonts w:ascii="Times New Roman" w:eastAsia="Times New Roman" w:hAnsi="Times New Roman" w:cs="Times New Roman"/>
+          <w:b/>
+          <w:bCs/>
+          <w:sz w:val="27"/>
+          <w:szCs w:val="27"/>
+        </w:rPr>
+        <w:t>Evidence Management</w:t>
+      </w:r>
+    </w:p>
+    <w:p>
+      <w:pPr>
+        <w:numPr>
+          <w:ilvl w:val="0"/>
+          <w:numId w:val="8"/>
+        </w:numPr>
+        <w:spacing w:before="100" w:beforeAutospacing="1" w:after="100" w:afterAutospacing="1" w:line="240" w:lineRule="auto"/>
+        <w:rPr>
+          <w:rFonts w:ascii="Times New Roman" w:eastAsia="Times New Roman" w:hAnsi="Times New Roman" w:cs="Times New Roman"/>
+          <w:sz w:val="24"/>
+          <w:szCs w:val="24"/>
+        </w:rPr>
+      </w:pPr>
+      <w:r>
+        <w:rPr>
+          <w:rFonts w:ascii="Times New Roman" w:eastAsia="Times New Roman" w:hAnsi="Times New Roman" w:cs="Times New Roman"/>
+          <w:sz w:val="24"/>
+          <w:szCs w:val="24"/>
+        </w:rPr>
+        <w:t xml:space="preserve">Hash inventory management </w:t>
+      </w:r>
+    </w:p>
+    <w:p>
+      <w:pPr>
+        <w:numPr>
+          <w:ilvl w:val="0"/>
+          <w:numId w:val="8"/>
+        </w:numPr>
+        <w:spacing w:before="100" w:beforeAutospacing="1" w:after="100" w:afterAutospacing="1" w:line="240" w:lineRule="auto"/>
+        <w:rPr>
+          <w:rFonts w:ascii="Times New Roman" w:eastAsia="Times New Roman" w:hAnsi="Times New Roman" w:cs="Times New Roman"/>
+          <w:sz w:val="24"/>
+          <w:szCs w:val="24"/>
+        </w:rPr>
+      </w:pPr>
+      <w:r>
+        <w:rPr>
+          <w:rFonts w:ascii="Times New Roman" w:eastAsia="Times New Roman" w:hAnsi="Times New Roman" w:cs="Times New Roman"/>
+          <w:sz w:val="24"/>
+          <w:szCs w:val="24"/>
+        </w:rPr>
+        <w:t xml:space="preserve">Approval record management </w:t>
+      </w:r>
+    </w:p>
+    <w:p>
+      <w:pPr>
+        <w:numPr>
+          <w:ilvl w:val="0"/>
+          <w:numId w:val="8"/>
+        </w:numPr>
+        <w:spacing w:before="100" w:beforeAutospacing="1" w:after="100" w:afterAutospacing="1" w:line="240" w:lineRule="auto"/>
+        <w:rPr>
+          <w:rFonts w:ascii="Times New Roman" w:eastAsia="Times New Roman" w:hAnsi="Times New Roman" w:cs="Times New Roman"/>
+          <w:sz w:val="24"/>
+          <w:szCs w:val="24"/>
+        </w:rPr>
+      </w:pPr>
+      <w:r>
+        <w:rPr>
+          <w:rFonts w:ascii="Times New Roman" w:eastAsia="Times New Roman" w:hAnsi="Times New Roman" w:cs="Times New Roman"/>
+          <w:sz w:val="24"/>
+          <w:szCs w:val="24"/>
+        </w:rPr>
+        <w:t xml:space="preserve">Verification evidence </w:t>
+      </w:r>
+    </w:p>
+    <w:p>
+      <w:pPr>
+        <w:numPr>
+          <w:ilvl w:val="0"/>
+          <w:numId w:val="8"/>
+        </w:numPr>
+        <w:spacing w:before="100" w:beforeAutospacing="1" w:after="100" w:afterAutospacing="1" w:line="240" w:lineRule="auto"/>
+        <w:rPr>
+          <w:rFonts w:ascii="Times New Roman" w:eastAsia="Times New Roman" w:hAnsi="Times New Roman" w:cs="Times New Roman"/>
+          <w:sz w:val="24"/>
+          <w:szCs w:val="24"/>
+        </w:rPr>
+      </w:pPr>
+      <w:r>
+        <w:rPr>
+          <w:rFonts w:ascii="Times New Roman" w:eastAsia="Times New Roman" w:hAnsi="Times New Roman" w:cs="Times New Roman"/>
+          <w:sz w:val="24"/>
+          <w:szCs w:val="24"/>
+        </w:rPr>
+        <w:t xml:space="preserve">Audit evidence </w:t>
+      </w:r>
+    </w:p>
+    <w:p>
+      <w:pPr>
+        <w:numPr>
+          <w:ilvl w:val="0"/>
+          <w:numId w:val="8"/>
+        </w:numPr>
+        <w:spacing w:before="100" w:beforeAutospacing="1" w:after="100" w:afterAutospacing="1" w:line="240" w:lineRule="auto"/>
+        <w:rPr>
+          <w:rFonts w:ascii="Times New Roman" w:eastAsia="Times New Roman" w:hAnsi="Times New Roman" w:cs="Times New Roman"/>
+          <w:sz w:val="24"/>
+          <w:szCs w:val="24"/>
+        </w:rPr>
+      </w:pPr>
+      <w:r>
+        <w:rPr>
+          <w:rFonts w:ascii="Times New Roman" w:eastAsia="Times New Roman" w:hAnsi="Times New Roman" w:cs="Times New Roman"/>
+          <w:sz w:val="24"/>
+          <w:szCs w:val="24"/>
+        </w:rPr>
+        <w:t xml:space="preserve">Release evidence </w:t>
+      </w:r>
+    </w:p>
+    <w:p>
+      <w:pPr>
+        <w:numPr>
+          <w:ilvl w:val="0"/>
+          <w:numId w:val="8"/>
+        </w:numPr>
+        <w:spacing w:before="100" w:beforeAutospacing="1" w:after="100" w:afterAutospacing="1" w:line="240" w:lineRule="auto"/>
+        <w:rPr>
+          <w:rFonts w:ascii="Times New Roman" w:eastAsia="Times New Roman" w:hAnsi="Times New Roman" w:cs="Times New Roman"/>
+          <w:sz w:val="24"/>
+          <w:szCs w:val="24"/>
+        </w:rPr>
+      </w:pPr>
+      <w:r>
+        <w:rPr>
+          <w:rFonts w:ascii="Times New Roman" w:eastAsia="Times New Roman" w:hAnsi="Times New Roman" w:cs="Times New Roman"/>
+          <w:sz w:val="24"/>
+          <w:szCs w:val="24"/>
+        </w:rPr>
+        <w:t xml:space="preserve">Baseline evidence preservation </w:t>
+      </w:r>
+    </w:p>
+    <w:p>
+      <w:pPr>
+        <w:spacing w:before="100" w:beforeAutospacing="1" w:after="100" w:afterAutospacing="1" w:line="240" w:lineRule="auto"/>
+        <w:outlineLvl w:val="2"/>
+        <w:rPr>
+          <w:rFonts w:ascii="Times New Roman" w:eastAsia="Times New Roman" w:hAnsi="Times New Roman" w:cs="Times New Roman"/>
+          <w:b/>
+          <w:bCs/>
+          <w:sz w:val="27"/>
+          <w:szCs w:val="27"/>
+        </w:rPr>
+      </w:pPr>
+      <w:r>
+        <w:rPr>
+          <w:rFonts w:ascii="Times New Roman" w:eastAsia="Times New Roman" w:hAnsi="Times New Roman" w:cs="Times New Roman"/>
+          <w:b/>
+          <w:bCs/>
+          <w:sz w:val="27"/>
+          <w:szCs w:val="27"/>
+        </w:rPr>
+        <w:lastRenderedPageBreak/>
+        <w:t>Automation</w:t>
+      </w:r>
+    </w:p>
+    <w:p>
+      <w:pPr>
+        <w:numPr>
+          <w:ilvl w:val="0"/>
+          <w:numId w:val="9"/>
+        </w:numPr>
+        <w:spacing w:before="100" w:beforeAutospacing="1" w:after="100" w:afterAutospacing="1" w:line="240" w:lineRule="auto"/>
+        <w:rPr>
+          <w:rFonts w:ascii="Times New Roman" w:eastAsia="Times New Roman" w:hAnsi="Times New Roman" w:cs="Times New Roman"/>
+          <w:sz w:val="24"/>
+          <w:szCs w:val="24"/>
+        </w:rPr>
+      </w:pPr>
+      <w:r>
+        <w:rPr>
+          <w:rFonts w:ascii="Times New Roman" w:eastAsia="Times New Roman" w:hAnsi="Times New Roman" w:cs="Times New Roman"/>
+          <w:sz w:val="24"/>
+          <w:szCs w:val="24"/>
+        </w:rPr>
+        <w:t xml:space="preserve">Baseline build automation </w:t>
+      </w:r>
+    </w:p>
+    <w:p>
+      <w:pPr>
+        <w:numPr>
+          <w:ilvl w:val="0"/>
+          <w:numId w:val="9"/>
+        </w:numPr>
+        <w:spacing w:before="100" w:beforeAutospacing="1" w:after="100" w:afterAutospacing="1" w:line="240" w:lineRule="auto"/>
+        <w:rPr>
+          <w:rFonts w:ascii="Times New Roman" w:eastAsia="Times New Roman" w:hAnsi="Times New Roman" w:cs="Times New Roman"/>
+          <w:sz w:val="24"/>
+          <w:szCs w:val="24"/>
+        </w:rPr>
+      </w:pPr>
+      <w:r>
+        <w:rPr>
+          <w:rFonts w:ascii="Times New Roman" w:eastAsia="Times New Roman" w:hAnsi="Times New Roman" w:cs="Times New Roman"/>
+          <w:sz w:val="24"/>
+          <w:szCs w:val="24"/>
+        </w:rPr>
+        <w:t xml:space="preserve">Repository release automation </w:t>
+      </w:r>
+    </w:p>
+    <w:p>
+      <w:pPr>
+        <w:numPr>
+          <w:ilvl w:val="0"/>
+          <w:numId w:val="9"/>
+        </w:numPr>
+        <w:spacing w:before="100" w:beforeAutospacing="1" w:after="100" w:afterAutospacing="1" w:line="240" w:lineRule="auto"/>
+        <w:rPr>
+          <w:rFonts w:ascii="Times New Roman" w:eastAsia="Times New Roman" w:hAnsi="Times New Roman" w:cs="Times New Roman"/>
+          <w:sz w:val="24"/>
+          <w:szCs w:val="24"/>
+        </w:rPr>
+      </w:pPr>
+      <w:r>
+        <w:rPr>
+          <w:rFonts w:ascii="Times New Roman" w:eastAsia="Times New Roman" w:hAnsi="Times New Roman" w:cs="Times New Roman"/>
+          <w:sz w:val="24"/>
+          <w:szCs w:val="24"/>
+        </w:rPr>
+        <w:t xml:space="preserve">Manifest generation </w:t>
+      </w:r>
+    </w:p>
+    <w:p>
+      <w:pPr>
+        <w:numPr>
+          <w:ilvl w:val="0"/>
+          <w:numId w:val="9"/>
+        </w:numPr>
+        <w:spacing w:before="100" w:beforeAutospacing="1" w:after="100" w:afterAutospacing="1" w:line="240" w:lineRule="auto"/>
+        <w:rPr>
+          <w:rFonts w:ascii="Times New Roman" w:eastAsia="Times New Roman" w:hAnsi="Times New Roman" w:cs="Times New Roman"/>
+          <w:sz w:val="24"/>
+          <w:szCs w:val="24"/>
+        </w:rPr>
+      </w:pPr>
+      <w:r>
+        <w:rPr>
+          <w:rFonts w:ascii="Times New Roman" w:eastAsia="Times New Roman" w:hAnsi="Times New Roman" w:cs="Times New Roman"/>
+          <w:sz w:val="24"/>
+          <w:szCs w:val="24"/>
+        </w:rPr>
+        <w:t xml:space="preserve">Validation automation </w:t>
+      </w:r>
+    </w:p>
+    <w:p>
+      <w:pPr>
+        <w:numPr>
+          <w:ilvl w:val="0"/>
+          <w:numId w:val="9"/>
+        </w:numPr>
+        <w:spacing w:before="100" w:beforeAutospacing="1" w:after="100" w:afterAutospacing="1" w:line="240" w:lineRule="auto"/>
+        <w:rPr>
+          <w:rFonts w:ascii="Times New Roman" w:eastAsia="Times New Roman" w:hAnsi="Times New Roman" w:cs="Times New Roman"/>
+          <w:sz w:val="24"/>
+          <w:szCs w:val="24"/>
+        </w:rPr>
+      </w:pPr>
+      <w:r>
+        <w:rPr>
+          <w:rFonts w:ascii="Times New Roman" w:eastAsia="Times New Roman" w:hAnsi="Times New Roman" w:cs="Times New Roman"/>
+          <w:sz w:val="24"/>
+          <w:szCs w:val="24"/>
+        </w:rPr>
+        <w:t xml:space="preserve">Verification automation </w:t>
+      </w:r>
+    </w:p>
+    <w:p>
+      <w:pPr>
+        <w:numPr>
+          <w:ilvl w:val="0"/>
+          <w:numId w:val="9"/>
+        </w:numPr>
+        <w:spacing w:before="100" w:beforeAutospacing="1" w:after="100" w:afterAutospacing="1" w:line="240" w:lineRule="auto"/>
+        <w:rPr>
+          <w:rFonts w:ascii="Times New Roman" w:eastAsia="Times New Roman" w:hAnsi="Times New Roman" w:cs="Times New Roman"/>
+          <w:sz w:val="24"/>
+          <w:szCs w:val="24"/>
+        </w:rPr>
+      </w:pPr>
+      <w:r>
+        <w:rPr>
+          <w:rFonts w:ascii="Times New Roman" w:eastAsia="Times New Roman" w:hAnsi="Times New Roman" w:cs="Times New Roman"/>
+          <w:sz w:val="24"/>
+          <w:szCs w:val="24"/>
+        </w:rPr>
+        <w:t xml:space="preserve">Document inventory automation </w:t>
+      </w:r>
+    </w:p>
+    <w:p>
+      <w:pPr>
+        <w:spacing w:before="100" w:beforeAutospacing="1" w:after="100" w:afterAutospacing="1" w:line="240" w:lineRule="auto"/>
+        <w:outlineLvl w:val="1"/>
+        <w:rPr>
+          <w:rFonts w:ascii="Times New Roman" w:eastAsia="Times New Roman" w:hAnsi="Times New Roman" w:cs="Times New Roman"/>
+          <w:b/>
+          <w:bCs/>
+          <w:sz w:val="36"/>
+          <w:szCs w:val="36"/>
+        </w:rPr>
+      </w:pPr>
+      <w:r>
+        <w:rPr>
+          <w:rFonts w:ascii="Times New Roman" w:eastAsia="Times New Roman" w:hAnsi="Times New Roman" w:cs="Times New Roman"/>
+          <w:b/>
+          <w:bCs/>
+          <w:sz w:val="36"/>
+          <w:szCs w:val="36"/>
+        </w:rPr>
+        <w:t>Automation Maturity</w:t>
+      </w:r>
+    </w:p>
+    <w:p>
+      <w:pPr>
+        <w:spacing w:before="100" w:beforeAutospacing="1" w:after="100" w:afterAutospacing="1" w:line="240" w:lineRule="auto"/>
+        <w:rPr>
+          <w:rFonts w:ascii="Times New Roman" w:eastAsia="Times New Roman" w:hAnsi="Times New Roman" w:cs="Times New Roman"/>
+          <w:sz w:val="24"/>
+          <w:szCs w:val="24"/>
+        </w:rPr>
+      </w:pPr>
+      <w:r>
+        <w:rPr>
+          <w:rFonts w:ascii="Times New Roman" w:eastAsia="Times New Roman" w:hAnsi="Times New Roman" w:cs="Times New Roman"/>
+          <w:sz w:val="24"/>
+          <w:szCs w:val="24"/>
+        </w:rPr>
+        <w:t>Current automation coverage includes:</w:t>
+      </w:r>
+    </w:p>
+    <w:p>
+      <w:pPr>
+        <w:numPr>
+          <w:ilvl w:val="0"/>
+          <w:numId w:val="12"/>
+        </w:numPr>
+        <w:spacing w:before="100" w:beforeAutospacing="1" w:after="100" w:afterAutospacing="1" w:line="240" w:lineRule="auto"/>
+        <w:rPr>
+          <w:rFonts w:ascii="Times New Roman" w:eastAsia="Times New Roman" w:hAnsi="Times New Roman" w:cs="Times New Roman"/>
+          <w:sz w:val="24"/>
+          <w:szCs w:val="24"/>
+        </w:rPr>
+      </w:pPr>
+      <w:r>
+        <w:rPr>
+          <w:rFonts w:ascii="Times New Roman" w:eastAsia="Times New Roman" w:hAnsi="Times New Roman" w:cs="Times New Roman"/>
+          <w:sz w:val="24"/>
+          <w:szCs w:val="24"/>
+        </w:rPr>
+        <w:t xml:space="preserve">Document inventory generation </w:t>
+      </w:r>
+    </w:p>
+    <w:p>
+      <w:pPr>
+        <w:numPr>
+          <w:ilvl w:val="0"/>
+          <w:numId w:val="12"/>
+        </w:numPr>
+        <w:spacing w:before="100" w:beforeAutospacing="1" w:after="100" w:afterAutospacing="1" w:line="240" w:lineRule="auto"/>
+        <w:rPr>
+          <w:rFonts w:ascii="Times New Roman" w:eastAsia="Times New Roman" w:hAnsi="Times New Roman" w:cs="Times New Roman"/>
+          <w:sz w:val="24"/>
+          <w:szCs w:val="24"/>
+        </w:rPr>
+      </w:pPr>
+      <w:r>
+        <w:rPr>
+          <w:rFonts w:ascii="Times New Roman" w:eastAsia="Times New Roman" w:hAnsi="Times New Roman" w:cs="Times New Roman"/>
+          <w:sz w:val="24"/>
+          <w:szCs w:val="24"/>
+        </w:rPr>
+        <w:t xml:space="preserve">Repository validation </w:t>
+      </w:r>
+    </w:p>
+    <w:p>
+      <w:pPr>
+        <w:numPr>
+          <w:ilvl w:val="0"/>
+          <w:numId w:val="12"/>
+        </w:numPr>
+        <w:spacing w:before="100" w:beforeAutospacing="1" w:after="100" w:afterAutospacing="1" w:line="240" w:lineRule="auto"/>
+        <w:rPr>
+          <w:rFonts w:ascii="Times New Roman" w:eastAsia="Times New Roman" w:hAnsi="Times New Roman" w:cs="Times New Roman"/>
+          <w:sz w:val="24"/>
+          <w:szCs w:val="24"/>
+        </w:rPr>
+      </w:pPr>
+      <w:r>
+        <w:rPr>
+          <w:rFonts w:ascii="Times New Roman" w:eastAsia="Times New Roman" w:hAnsi="Times New Roman" w:cs="Times New Roman"/>
+          <w:sz w:val="24"/>
+          <w:szCs w:val="24"/>
+        </w:rPr>
+        <w:t xml:space="preserve">Repository statistics </w:t>
+      </w:r>
+    </w:p>
+    <w:p>
+      <w:pPr>
+        <w:numPr>
+          <w:ilvl w:val="0"/>
+          <w:numId w:val="12"/>
+        </w:numPr>
+        <w:spacing w:before="100" w:beforeAutospacing="1" w:after="100" w:afterAutospacing="1" w:line="240" w:lineRule="auto"/>
+        <w:rPr>
+          <w:rFonts w:ascii="Times New Roman" w:eastAsia="Times New Roman" w:hAnsi="Times New Roman" w:cs="Times New Roman"/>
+          <w:sz w:val="24"/>
+          <w:szCs w:val="24"/>
+        </w:rPr>
+      </w:pPr>
+      <w:r>
+        <w:rPr>
+          <w:rFonts w:ascii="Times New Roman" w:eastAsia="Times New Roman" w:hAnsi="Times New Roman" w:cs="Times New Roman"/>
+          <w:sz w:val="24"/>
+          <w:szCs w:val="24"/>
+        </w:rPr>
+        <w:t xml:space="preserve">Naming compliance </w:t>
+      </w:r>
+    </w:p>
+    <w:p>
+      <w:pPr>
+        <w:numPr>
+          <w:ilvl w:val="0"/>
+          <w:numId w:val="12"/>
+        </w:numPr>
+        <w:spacing w:before="100" w:beforeAutospacing="1" w:after="100" w:afterAutospacing="1" w:line="240" w:lineRule="auto"/>
+        <w:rPr>
+          <w:rFonts w:ascii="Times New Roman" w:eastAsia="Times New Roman" w:hAnsi="Times New Roman" w:cs="Times New Roman"/>
+          <w:sz w:val="24"/>
+          <w:szCs w:val="24"/>
+        </w:rPr>
+      </w:pPr>
+      <w:r>
+        <w:rPr>
+          <w:rFonts w:ascii="Times New Roman" w:eastAsia="Times New Roman" w:hAnsi="Times New Roman" w:cs="Times New Roman"/>
+          <w:sz w:val="24"/>
+          <w:szCs w:val="24"/>
+        </w:rPr>
+        <w:t xml:space="preserve">Structure validation </w:t>
+      </w:r>
+    </w:p>
+    <w:p>
+      <w:pPr>
+        <w:numPr>
+          <w:ilvl w:val="0"/>
+          <w:numId w:val="12"/>
+        </w:numPr>
+        <w:spacing w:before="100" w:beforeAutospacing="1" w:after="100" w:afterAutospacing="1" w:line="240" w:lineRule="auto"/>
+        <w:rPr>
+          <w:rFonts w:ascii="Times New Roman" w:eastAsia="Times New Roman" w:hAnsi="Times New Roman" w:cs="Times New Roman"/>
+          <w:sz w:val="24"/>
+          <w:szCs w:val="24"/>
+        </w:rPr>
+      </w:pPr>
+      <w:r>
+        <w:rPr>
+          <w:rFonts w:ascii="Times New Roman" w:eastAsia="Times New Roman" w:hAnsi="Times New Roman" w:cs="Times New Roman"/>
+          <w:sz w:val="24"/>
+          <w:szCs w:val="24"/>
+        </w:rPr>
+        <w:t xml:space="preserve">Baseline generation </w:t>
+      </w:r>
+    </w:p>
+    <w:p>
+      <w:pPr>
+        <w:numPr>
+          <w:ilvl w:val="0"/>
+          <w:numId w:val="12"/>
+        </w:numPr>
+        <w:spacing w:before="100" w:beforeAutospacing="1" w:after="100" w:afterAutospacing="1" w:line="240" w:lineRule="auto"/>
+        <w:rPr>
+          <w:rFonts w:ascii="Times New Roman" w:eastAsia="Times New Roman" w:hAnsi="Times New Roman" w:cs="Times New Roman"/>
+          <w:sz w:val="24"/>
+          <w:szCs w:val="24"/>
+        </w:rPr>
+      </w:pPr>
+      <w:r>
+        <w:rPr>
+          <w:rFonts w:ascii="Times New Roman" w:eastAsia="Times New Roman" w:hAnsi="Times New Roman" w:cs="Times New Roman"/>
+          <w:sz w:val="24"/>
+          <w:szCs w:val="24"/>
+        </w:rPr>
+        <w:t xml:space="preserve">Release automation </w:t>
+      </w:r>
+    </w:p>
+    <w:p>
+      <w:pPr>
+        <w:spacing w:before="100" w:beforeAutospacing="1" w:after="100" w:afterAutospacing="1" w:line="240" w:lineRule="auto"/>
+        <w:rPr>
+          <w:rFonts w:ascii="Times New Roman" w:eastAsia="Times New Roman" w:hAnsi="Times New Roman" w:cs="Times New Roman"/>
+          <w:sz w:val="24"/>
+          <w:szCs w:val="24"/>
+        </w:rPr>
+      </w:pPr>
+      <w:r>
+        <w:rPr>
+          <w:rFonts w:ascii="Times New Roman" w:eastAsia="Times New Roman" w:hAnsi="Times New Roman" w:cs="Times New Roman"/>
+          <w:sz w:val="24"/>
+          <w:szCs w:val="24"/>
+        </w:rPr>
+        <w:t>Future automation targets include:</w:t>
+      </w:r>
+    </w:p>
+    <w:p>
+      <w:pPr>
+        <w:numPr>
+          <w:ilvl w:val="0"/>
+          <w:numId w:val="13"/>
+        </w:numPr>
+        <w:spacing w:before="100" w:beforeAutospacing="1" w:after="100" w:afterAutospacing="1" w:line="240" w:lineRule="auto"/>
+        <w:rPr>
+          <w:rFonts w:ascii="Times New Roman" w:eastAsia="Times New Roman" w:hAnsi="Times New Roman" w:cs="Times New Roman"/>
+          <w:sz w:val="24"/>
+          <w:szCs w:val="24"/>
+        </w:rPr>
+      </w:pPr>
+      <w:r>
+        <w:rPr>
+          <w:rFonts w:ascii="Times New Roman" w:eastAsia="Times New Roman" w:hAnsi="Times New Roman" w:cs="Times New Roman"/>
+          <w:sz w:val="24"/>
+          <w:szCs w:val="24"/>
+        </w:rPr>
+        <w:t xml:space="preserve">Continuous Integration (CI) </w:t>
+      </w:r>
+    </w:p>
+    <w:p>
+      <w:pPr>
+        <w:numPr>
+          <w:ilvl w:val="0"/>
+          <w:numId w:val="13"/>
+        </w:numPr>
+        <w:spacing w:before="100" w:beforeAutospacing="1" w:after="100" w:afterAutospacing="1" w:line="240" w:lineRule="auto"/>
+        <w:rPr>
+          <w:rFonts w:ascii="Times New Roman" w:eastAsia="Times New Roman" w:hAnsi="Times New Roman" w:cs="Times New Roman"/>
+          <w:sz w:val="24"/>
+          <w:szCs w:val="24"/>
+        </w:rPr>
+      </w:pPr>
+      <w:r>
+        <w:rPr>
+          <w:rFonts w:ascii="Times New Roman" w:eastAsia="Times New Roman" w:hAnsi="Times New Roman" w:cs="Times New Roman"/>
+          <w:sz w:val="24"/>
+          <w:szCs w:val="24"/>
+        </w:rPr>
+        <w:t xml:space="preserve">Automated pull request validation </w:t>
+      </w:r>
+    </w:p>
+    <w:p>
+      <w:pPr>
+        <w:numPr>
+          <w:ilvl w:val="0"/>
+          <w:numId w:val="13"/>
+        </w:numPr>
+        <w:spacing w:before="100" w:beforeAutospacing="1" w:after="100" w:afterAutospacing="1" w:line="240" w:lineRule="auto"/>
+        <w:rPr>
+          <w:rFonts w:ascii="Times New Roman" w:eastAsia="Times New Roman" w:hAnsi="Times New Roman" w:cs="Times New Roman"/>
+          <w:sz w:val="24"/>
+          <w:szCs w:val="24"/>
+        </w:rPr>
+      </w:pPr>
+      <w:r>
+        <w:rPr>
+          <w:rFonts w:ascii="Times New Roman" w:eastAsia="Times New Roman" w:hAnsi="Times New Roman" w:cs="Times New Roman"/>
+          <w:sz w:val="24"/>
+          <w:szCs w:val="24"/>
+        </w:rPr>
+        <w:t xml:space="preserve">Digital signature verification </w:t>
+      </w:r>
+    </w:p>
+    <w:p>
+      <w:pPr>
+        <w:numPr>
+          <w:ilvl w:val="0"/>
+          <w:numId w:val="13"/>
+        </w:numPr>
+        <w:spacing w:before="100" w:beforeAutospacing="1" w:after="100" w:afterAutospacing="1" w:line="240" w:lineRule="auto"/>
+        <w:rPr>
+          <w:rFonts w:ascii="Times New Roman" w:eastAsia="Times New Roman" w:hAnsi="Times New Roman" w:cs="Times New Roman"/>
+          <w:sz w:val="24"/>
+          <w:szCs w:val="24"/>
+        </w:rPr>
+      </w:pPr>
+      <w:r>
+        <w:rPr>
+          <w:rFonts w:ascii="Times New Roman" w:eastAsia="Times New Roman" w:hAnsi="Times New Roman" w:cs="Times New Roman"/>
+          <w:sz w:val="24"/>
+          <w:szCs w:val="24"/>
+        </w:rPr>
+        <w:t>Automated governance reporting</w:t>
+      </w:r>
+    </w:p>
+    <w:p>
+      <w:pPr>
+        <w:spacing w:after="0" w:line="240" w:lineRule="auto"/>
+        <w:rPr>
+          <w:rFonts w:ascii="Times New Roman" w:eastAsia="Times New Roman" w:hAnsi="Times New Roman" w:cs="Times New Roman"/>
+          <w:sz w:val="24"/>
+          <w:szCs w:val="24"/>
+        </w:rPr>
+      </w:pPr>
+      <w:r>
+        <w:rPr>
+          <w:rFonts w:ascii="Times New Roman" w:eastAsia="Times New Roman" w:hAnsi="Times New Roman" w:cs="Times New Roman"/>
+          <w:sz w:val="24"/>
+          <w:szCs w:val="24"/>
+        </w:rPr>
+        <w:pict w14:anchorId="32141F9C">
+          <v:rect id="_x0000_i1035" style="width:0;height:1.5pt" o:hralign="center" o:hrstd="t" o:hr="t" fillcolor="#a0a0a0" stroked="f"/>
+        </w:pict>
+      </w:r>
+    </w:p>
+    <w:p>
+      <w:pPr>
+        <w:spacing w:before="100" w:beforeAutospacing="1" w:after="100" w:afterAutospacing="1" w:line="240" w:lineRule="auto"/>
+        <w:outlineLvl w:val="1"/>
+        <w:rPr>
+          <w:rFonts w:ascii="Times New Roman" w:eastAsia="Times New Roman" w:hAnsi="Times New Roman" w:cs="Times New Roman"/>
+          <w:b/>
+          <w:bCs/>
+          <w:sz w:val="36"/>
+          <w:szCs w:val="36"/>
+        </w:rPr>
+      </w:pPr>
+      <w:r>
+        <w:rPr>
+          <w:rFonts w:ascii="Times New Roman" w:eastAsia="Times New Roman" w:hAnsi="Times New Roman" w:cs="Times New Roman"/>
+          <w:b/>
+          <w:bCs/>
+          <w:sz w:val="36"/>
+          <w:szCs w:val="36"/>
+        </w:rPr>
+        <w:t>8.4 Repository Governance Ecosystem</w:t>
+      </w:r>
+    </w:p>
+    <w:p>
+      <w:pPr>
+        <w:spacing w:before="100" w:beforeAutospacing="1" w:after="100" w:afterAutospacing="1" w:line="240" w:lineRule="auto"/>
+        <w:rPr>
+          <w:rFonts w:ascii="Times New Roman" w:eastAsia="Times New Roman" w:hAnsi="Times New Roman" w:cs="Times New Roman"/>
+          <w:sz w:val="24"/>
+          <w:szCs w:val="24"/>
+        </w:rPr>
+      </w:pPr>
+      <w:r>
+        <w:rPr>
+          <w:rFonts w:ascii="Times New Roman" w:eastAsia="Times New Roman" w:hAnsi="Times New Roman" w:cs="Times New Roman"/>
+          <w:sz w:val="24"/>
+          <w:szCs w:val="24"/>
+        </w:rPr>
+        <w:t>The repository is governed through a collection of mutually supporting governance documents.</w:t>
+      </w:r>
+    </w:p>
+    <w:tbl>
+      <w:tblPr>
+        <w:tblW w:w="0" w:type="auto"/>
+        <w:tblCellSpacing w:w="15" w:type="dxa"/>
+        <w:tblCellMar>
+          <w:top w:w="15" w:type="dxa"/>
+          <w:left w:w="15" w:type="dxa"/>
+          <w:bottom w:w="15" w:type="dxa"/>
+          <w:right w:w="15" w:type="dxa"/>
+        </w:tblCellMar>
+        <w:tblLook w:val="04A0" w:firstRow="1" w:lastRow="0" w:firstColumn="1" w:lastColumn="0" w:noHBand="0" w:noVBand="1"/>
+      </w:tblPr>
+      <w:tblGrid>
+        <w:gridCol w:w="4059"/>
+        <w:gridCol w:w="5301"/>
+      </w:tblGrid>
+      <w:tr>
+        <w:trPr>
+          <w:tblHeader/>
+          <w:tblCellSpacing w:w="15" w:type="dxa"/>
+        </w:trPr>
+        <w:tc>
+          <w:tcPr>
+            <w:tcW w:w="0" w:type="auto"/>
+            <w:vAlign w:val="center"/>
+            <w:hideMark/>
+          </w:tcPr>
+          <w:p>
+            <w:pPr>
+              <w:spacing w:after="0" w:line="240" w:lineRule="auto"/>
+              <w:jc w:val="center"/>
+              <w:rPr>
+                <w:rFonts w:ascii="Times New Roman" w:eastAsia="Times New Roman" w:hAnsi="Times New Roman" w:cs="Times New Roman"/>
+                <w:b/>
+                <w:bCs/>
+                <w:sz w:val="24"/>
+                <w:szCs w:val="24"/>
+              </w:rPr>
+            </w:pPr>
+            <w:r>
+              <w:rPr>
+                <w:rFonts w:ascii="Times New Roman" w:eastAsia="Times New Roman" w:hAnsi="Times New Roman" w:cs="Times New Roman"/>
+                <w:b/>
+                <w:bCs/>
+                <w:sz w:val="24"/>
+                <w:szCs w:val="24"/>
+              </w:rPr>
+              <w:t>Governance Document</w:t>
+            </w:r>
+          </w:p>
+        </w:tc>
+        <w:tc>
+          <w:tcPr>
+            <w:tcW w:w="0" w:type="auto"/>
+            <w:vAlign w:val="center"/>
+            <w:hideMark/>
+          </w:tcPr>
+          <w:p>
+            <w:pPr>
+              <w:spacing w:after="0" w:line="240" w:lineRule="auto"/>
+              <w:jc w:val="center"/>
+              <w:rPr>
+                <w:rFonts w:ascii="Times New Roman" w:eastAsia="Times New Roman" w:hAnsi="Times New Roman" w:cs="Times New Roman"/>
+                <w:b/>
+                <w:bCs/>
+                <w:sz w:val="24"/>
+                <w:szCs w:val="24"/>
+              </w:rPr>
+            </w:pPr>
+            <w:r>
+              <w:rPr>
+                <w:rFonts w:ascii="Times New Roman" w:eastAsia="Times New Roman" w:hAnsi="Times New Roman" w:cs="Times New Roman"/>
+                <w:b/>
+                <w:bCs/>
+                <w:sz w:val="24"/>
+                <w:szCs w:val="24"/>
+              </w:rPr>
+              <w:t>Purpose</w:t>
+            </w:r>
+          </w:p>
+        </w:tc>
+      </w:tr>
+      <w:tr>
+        <w:trPr>
+          <w:tblCellSpacing w:w="15" w:type="dxa"/>
+        </w:trPr>
+        <w:tc>
+          <w:tcPr>
+            <w:tcW w:w="0" w:type="auto"/>
+            <w:vAlign w:val="center"/>
+            <w:hideMark/>
+          </w:tcPr>
+          <w:p>
+            <w:pPr>
+              <w:spacing w:after="0" w:line="240" w:lineRule="auto"/>
+              <w:rPr>
+                <w:rFonts w:ascii="Times New Roman" w:eastAsia="Times New Roman" w:hAnsi="Times New Roman" w:cs="Times New Roman"/>
+                <w:sz w:val="24"/>
+                <w:szCs w:val="24"/>
+              </w:rPr>
+            </w:pPr>
+            <w:r>
+              <w:rPr>
+                <w:rFonts w:ascii="Times New Roman" w:eastAsia="Times New Roman" w:hAnsi="Times New Roman" w:cs="Times New Roman"/>
+                <w:sz w:val="24"/>
+                <w:szCs w:val="24"/>
+              </w:rPr>
+              <w:t>Golden Wings Repository Structure</w:t>
+            </w:r>
+          </w:p>
+        </w:tc>
+        <w:tc>
+          <w:tcPr>
+            <w:tcW w:w="0" w:type="auto"/>
+            <w:vAlign w:val="center"/>
+            <w:hideMark/>
+          </w:tcPr>
+          <w:p>
+            <w:pPr>
+              <w:spacing w:after="0" w:line="240" w:lineRule="auto"/>
+              <w:rPr>
+                <w:rFonts w:ascii="Times New Roman" w:eastAsia="Times New Roman" w:hAnsi="Times New Roman" w:cs="Times New Roman"/>
+                <w:sz w:val="24"/>
+                <w:szCs w:val="24"/>
+              </w:rPr>
+            </w:pPr>
+            <w:r>
+              <w:rPr>
+                <w:rFonts w:ascii="Times New Roman" w:eastAsia="Times New Roman" w:hAnsi="Times New Roman" w:cs="Times New Roman"/>
+                <w:sz w:val="24"/>
+                <w:szCs w:val="24"/>
+              </w:rPr>
+              <w:t>Defines the permanent enterprise repository architecture</w:t>
+            </w:r>
+          </w:p>
+        </w:tc>
+      </w:tr>
+      <w:tr>
+        <w:trPr>
+          <w:tblCellSpacing w:w="15" w:type="dxa"/>
+        </w:trPr>
+        <w:tc>
+          <w:tcPr>
+            <w:tcW w:w="0" w:type="auto"/>
+            <w:vAlign w:val="center"/>
+            <w:hideMark/>
+          </w:tcPr>
+          <w:p>
+            <w:pPr>
+              <w:spacing w:after="0" w:line="240" w:lineRule="auto"/>
+              <w:rPr>
+                <w:rFonts w:ascii="Times New Roman" w:eastAsia="Times New Roman" w:hAnsi="Times New Roman" w:cs="Times New Roman"/>
+                <w:sz w:val="24"/>
+                <w:szCs w:val="24"/>
+              </w:rPr>
+            </w:pPr>
+            <w:r>
+              <w:rPr>
+                <w:rFonts w:ascii="Times New Roman" w:eastAsia="Times New Roman" w:hAnsi="Times New Roman" w:cs="Times New Roman"/>
+                <w:sz w:val="24"/>
+                <w:szCs w:val="24"/>
+              </w:rPr>
+              <w:t>Enterprise Repository Governance &amp; Lifecycle Manual</w:t>
+            </w:r>
+          </w:p>
+        </w:tc>
+        <w:tc>
+          <w:tcPr>
+            <w:tcW w:w="0" w:type="auto"/>
+            <w:vAlign w:val="center"/>
+            <w:hideMark/>
+          </w:tcPr>
+          <w:p>
+            <w:pPr>
+              <w:spacing w:after="0" w:line="240" w:lineRule="auto"/>
+              <w:rPr>
+                <w:rFonts w:ascii="Times New Roman" w:eastAsia="Times New Roman" w:hAnsi="Times New Roman" w:cs="Times New Roman"/>
+                <w:sz w:val="24"/>
+                <w:szCs w:val="24"/>
+              </w:rPr>
+            </w:pPr>
+            <w:r>
+              <w:rPr>
+                <w:rFonts w:ascii="Times New Roman" w:eastAsia="Times New Roman" w:hAnsi="Times New Roman" w:cs="Times New Roman"/>
+                <w:sz w:val="24"/>
+                <w:szCs w:val="24"/>
+              </w:rPr>
+              <w:t>Defines repository governance, ownership, lifecycle, and operating policies</w:t>
+            </w:r>
+          </w:p>
+        </w:tc>
+      </w:tr>
+      <w:tr>
+        <w:trPr>
+          <w:tblCellSpacing w:w="15" w:type="dxa"/>
+        </w:trPr>
+        <w:tc>
+          <w:tcPr>
+            <w:tcW w:w="0" w:type="auto"/>
+            <w:vAlign w:val="center"/>
+            <w:hideMark/>
+          </w:tcPr>
+          <w:p>
+            <w:pPr>
+              <w:spacing w:after="0" w:line="240" w:lineRule="auto"/>
+              <w:rPr>
+                <w:rFonts w:ascii="Times New Roman" w:eastAsia="Times New Roman" w:hAnsi="Times New Roman" w:cs="Times New Roman"/>
+                <w:sz w:val="24"/>
+                <w:szCs w:val="24"/>
+              </w:rPr>
+            </w:pPr>
+            <w:r>
+              <w:rPr>
+                <w:rFonts w:ascii="Times New Roman" w:eastAsia="Times New Roman" w:hAnsi="Times New Roman" w:cs="Times New Roman"/>
+                <w:sz w:val="24"/>
+                <w:szCs w:val="24"/>
+              </w:rPr>
+              <w:t>Enterprise Repository Implementation Roadmap</w:t>
+            </w:r>
+          </w:p>
+        </w:tc>
+        <w:tc>
+          <w:tcPr>
+            <w:tcW w:w="0" w:type="auto"/>
+            <w:vAlign w:val="center"/>
+            <w:hideMark/>
+          </w:tcPr>
+          <w:p>
+            <w:pPr>
+              <w:spacing w:after="0" w:line="240" w:lineRule="auto"/>
+              <w:rPr>
+                <w:rFonts w:ascii="Times New Roman" w:eastAsia="Times New Roman" w:hAnsi="Times New Roman" w:cs="Times New Roman"/>
+                <w:sz w:val="24"/>
+                <w:szCs w:val="24"/>
+              </w:rPr>
+            </w:pPr>
+            <w:r>
+              <w:rPr>
+                <w:rFonts w:ascii="Times New Roman" w:eastAsia="Times New Roman" w:hAnsi="Times New Roman" w:cs="Times New Roman"/>
+                <w:sz w:val="24"/>
+                <w:szCs w:val="24"/>
+              </w:rPr>
+              <w:t>Defines implementation phases, completed milestones, and future roadmap</w:t>
+            </w:r>
+          </w:p>
+        </w:tc>
+      </w:tr>
+      <w:tr>
+        <w:trPr>
+          <w:tblCellSpacing w:w="15" w:type="dxa"/>
+        </w:trPr>
+        <w:tc>
+          <w:tcPr>
+            <w:tcW w:w="0" w:type="auto"/>
+            <w:vAlign w:val="center"/>
+            <w:hideMark/>
+          </w:tcPr>
+          <w:p>
+            <w:pPr>
+              <w:spacing w:after="0" w:line="240" w:lineRule="auto"/>
+              <w:rPr>
+                <w:rFonts w:ascii="Times New Roman" w:eastAsia="Times New Roman" w:hAnsi="Times New Roman" w:cs="Times New Roman"/>
+                <w:sz w:val="24"/>
+                <w:szCs w:val="24"/>
+              </w:rPr>
+            </w:pPr>
+            <w:r>
+              <w:rPr>
+                <w:rFonts w:ascii="Times New Roman" w:eastAsia="Times New Roman" w:hAnsi="Times New Roman" w:cs="Times New Roman"/>
+                <w:sz w:val="24"/>
+                <w:szCs w:val="24"/>
+              </w:rPr>
+              <w:t>Document Register</w:t>
+            </w:r>
+          </w:p>
+        </w:tc>
+        <w:tc>
+          <w:tcPr>
+            <w:tcW w:w="0" w:type="auto"/>
+            <w:vAlign w:val="center"/>
+            <w:hideMark/>
+          </w:tcPr>
+          <w:p>
+            <w:pPr>
+              <w:spacing w:after="0" w:line="240" w:lineRule="auto"/>
+              <w:rPr>
+                <w:rFonts w:ascii="Times New Roman" w:eastAsia="Times New Roman" w:hAnsi="Times New Roman" w:cs="Times New Roman"/>
+                <w:sz w:val="24"/>
+                <w:szCs w:val="24"/>
+              </w:rPr>
+            </w:pPr>
+            <w:r>
+              <w:rPr>
+                <w:rFonts w:ascii="Times New Roman" w:eastAsia="Times New Roman" w:hAnsi="Times New Roman" w:cs="Times New Roman"/>
+                <w:sz w:val="24"/>
+                <w:szCs w:val="24"/>
+              </w:rPr>
+              <w:t>Canonical inventory of all controlled documents</w:t>
+            </w:r>
+          </w:p>
+        </w:tc>
+      </w:tr>
+      <w:tr>
+        <w:trPr>
+          <w:tblCellSpacing w:w="15" w:type="dxa"/>
+        </w:trPr>
+        <w:tc>
+          <w:tcPr>
+            <w:tcW w:w="0" w:type="auto"/>
+            <w:vAlign w:val="center"/>
+            <w:hideMark/>
+          </w:tcPr>
+          <w:p>
+            <w:pPr>
+              <w:spacing w:after="0" w:line="240" w:lineRule="auto"/>
+              <w:rPr>
+                <w:rFonts w:ascii="Times New Roman" w:eastAsia="Times New Roman" w:hAnsi="Times New Roman" w:cs="Times New Roman"/>
+                <w:sz w:val="24"/>
+                <w:szCs w:val="24"/>
+              </w:rPr>
+            </w:pPr>
+            <w:r>
+              <w:rPr>
+                <w:rFonts w:ascii="Times New Roman" w:eastAsia="Times New Roman" w:hAnsi="Times New Roman" w:cs="Times New Roman"/>
+                <w:sz w:val="24"/>
+                <w:szCs w:val="24"/>
+              </w:rPr>
+              <w:t>Repository Baseline</w:t>
+            </w:r>
+          </w:p>
+        </w:tc>
+        <w:tc>
+          <w:tcPr>
+            <w:tcW w:w="0" w:type="auto"/>
+            <w:vAlign w:val="center"/>
+            <w:hideMark/>
+          </w:tcPr>
+          <w:p>
+            <w:pPr>
+              <w:spacing w:after="0" w:line="240" w:lineRule="auto"/>
+              <w:rPr>
+                <w:rFonts w:ascii="Times New Roman" w:eastAsia="Times New Roman" w:hAnsi="Times New Roman" w:cs="Times New Roman"/>
+                <w:sz w:val="24"/>
+                <w:szCs w:val="24"/>
+              </w:rPr>
+            </w:pPr>
+            <w:r>
+              <w:rPr>
+                <w:rFonts w:ascii="Times New Roman" w:eastAsia="Times New Roman" w:hAnsi="Times New Roman" w:cs="Times New Roman"/>
+                <w:sz w:val="24"/>
+                <w:szCs w:val="24"/>
+              </w:rPr>
+              <w:t>Approved enterprise baseline and release record</w:t>
+            </w:r>
+          </w:p>
+        </w:tc>
+      </w:tr>
+      <w:tr>
+        <w:trPr>
+          <w:tblCellSpacing w:w="15" w:type="dxa"/>
+        </w:trPr>
+        <w:tc>
+          <w:tcPr>
+            <w:tcW w:w="0" w:type="auto"/>
+            <w:vAlign w:val="center"/>
+            <w:hideMark/>
+          </w:tcPr>
+          <w:p>
+            <w:pPr>
+              <w:spacing w:after="0" w:line="240" w:lineRule="auto"/>
+              <w:rPr>
+                <w:rFonts w:ascii="Times New Roman" w:eastAsia="Times New Roman" w:hAnsi="Times New Roman" w:cs="Times New Roman"/>
+                <w:sz w:val="24"/>
+                <w:szCs w:val="24"/>
+              </w:rPr>
+            </w:pPr>
+            <w:r>
+              <w:rPr>
+                <w:rFonts w:ascii="Times New Roman" w:eastAsia="Times New Roman" w:hAnsi="Times New Roman" w:cs="Times New Roman"/>
+                <w:sz w:val="24"/>
+                <w:szCs w:val="24"/>
+              </w:rPr>
+              <w:t>Repository Manifest</w:t>
+            </w:r>
+          </w:p>
+        </w:tc>
+        <w:tc>
+          <w:tcPr>
+            <w:tcW w:w="0" w:type="auto"/>
+            <w:vAlign w:val="center"/>
+            <w:hideMark/>
+          </w:tcPr>
+          <w:p>
+            <w:pPr>
+              <w:spacing w:after="0" w:line="240" w:lineRule="auto"/>
+              <w:rPr>
+                <w:rFonts w:ascii="Times New Roman" w:eastAsia="Times New Roman" w:hAnsi="Times New Roman" w:cs="Times New Roman"/>
+                <w:sz w:val="24"/>
+                <w:szCs w:val="24"/>
+              </w:rPr>
+            </w:pPr>
+            <w:r>
+              <w:rPr>
+                <w:rFonts w:ascii="Times New Roman" w:eastAsia="Times New Roman" w:hAnsi="Times New Roman" w:cs="Times New Roman"/>
+                <w:sz w:val="24"/>
+                <w:szCs w:val="24"/>
+              </w:rPr>
+              <w:t>Defines baseline metadata and release information</w:t>
+            </w:r>
+          </w:p>
+        </w:tc>
+      </w:tr>
+      <w:tr>
+        <w:trPr>
+          <w:tblCellSpacing w:w="15" w:type="dxa"/>
+        </w:trPr>
+        <w:tc>
+          <w:tcPr>
+            <w:tcW w:w="0" w:type="auto"/>
+            <w:vAlign w:val="center"/>
+            <w:hideMark/>
+          </w:tcPr>
+          <w:p>
+            <w:pPr>
+              <w:spacing w:after="0" w:line="240" w:lineRule="auto"/>
+              <w:rPr>
+                <w:rFonts w:ascii="Times New Roman" w:eastAsia="Times New Roman" w:hAnsi="Times New Roman" w:cs="Times New Roman"/>
+                <w:sz w:val="24"/>
+                <w:szCs w:val="24"/>
+              </w:rPr>
+            </w:pPr>
+            <w:r>
+              <w:rPr>
+                <w:rFonts w:ascii="Times New Roman" w:eastAsia="Times New Roman" w:hAnsi="Times New Roman" w:cs="Times New Roman"/>
+                <w:sz w:val="24"/>
+                <w:szCs w:val="24"/>
+              </w:rPr>
+              <w:lastRenderedPageBreak/>
+              <w:t>SHA256 Hash Inventory</w:t>
+            </w:r>
+          </w:p>
+        </w:tc>
+        <w:tc>
+          <w:tcPr>
+            <w:tcW w:w="0" w:type="auto"/>
+            <w:vAlign w:val="center"/>
+            <w:hideMark/>
+          </w:tcPr>
+          <w:p>
+            <w:pPr>
+              <w:spacing w:after="0" w:line="240" w:lineRule="auto"/>
+              <w:rPr>
+                <w:rFonts w:ascii="Times New Roman" w:eastAsia="Times New Roman" w:hAnsi="Times New Roman" w:cs="Times New Roman"/>
+                <w:sz w:val="24"/>
+                <w:szCs w:val="24"/>
+              </w:rPr>
+            </w:pPr>
+            <w:r>
+              <w:rPr>
+                <w:rFonts w:ascii="Times New Roman" w:eastAsia="Times New Roman" w:hAnsi="Times New Roman" w:cs="Times New Roman"/>
+                <w:sz w:val="24"/>
+                <w:szCs w:val="24"/>
+              </w:rPr>
+              <w:t>Provides document integrity verification</w:t>
+            </w:r>
+          </w:p>
+        </w:tc>
+      </w:tr>
+      <w:tr>
+        <w:trPr>
+          <w:tblCellSpacing w:w="15" w:type="dxa"/>
+        </w:trPr>
+        <w:tc>
+          <w:tcPr>
+            <w:tcW w:w="0" w:type="auto"/>
+            <w:vAlign w:val="center"/>
+            <w:hideMark/>
+          </w:tcPr>
+          <w:p>
+            <w:pPr>
+              <w:spacing w:after="0" w:line="240" w:lineRule="auto"/>
+              <w:rPr>
+                <w:rFonts w:ascii="Times New Roman" w:eastAsia="Times New Roman" w:hAnsi="Times New Roman" w:cs="Times New Roman"/>
+                <w:sz w:val="24"/>
+                <w:szCs w:val="24"/>
+              </w:rPr>
+            </w:pPr>
+            <w:r>
+              <w:rPr>
+                <w:rFonts w:ascii="Times New Roman" w:eastAsia="Times New Roman" w:hAnsi="Times New Roman" w:cs="Times New Roman"/>
+                <w:sz w:val="24"/>
+                <w:szCs w:val="24"/>
+              </w:rPr>
+              <w:t>Repository Verification Scripts</w:t>
+            </w:r>
+          </w:p>
+        </w:tc>
+        <w:tc>
+          <w:tcPr>
+            <w:tcW w:w="0" w:type="auto"/>
+            <w:vAlign w:val="center"/>
+            <w:hideMark/>
+          </w:tcPr>
+          <w:p>
+            <w:pPr>
+              <w:spacing w:after="0" w:line="240" w:lineRule="auto"/>
+              <w:rPr>
+                <w:rFonts w:ascii="Times New Roman" w:eastAsia="Times New Roman" w:hAnsi="Times New Roman" w:cs="Times New Roman"/>
+                <w:sz w:val="24"/>
+                <w:szCs w:val="24"/>
+              </w:rPr>
+            </w:pPr>
+            <w:r>
+              <w:rPr>
+                <w:rFonts w:ascii="Times New Roman" w:eastAsia="Times New Roman" w:hAnsi="Times New Roman" w:cs="Times New Roman"/>
+                <w:sz w:val="24"/>
+                <w:szCs w:val="24"/>
+              </w:rPr>
+              <w:t>Validates repository completeness and compliance</w:t>
+            </w:r>
+          </w:p>
+        </w:tc>
+      </w:tr>
+      <w:tr>
+        <w:trPr>
+          <w:tblCellSpacing w:w="15" w:type="dxa"/>
+        </w:trPr>
+        <w:tc>
+          <w:tcPr>
+            <w:tcW w:w="0" w:type="auto"/>
+            <w:vAlign w:val="center"/>
+            <w:hideMark/>
+          </w:tcPr>
+          <w:p>
+            <w:pPr>
+              <w:spacing w:after="0" w:line="240" w:lineRule="auto"/>
+              <w:rPr>
+                <w:rFonts w:ascii="Times New Roman" w:eastAsia="Times New Roman" w:hAnsi="Times New Roman" w:cs="Times New Roman"/>
+                <w:sz w:val="24"/>
+                <w:szCs w:val="24"/>
+              </w:rPr>
+            </w:pPr>
+            <w:r>
+              <w:rPr>
+                <w:rFonts w:ascii="Times New Roman" w:eastAsia="Times New Roman" w:hAnsi="Times New Roman" w:cs="Times New Roman"/>
+                <w:sz w:val="24"/>
+                <w:szCs w:val="24"/>
+              </w:rPr>
+              <w:t>Repository Release Automation</w:t>
+            </w:r>
+          </w:p>
+        </w:tc>
+        <w:tc>
+          <w:tcPr>
+            <w:tcW w:w="0" w:type="auto"/>
+            <w:vAlign w:val="center"/>
+            <w:hideMark/>
+          </w:tcPr>
+          <w:p>
+            <w:pPr>
+              <w:spacing w:after="0" w:line="240" w:lineRule="auto"/>
+              <w:rPr>
+                <w:rFonts w:ascii="Times New Roman" w:eastAsia="Times New Roman" w:hAnsi="Times New Roman" w:cs="Times New Roman"/>
+                <w:sz w:val="24"/>
+                <w:szCs w:val="24"/>
+              </w:rPr>
+            </w:pPr>
+            <w:r>
+              <w:rPr>
+                <w:rFonts w:ascii="Times New Roman" w:eastAsia="Times New Roman" w:hAnsi="Times New Roman" w:cs="Times New Roman"/>
+                <w:sz w:val="24"/>
+                <w:szCs w:val="24"/>
+              </w:rPr>
+              <w:t>Automates controlled repository releases</w:t>
+            </w:r>
+          </w:p>
+        </w:tc>
+      </w:tr>
+      <w:tr>
+        <w:trPr>
+          <w:tblCellSpacing w:w="15" w:type="dxa"/>
+        </w:trPr>
+        <w:tc>
+          <w:tcPr>
+            <w:tcW w:w="0" w:type="auto"/>
+            <w:vAlign w:val="center"/>
+            <w:hideMark/>
+          </w:tcPr>
+          <w:p>
+            <w:pPr>
+              <w:spacing w:after="0" w:line="240" w:lineRule="auto"/>
+              <w:rPr>
+                <w:rFonts w:ascii="Times New Roman" w:eastAsia="Times New Roman" w:hAnsi="Times New Roman" w:cs="Times New Roman"/>
+                <w:sz w:val="24"/>
+                <w:szCs w:val="24"/>
+              </w:rPr>
+            </w:pPr>
+            <w:r>
+              <w:rPr>
+                <w:rFonts w:ascii="Times New Roman" w:eastAsia="Times New Roman" w:hAnsi="Times New Roman" w:cs="Times New Roman"/>
+                <w:sz w:val="24"/>
+                <w:szCs w:val="24"/>
+              </w:rPr>
+              <w:t>Governance Approval Records</w:t>
+            </w:r>
+          </w:p>
+        </w:tc>
+        <w:tc>
+          <w:tcPr>
+            <w:tcW w:w="0" w:type="auto"/>
+            <w:vAlign w:val="center"/>
+            <w:hideMark/>
+          </w:tcPr>
+          <w:p>
+            <w:pPr>
+              <w:spacing w:after="0" w:line="240" w:lineRule="auto"/>
+              <w:rPr>
+                <w:rFonts w:ascii="Times New Roman" w:eastAsia="Times New Roman" w:hAnsi="Times New Roman" w:cs="Times New Roman"/>
+                <w:sz w:val="24"/>
+                <w:szCs w:val="24"/>
+              </w:rPr>
+            </w:pPr>
+            <w:r>
+              <w:rPr>
+                <w:rFonts w:ascii="Times New Roman" w:eastAsia="Times New Roman" w:hAnsi="Times New Roman" w:cs="Times New Roman"/>
+                <w:sz w:val="24"/>
+                <w:szCs w:val="24"/>
+              </w:rPr>
+              <w:t>Maintains formal approval history for baselines and structural decisions</w:t>
+            </w:r>
+          </w:p>
+        </w:tc>
+      </w:tr>
+    </w:tbl>
+    <w:p>
+      <w:pPr>
+        <w:spacing w:before="100" w:beforeAutospacing="1" w:after="100" w:afterAutospacing="1" w:line="240" w:lineRule="auto"/>
+        <w:rPr>
+          <w:rFonts w:ascii="Times New Roman" w:eastAsia="Times New Roman" w:hAnsi="Times New Roman" w:cs="Times New Roman"/>
+          <w:sz w:val="24"/>
+          <w:szCs w:val="24"/>
+        </w:rPr>
+      </w:pPr>
+      <w:r>
+        <w:rPr>
+          <w:rFonts w:ascii="Times New Roman" w:eastAsia="Times New Roman" w:hAnsi="Times New Roman" w:cs="Times New Roman"/>
+          <w:sz w:val="24"/>
+          <w:szCs w:val="24"/>
+        </w:rPr>
+        <w:t>Together, these documents establish the complete governance framework for the Golden Wings Enterprise Repository and ensure that repository operations remain fully auditable, repeatable, and constitutionally governed.</w:t>
+      </w:r>
+    </w:p>
+    <w:p>
+      <w:pPr>
+        <w:spacing w:after="0" w:line="240" w:lineRule="auto"/>
+        <w:rPr>
+          <w:rFonts w:ascii="Times New Roman" w:eastAsia="Times New Roman" w:hAnsi="Times New Roman" w:cs="Times New Roman"/>
+          <w:sz w:val="24"/>
+          <w:szCs w:val="24"/>
+        </w:rPr>
+      </w:pPr>
+      <w:r>
+        <w:rPr>
+          <w:rFonts w:ascii="Times New Roman" w:eastAsia="Times New Roman" w:hAnsi="Times New Roman" w:cs="Times New Roman"/>
+          <w:sz w:val="24"/>
+          <w:szCs w:val="24"/>
+        </w:rPr>
+        <w:pict w14:anchorId="490D7BB6">
+          <v:rect id="_x0000_i1036" style="width:0;height:1.5pt" o:hralign="center" o:hrstd="t" o:hr="t" fillcolor="#a0a0a0" stroked="f"/>
+        </w:pict>
+      </w:r>
+    </w:p>
+    <w:p>
+      <w:pPr>
+        <w:spacing w:before="100" w:beforeAutospacing="1" w:after="100" w:afterAutospacing="1" w:line="240" w:lineRule="auto"/>
+        <w:outlineLvl w:val="1"/>
+        <w:rPr>
+          <w:rFonts w:ascii="Times New Roman" w:eastAsia="Times New Roman" w:hAnsi="Times New Roman" w:cs="Times New Roman"/>
+          <w:b/>
+          <w:bCs/>
+          <w:sz w:val="36"/>
+          <w:szCs w:val="36"/>
+        </w:rPr>
+      </w:pPr>
+      <w:r>
+        <w:rPr>
+          <w:rFonts w:ascii="Times New Roman" w:eastAsia="Times New Roman" w:hAnsi="Times New Roman" w:cs="Times New Roman"/>
+          <w:b/>
+          <w:bCs/>
+          <w:sz w:val="36"/>
+          <w:szCs w:val="36"/>
+        </w:rPr>
+        <w:t>8.5 Repository Maturity Assessment</w:t>
+      </w:r>
+    </w:p>
+    <w:p>
+      <w:pPr>
+        <w:spacing w:before="100" w:beforeAutospacing="1" w:after="100" w:afterAutospacing="1" w:line="240" w:lineRule="auto"/>
+        <w:outlineLvl w:val="2"/>
+        <w:rPr>
+          <w:rFonts w:ascii="Times New Roman" w:eastAsia="Times New Roman" w:hAnsi="Times New Roman" w:cs="Times New Roman"/>
+          <w:b/>
+          <w:bCs/>
+          <w:sz w:val="27"/>
+          <w:szCs w:val="27"/>
+        </w:rPr>
+      </w:pPr>
+      <w:r>
+        <w:rPr>
+          <w:rFonts w:ascii="Times New Roman" w:eastAsia="Times New Roman" w:hAnsi="Times New Roman" w:cs="Times New Roman"/>
+          <w:b/>
+          <w:bCs/>
+          <w:sz w:val="27"/>
+          <w:szCs w:val="27"/>
+        </w:rPr>
+        <w:t>Repository Maturity Level</w:t>
+      </w:r>
+    </w:p>
+    <w:tbl>
+      <w:tblPr>
+        <w:tblW w:w="0" w:type="auto"/>
+        <w:tblCellSpacing w:w="15" w:type="dxa"/>
+        <w:tblBorders>
+          <w:top w:val="single" w:sz="4" w:space="0" w:color="auto"/>
+          <w:left w:val="single" w:sz="4" w:space="0" w:color="auto"/>
+          <w:bottom w:val="single" w:sz="4" w:space="0" w:color="auto"/>
+          <w:right w:val="single" w:sz="4" w:space="0" w:color="auto"/>
+          <w:insideH w:val="single" w:sz="4" w:space="0" w:color="auto"/>
+          <w:insideV w:val="single" w:sz="4" w:space="0" w:color="auto"/>
+        </w:tblBorders>
+        <w:tblCellMar>
+          <w:top w:w="15" w:type="dxa"/>
+          <w:left w:w="15" w:type="dxa"/>
+          <w:bottom w:w="15" w:type="dxa"/>
+          <w:right w:w="15" w:type="dxa"/>
+        </w:tblCellMar>
+        <w:tblLook w:val="04A0" w:firstRow="1" w:lastRow="0" w:firstColumn="1" w:lastColumn="0" w:noHBand="0" w:noVBand="1"/>
+      </w:tblPr>
+      <w:tblGrid>
+        <w:gridCol w:w="1895"/>
+        <w:gridCol w:w="3928"/>
+      </w:tblGrid>
+      <w:tr>
+        <w:trPr>
+          <w:tblHeader/>
+          <w:tblCellSpacing w:w="15" w:type="dxa"/>
+        </w:trPr>
+        <w:tc>
+          <w:tcPr>
+            <w:tcW w:w="0" w:type="auto"/>
+            <w:vAlign w:val="center"/>
+            <w:hideMark/>
+          </w:tcPr>
+          <w:p>
+            <w:pPr>
+              <w:spacing w:after="0" w:line="240" w:lineRule="auto"/>
+              <w:jc w:val="center"/>
+              <w:rPr>
+                <w:rFonts w:ascii="Times New Roman" w:eastAsia="Times New Roman" w:hAnsi="Times New Roman" w:cs="Times New Roman"/>
+                <w:b/>
+                <w:bCs/>
+                <w:sz w:val="24"/>
+                <w:szCs w:val="24"/>
+              </w:rPr>
+            </w:pPr>
+            <w:r>
+              <w:rPr>
+                <w:rFonts w:ascii="Times New Roman" w:eastAsia="Times New Roman" w:hAnsi="Times New Roman" w:cs="Times New Roman"/>
+                <w:b/>
+                <w:bCs/>
+                <w:sz w:val="24"/>
+                <w:szCs w:val="24"/>
+              </w:rPr>
+              <w:t>Level</w:t>
+            </w:r>
+          </w:p>
+        </w:tc>
+        <w:tc>
+          <w:tcPr>
+            <w:tcW w:w="0" w:type="auto"/>
+            <w:vAlign w:val="center"/>
+            <w:hideMark/>
+          </w:tcPr>
+          <w:p>
+            <w:pPr>
+              <w:spacing w:after="0" w:line="240" w:lineRule="auto"/>
+              <w:jc w:val="center"/>
+              <w:rPr>
+                <w:rFonts w:ascii="Times New Roman" w:eastAsia="Times New Roman" w:hAnsi="Times New Roman" w:cs="Times New Roman"/>
+                <w:b/>
+                <w:bCs/>
+                <w:sz w:val="24"/>
+                <w:szCs w:val="24"/>
+              </w:rPr>
+            </w:pPr>
+            <w:r>
+              <w:rPr>
+                <w:rFonts w:ascii="Times New Roman" w:eastAsia="Times New Roman" w:hAnsi="Times New Roman" w:cs="Times New Roman"/>
+                <w:b/>
+                <w:bCs/>
+                <w:sz w:val="24"/>
+                <w:szCs w:val="24"/>
+              </w:rPr>
+              <w:t>Description</w:t>
+            </w:r>
+          </w:p>
+        </w:tc>
+      </w:tr>
+      <w:tr>
+        <w:trPr>
+          <w:tblCellSpacing w:w="15" w:type="dxa"/>
+        </w:trPr>
+        <w:tc>
+          <w:tcPr>
+            <w:tcW w:w="0" w:type="auto"/>
+            <w:vAlign w:val="center"/>
+            <w:hideMark/>
+          </w:tcPr>
+          <w:p>
+            <w:pPr>
+              <w:spacing w:after="0" w:line="240" w:lineRule="auto"/>
+              <w:rPr>
+                <w:rFonts w:ascii="Times New Roman" w:eastAsia="Times New Roman" w:hAnsi="Times New Roman" w:cs="Times New Roman"/>
+                <w:sz w:val="24"/>
+                <w:szCs w:val="24"/>
+              </w:rPr>
+            </w:pPr>
+            <w:r>
+              <w:rPr>
+                <w:rFonts w:ascii="Times New Roman" w:eastAsia="Times New Roman" w:hAnsi="Times New Roman" w:cs="Times New Roman"/>
+                <w:sz w:val="24"/>
+                <w:szCs w:val="24"/>
+              </w:rPr>
+              <w:t>Level 1</w:t>
+            </w:r>
+          </w:p>
+        </w:tc>
+        <w:tc>
+          <w:tcPr>
+            <w:tcW w:w="0" w:type="auto"/>
+            <w:vAlign w:val="center"/>
+            <w:hideMark/>
+          </w:tcPr>
+          <w:p>
+            <w:pPr>
+              <w:spacing w:after="0" w:line="240" w:lineRule="auto"/>
+              <w:rPr>
+                <w:rFonts w:ascii="Times New Roman" w:eastAsia="Times New Roman" w:hAnsi="Times New Roman" w:cs="Times New Roman"/>
+                <w:sz w:val="24"/>
+                <w:szCs w:val="24"/>
+              </w:rPr>
+            </w:pPr>
+            <w:r>
+              <w:rPr>
+                <w:rFonts w:ascii="Times New Roman" w:eastAsia="Times New Roman" w:hAnsi="Times New Roman" w:cs="Times New Roman"/>
+                <w:sz w:val="24"/>
+                <w:szCs w:val="24"/>
+              </w:rPr>
+              <w:t>Structured Documentation</w:t>
+            </w:r>
+          </w:p>
+        </w:tc>
+      </w:tr>
+      <w:tr>
+        <w:trPr>
+          <w:tblCellSpacing w:w="15" w:type="dxa"/>
+        </w:trPr>
+        <w:tc>
+          <w:tcPr>
+            <w:tcW w:w="0" w:type="auto"/>
+            <w:vAlign w:val="center"/>
+            <w:hideMark/>
+          </w:tcPr>
+          <w:p>
+            <w:pPr>
+              <w:spacing w:after="0" w:line="240" w:lineRule="auto"/>
+              <w:rPr>
+                <w:rFonts w:ascii="Times New Roman" w:eastAsia="Times New Roman" w:hAnsi="Times New Roman" w:cs="Times New Roman"/>
+                <w:sz w:val="24"/>
+                <w:szCs w:val="24"/>
+              </w:rPr>
+            </w:pPr>
+            <w:r>
+              <w:rPr>
+                <w:rFonts w:ascii="Times New Roman" w:eastAsia="Times New Roman" w:hAnsi="Times New Roman" w:cs="Times New Roman"/>
+                <w:sz w:val="24"/>
+                <w:szCs w:val="24"/>
+              </w:rPr>
+              <w:t>Level 2</w:t>
+            </w:r>
+          </w:p>
+        </w:tc>
+        <w:tc>
+          <w:tcPr>
+            <w:tcW w:w="0" w:type="auto"/>
+            <w:vAlign w:val="center"/>
+            <w:hideMark/>
+          </w:tcPr>
+          <w:p>
+            <w:pPr>
+              <w:spacing w:after="0" w:line="240" w:lineRule="auto"/>
+              <w:rPr>
+                <w:rFonts w:ascii="Times New Roman" w:eastAsia="Times New Roman" w:hAnsi="Times New Roman" w:cs="Times New Roman"/>
+                <w:sz w:val="24"/>
+                <w:szCs w:val="24"/>
+              </w:rPr>
+            </w:pPr>
+            <w:r>
+              <w:rPr>
+                <w:rFonts w:ascii="Times New Roman" w:eastAsia="Times New Roman" w:hAnsi="Times New Roman" w:cs="Times New Roman"/>
+                <w:sz w:val="24"/>
+                <w:szCs w:val="24"/>
+              </w:rPr>
+              <w:t>Governed Repository</w:t>
+            </w:r>
+          </w:p>
+        </w:tc>
+      </w:tr>
+      <w:tr>
+        <w:trPr>
+          <w:tblCellSpacing w:w="15" w:type="dxa"/>
+        </w:trPr>
+        <w:tc>
+          <w:tcPr>
+            <w:tcW w:w="0" w:type="auto"/>
+            <w:vAlign w:val="center"/>
+            <w:hideMark/>
+          </w:tcPr>
+          <w:p>
+            <w:pPr>
+              <w:spacing w:after="0" w:line="240" w:lineRule="auto"/>
+              <w:rPr>
+                <w:rFonts w:ascii="Times New Roman" w:eastAsia="Times New Roman" w:hAnsi="Times New Roman" w:cs="Times New Roman"/>
+                <w:sz w:val="24"/>
+                <w:szCs w:val="24"/>
+              </w:rPr>
+            </w:pPr>
+            <w:r>
+              <w:rPr>
+                <w:rFonts w:ascii="Times New Roman" w:eastAsia="Times New Roman" w:hAnsi="Times New Roman" w:cs="Times New Roman"/>
+                <w:sz w:val="24"/>
+                <w:szCs w:val="24"/>
+              </w:rPr>
+              <w:t>Level 3</w:t>
+            </w:r>
+          </w:p>
+        </w:tc>
+        <w:tc>
+          <w:tcPr>
+            <w:tcW w:w="0" w:type="auto"/>
+            <w:vAlign w:val="center"/>
+            <w:hideMark/>
+          </w:tcPr>
+          <w:p>
+            <w:pPr>
+              <w:spacing w:after="0" w:line="240" w:lineRule="auto"/>
+              <w:rPr>
+                <w:rFonts w:ascii="Times New Roman" w:eastAsia="Times New Roman" w:hAnsi="Times New Roman" w:cs="Times New Roman"/>
+                <w:sz w:val="24"/>
+                <w:szCs w:val="24"/>
+              </w:rPr>
+            </w:pPr>
+            <w:r>
+              <w:rPr>
+                <w:rFonts w:ascii="Times New Roman" w:eastAsia="Times New Roman" w:hAnsi="Times New Roman" w:cs="Times New Roman"/>
+                <w:sz w:val="24"/>
+                <w:szCs w:val="24"/>
+              </w:rPr>
+              <w:t>Automated Repository</w:t>
+            </w:r>
+          </w:p>
+        </w:tc>
+      </w:tr>
+      <w:tr>
+        <w:trPr>
+          <w:tblCellSpacing w:w="15" w:type="dxa"/>
+        </w:trPr>
+        <w:tc>
+          <w:tcPr>
+            <w:tcW w:w="0" w:type="auto"/>
+            <w:vAlign w:val="center"/>
+            <w:hideMark/>
+          </w:tcPr>
+          <w:p>
+            <w:pPr>
+              <w:spacing w:after="0" w:line="240" w:lineRule="auto"/>
+              <w:rPr>
+                <w:rFonts w:ascii="Times New Roman" w:eastAsia="Times New Roman" w:hAnsi="Times New Roman" w:cs="Times New Roman"/>
+                <w:sz w:val="24"/>
+                <w:szCs w:val="24"/>
+              </w:rPr>
+            </w:pPr>
+            <w:r>
+              <w:rPr>
+                <w:rFonts w:ascii="Times New Roman" w:eastAsia="Times New Roman" w:hAnsi="Times New Roman" w:cs="Times New Roman"/>
+                <w:b/>
+                <w:bCs/>
+                <w:sz w:val="24"/>
+                <w:szCs w:val="24"/>
+              </w:rPr>
+              <w:t>Level 4 (Current)</w:t>
+            </w:r>
+          </w:p>
+        </w:tc>
+        <w:tc>
+          <w:tcPr>
+            <w:tcW w:w="0" w:type="auto"/>
+            <w:vAlign w:val="center"/>
+            <w:hideMark/>
+          </w:tcPr>
+          <w:p>
+            <w:pPr>
+              <w:spacing w:after="0" w:line="240" w:lineRule="auto"/>
+              <w:rPr>
+                <w:rFonts w:ascii="Times New Roman" w:eastAsia="Times New Roman" w:hAnsi="Times New Roman" w:cs="Times New Roman"/>
+                <w:sz w:val="24"/>
+                <w:szCs w:val="24"/>
+              </w:rPr>
+            </w:pPr>
+            <w:r>
+              <w:rPr>
+                <w:rFonts w:ascii="Times New Roman" w:eastAsia="Times New Roman" w:hAnsi="Times New Roman" w:cs="Times New Roman"/>
+                <w:sz w:val="24"/>
+                <w:szCs w:val="24"/>
+              </w:rPr>
+              <w:t>Enterprise Governed Repository</w:t>
+            </w:r>
+          </w:p>
+        </w:tc>
+      </w:tr>
+      <w:tr>
+        <w:trPr>
+          <w:tblCellSpacing w:w="15" w:type="dxa"/>
+        </w:trPr>
+        <w:tc>
+          <w:tcPr>
+            <w:tcW w:w="0" w:type="auto"/>
+            <w:vAlign w:val="center"/>
+            <w:hideMark/>
+          </w:tcPr>
+          <w:p>
+            <w:pPr>
+              <w:spacing w:after="0" w:line="240" w:lineRule="auto"/>
+              <w:rPr>
+                <w:rFonts w:ascii="Times New Roman" w:eastAsia="Times New Roman" w:hAnsi="Times New Roman" w:cs="Times New Roman"/>
+                <w:sz w:val="24"/>
+                <w:szCs w:val="24"/>
+              </w:rPr>
+            </w:pPr>
+            <w:r>
+              <w:rPr>
+                <w:rFonts w:ascii="Times New Roman" w:eastAsia="Times New Roman" w:hAnsi="Times New Roman" w:cs="Times New Roman"/>
+                <w:sz w:val="24"/>
+                <w:szCs w:val="24"/>
+              </w:rPr>
+              <w:t>Level 5 (Target)</w:t>
+            </w:r>
+          </w:p>
+        </w:tc>
+        <w:tc>
+          <w:tcPr>
+            <w:tcW w:w="0" w:type="auto"/>
+            <w:vAlign w:val="center"/>
+            <w:hideMark/>
+          </w:tcPr>
+          <w:p>
+            <w:pPr>
+              <w:spacing w:after="0" w:line="240" w:lineRule="auto"/>
+              <w:rPr>
+                <w:rFonts w:ascii="Times New Roman" w:eastAsia="Times New Roman" w:hAnsi="Times New Roman" w:cs="Times New Roman"/>
+                <w:sz w:val="24"/>
+                <w:szCs w:val="24"/>
+              </w:rPr>
+            </w:pPr>
+            <w:r>
+              <w:rPr>
+                <w:rFonts w:ascii="Times New Roman" w:eastAsia="Times New Roman" w:hAnsi="Times New Roman" w:cs="Times New Roman"/>
+                <w:sz w:val="24"/>
+                <w:szCs w:val="24"/>
+              </w:rPr>
+              <w:t>Intelligent Digital Governance Platform</w:t>
+            </w:r>
+          </w:p>
+        </w:tc>
+      </w:tr>
+    </w:tbl>
+    <w:p>
+      <w:pPr>
+        <w:spacing w:before="100" w:beforeAutospacing="1" w:after="100" w:afterAutospacing="1" w:line="240" w:lineRule="auto"/>
+        <w:rPr>
+          <w:rFonts w:ascii="Times New Roman" w:eastAsia="Times New Roman" w:hAnsi="Times New Roman" w:cs="Times New Roman"/>
+          <w:b/>
+          <w:bCs/>
+          <w:sz w:val="24"/>
+          <w:szCs w:val="24"/>
+        </w:rPr>
+      </w:pPr>
+      <w:r>
+        <w:rPr>
+          <w:b/>
+          <w:bCs/>
+        </w:rPr>
+        <w:t>Baseline GW-BASELINE-2026.1 establishes Level 4 maturity.</w:t>
+      </w:r>
+    </w:p>
+    <w:p>
+      <w:pPr>
+        <w:spacing w:before="100" w:beforeAutospacing="1" w:after="100" w:afterAutospacing="1" w:line="240" w:lineRule="auto"/>
+        <w:rPr>
+          <w:rFonts w:ascii="Times New Roman" w:eastAsia="Times New Roman" w:hAnsi="Times New Roman" w:cs="Times New Roman"/>
+          <w:sz w:val="24"/>
+          <w:szCs w:val="24"/>
+        </w:rPr>
+      </w:pPr>
+      <w:r>
+        <w:rPr>
+          <w:rFonts w:ascii="Times New Roman" w:eastAsia="Times New Roman" w:hAnsi="Times New Roman" w:cs="Times New Roman"/>
+          <w:sz w:val="24"/>
+          <w:szCs w:val="24"/>
+        </w:rPr>
+        <w:t>The Golden Wings Enterprise Repository has progressed beyond a simple document repository and now operates as an enterprise governance platform supporting controlled documentation, architecture management, constitutional governance, configuration management, and release governance.</w:t>
+      </w:r>
+    </w:p>
+    <w:p>
+      <w:pPr>
+        <w:spacing w:before="100" w:beforeAutospacing="1" w:after="100" w:afterAutospacing="1" w:line="240" w:lineRule="auto"/>
+        <w:rPr>
+          <w:rFonts w:ascii="Times New Roman" w:eastAsia="Times New Roman" w:hAnsi="Times New Roman" w:cs="Times New Roman"/>
+          <w:sz w:val="24"/>
+          <w:szCs w:val="24"/>
+        </w:rPr>
+      </w:pPr>
+      <w:r>
+        <w:rPr>
+          <w:rFonts w:ascii="Times New Roman" w:eastAsia="Times New Roman" w:hAnsi="Times New Roman" w:cs="Times New Roman"/>
+          <w:sz w:val="24"/>
+          <w:szCs w:val="24"/>
+        </w:rPr>
+        <w:t>Current enterprise capabilities include:</w:t>
+      </w:r>
+    </w:p>
+    <w:p>
+      <w:pPr>
+        <w:numPr>
+          <w:ilvl w:val="0"/>
+          <w:numId w:val="10"/>
+        </w:numPr>
+        <w:spacing w:before="100" w:beforeAutospacing="1" w:after="100" w:afterAutospacing="1" w:line="240" w:lineRule="auto"/>
+        <w:rPr>
+          <w:rFonts w:ascii="Times New Roman" w:eastAsia="Times New Roman" w:hAnsi="Times New Roman" w:cs="Times New Roman"/>
+          <w:sz w:val="24"/>
+          <w:szCs w:val="24"/>
+        </w:rPr>
+      </w:pPr>
+      <w:r>
+        <w:rPr>
+          <w:rFonts w:ascii="Times New Roman" w:eastAsia="Times New Roman" w:hAnsi="Times New Roman" w:cs="Times New Roman"/>
+          <w:sz w:val="24"/>
+          <w:szCs w:val="24"/>
+        </w:rPr>
+        <w:t xml:space="preserve">Controlled enterprise documentation </w:t>
+      </w:r>
+    </w:p>
+    <w:p>
+      <w:pPr>
+        <w:numPr>
+          <w:ilvl w:val="0"/>
+          <w:numId w:val="10"/>
+        </w:numPr>
+        <w:spacing w:before="100" w:beforeAutospacing="1" w:after="100" w:afterAutospacing="1" w:line="240" w:lineRule="auto"/>
+        <w:rPr>
+          <w:rFonts w:ascii="Times New Roman" w:eastAsia="Times New Roman" w:hAnsi="Times New Roman" w:cs="Times New Roman"/>
+          <w:sz w:val="24"/>
+          <w:szCs w:val="24"/>
+        </w:rPr>
+      </w:pPr>
+      <w:r>
+        <w:rPr>
+          <w:rFonts w:ascii="Times New Roman" w:eastAsia="Times New Roman" w:hAnsi="Times New Roman" w:cs="Times New Roman"/>
+          <w:sz w:val="24"/>
+          <w:szCs w:val="24"/>
+        </w:rPr>
+        <w:t xml:space="preserve">Constitutional governance </w:t>
+      </w:r>
+    </w:p>
+    <w:p>
+      <w:pPr>
+        <w:numPr>
+          <w:ilvl w:val="0"/>
+          <w:numId w:val="10"/>
+        </w:numPr>
+        <w:spacing w:before="100" w:beforeAutospacing="1" w:after="100" w:afterAutospacing="1" w:line="240" w:lineRule="auto"/>
+        <w:rPr>
+          <w:rFonts w:ascii="Times New Roman" w:eastAsia="Times New Roman" w:hAnsi="Times New Roman" w:cs="Times New Roman"/>
+          <w:sz w:val="24"/>
+          <w:szCs w:val="24"/>
+        </w:rPr>
+      </w:pPr>
+      <w:r>
+        <w:rPr>
+          <w:rFonts w:ascii="Times New Roman" w:eastAsia="Times New Roman" w:hAnsi="Times New Roman" w:cs="Times New Roman"/>
+          <w:sz w:val="24"/>
+          <w:szCs w:val="24"/>
+        </w:rPr>
+        <w:t xml:space="preserve">Enterprise architecture management </w:t>
+      </w:r>
+    </w:p>
+    <w:p>
+      <w:pPr>
+        <w:numPr>
+          <w:ilvl w:val="0"/>
+          <w:numId w:val="10"/>
+        </w:numPr>
+        <w:spacing w:before="100" w:beforeAutospacing="1" w:after="100" w:afterAutospacing="1" w:line="240" w:lineRule="auto"/>
+        <w:rPr>
+          <w:rFonts w:ascii="Times New Roman" w:eastAsia="Times New Roman" w:hAnsi="Times New Roman" w:cs="Times New Roman"/>
+          <w:sz w:val="24"/>
+          <w:szCs w:val="24"/>
+        </w:rPr>
+      </w:pPr>
+      <w:r>
+        <w:rPr>
+          <w:rFonts w:ascii="Times New Roman" w:eastAsia="Times New Roman" w:hAnsi="Times New Roman" w:cs="Times New Roman"/>
+          <w:sz w:val="24"/>
+          <w:szCs w:val="24"/>
+        </w:rPr>
+        <w:t xml:space="preserve">Automated document inventory </w:t>
+      </w:r>
+    </w:p>
+    <w:p>
+      <w:pPr>
+        <w:numPr>
+          <w:ilvl w:val="0"/>
+          <w:numId w:val="10"/>
+        </w:numPr>
+        <w:spacing w:before="100" w:beforeAutospacing="1" w:after="100" w:afterAutospacing="1" w:line="240" w:lineRule="auto"/>
+        <w:rPr>
+          <w:rFonts w:ascii="Times New Roman" w:eastAsia="Times New Roman" w:hAnsi="Times New Roman" w:cs="Times New Roman"/>
+          <w:sz w:val="24"/>
+          <w:szCs w:val="24"/>
+        </w:rPr>
+      </w:pPr>
+      <w:r>
+        <w:rPr>
+          <w:rFonts w:ascii="Times New Roman" w:eastAsia="Times New Roman" w:hAnsi="Times New Roman" w:cs="Times New Roman"/>
+          <w:sz w:val="24"/>
+          <w:szCs w:val="24"/>
+        </w:rPr>
+        <w:t xml:space="preserve">Repository integrity verification </w:t>
+      </w:r>
+    </w:p>
+    <w:p>
+      <w:pPr>
+        <w:numPr>
+          <w:ilvl w:val="0"/>
+          <w:numId w:val="10"/>
+        </w:numPr>
+        <w:spacing w:before="100" w:beforeAutospacing="1" w:after="100" w:afterAutospacing="1" w:line="240" w:lineRule="auto"/>
+        <w:rPr>
+          <w:rFonts w:ascii="Times New Roman" w:eastAsia="Times New Roman" w:hAnsi="Times New Roman" w:cs="Times New Roman"/>
+          <w:sz w:val="24"/>
+          <w:szCs w:val="24"/>
+        </w:rPr>
+      </w:pPr>
+      <w:r>
+        <w:rPr>
+          <w:rFonts w:ascii="Times New Roman" w:eastAsia="Times New Roman" w:hAnsi="Times New Roman" w:cs="Times New Roman"/>
+          <w:sz w:val="24"/>
+          <w:szCs w:val="24"/>
+        </w:rPr>
+        <w:t xml:space="preserve">Baseline management </w:t>
+      </w:r>
+    </w:p>
+    <w:p>
+      <w:pPr>
+        <w:numPr>
+          <w:ilvl w:val="0"/>
+          <w:numId w:val="10"/>
+        </w:numPr>
+        <w:spacing w:before="100" w:beforeAutospacing="1" w:after="100" w:afterAutospacing="1" w:line="240" w:lineRule="auto"/>
+        <w:rPr>
+          <w:rFonts w:ascii="Times New Roman" w:eastAsia="Times New Roman" w:hAnsi="Times New Roman" w:cs="Times New Roman"/>
+          <w:sz w:val="24"/>
+          <w:szCs w:val="24"/>
+        </w:rPr>
+      </w:pPr>
+      <w:r>
+        <w:rPr>
+          <w:rFonts w:ascii="Times New Roman" w:eastAsia="Times New Roman" w:hAnsi="Times New Roman" w:cs="Times New Roman"/>
+          <w:sz w:val="24"/>
+          <w:szCs w:val="24"/>
+        </w:rPr>
+        <w:t xml:space="preserve">Evidence management </w:t>
+      </w:r>
+    </w:p>
+    <w:p>
+      <w:pPr>
+        <w:numPr>
+          <w:ilvl w:val="0"/>
+          <w:numId w:val="10"/>
+        </w:numPr>
+        <w:spacing w:before="100" w:beforeAutospacing="1" w:after="100" w:afterAutospacing="1" w:line="240" w:lineRule="auto"/>
+        <w:rPr>
+          <w:rFonts w:ascii="Times New Roman" w:eastAsia="Times New Roman" w:hAnsi="Times New Roman" w:cs="Times New Roman"/>
+          <w:sz w:val="24"/>
+          <w:szCs w:val="24"/>
+        </w:rPr>
+      </w:pPr>
+      <w:r>
+        <w:rPr>
+          <w:rFonts w:ascii="Times New Roman" w:eastAsia="Times New Roman" w:hAnsi="Times New Roman" w:cs="Times New Roman"/>
+          <w:sz w:val="24"/>
+          <w:szCs w:val="24"/>
+        </w:rPr>
+        <w:t xml:space="preserve">Automation framework </w:t>
+      </w:r>
+    </w:p>
+    <w:p>
+      <w:pPr>
+        <w:numPr>
+          <w:ilvl w:val="0"/>
+          <w:numId w:val="10"/>
+        </w:numPr>
+        <w:spacing w:before="100" w:beforeAutospacing="1" w:after="100" w:afterAutospacing="1" w:line="240" w:lineRule="auto"/>
+        <w:rPr>
+          <w:rFonts w:ascii="Times New Roman" w:eastAsia="Times New Roman" w:hAnsi="Times New Roman" w:cs="Times New Roman"/>
+          <w:sz w:val="24"/>
+          <w:szCs w:val="24"/>
+        </w:rPr>
+      </w:pPr>
+      <w:r>
+        <w:rPr>
+          <w:rFonts w:ascii="Times New Roman" w:eastAsia="Times New Roman" w:hAnsi="Times New Roman" w:cs="Times New Roman"/>
+          <w:sz w:val="24"/>
+          <w:szCs w:val="24"/>
+        </w:rPr>
+        <w:t xml:space="preserve">Git version control </w:t>
+      </w:r>
+    </w:p>
+    <w:p>
+      <w:pPr>
+        <w:numPr>
+          <w:ilvl w:val="0"/>
+          <w:numId w:val="10"/>
+        </w:numPr>
+        <w:spacing w:before="100" w:beforeAutospacing="1" w:after="100" w:afterAutospacing="1" w:line="240" w:lineRule="auto"/>
+        <w:rPr>
+          <w:rFonts w:ascii="Times New Roman" w:eastAsia="Times New Roman" w:hAnsi="Times New Roman" w:cs="Times New Roman"/>
+          <w:sz w:val="24"/>
+          <w:szCs w:val="24"/>
+        </w:rPr>
+      </w:pPr>
+      <w:r>
+        <w:rPr>
+          <w:rFonts w:ascii="Times New Roman" w:eastAsia="Times New Roman" w:hAnsi="Times New Roman" w:cs="Times New Roman"/>
+          <w:sz w:val="24"/>
+          <w:szCs w:val="24"/>
+        </w:rPr>
+        <w:t xml:space="preserve">GitHub integration </w:t>
+      </w:r>
+    </w:p>
+    <w:p>
+      <w:pPr>
+        <w:numPr>
+          <w:ilvl w:val="0"/>
+          <w:numId w:val="10"/>
+        </w:numPr>
+        <w:spacing w:before="100" w:beforeAutospacing="1" w:after="100" w:afterAutospacing="1" w:line="240" w:lineRule="auto"/>
+        <w:rPr>
+          <w:rFonts w:ascii="Times New Roman" w:eastAsia="Times New Roman" w:hAnsi="Times New Roman" w:cs="Times New Roman"/>
+          <w:sz w:val="24"/>
+          <w:szCs w:val="24"/>
+        </w:rPr>
+      </w:pPr>
+      <w:r>
+        <w:rPr>
+          <w:rFonts w:ascii="Times New Roman" w:eastAsia="Times New Roman" w:hAnsi="Times New Roman" w:cs="Times New Roman"/>
+          <w:sz w:val="24"/>
+          <w:szCs w:val="24"/>
+        </w:rPr>
+        <w:lastRenderedPageBreak/>
+        <w:t xml:space="preserve">Release management </w:t>
+      </w:r>
+    </w:p>
+    <w:p>
+      <w:pPr>
+        <w:numPr>
+          <w:ilvl w:val="0"/>
+          <w:numId w:val="10"/>
+        </w:numPr>
+        <w:spacing w:before="100" w:beforeAutospacing="1" w:after="100" w:afterAutospacing="1" w:line="240" w:lineRule="auto"/>
+        <w:rPr>
+          <w:rFonts w:ascii="Times New Roman" w:eastAsia="Times New Roman" w:hAnsi="Times New Roman" w:cs="Times New Roman"/>
+          <w:sz w:val="24"/>
+          <w:szCs w:val="24"/>
+        </w:rPr>
+      </w:pPr>
+      <w:r>
+        <w:rPr>
+          <w:rFonts w:ascii="Times New Roman" w:eastAsia="Times New Roman" w:hAnsi="Times New Roman" w:cs="Times New Roman"/>
+          <w:sz w:val="24"/>
+          <w:szCs w:val="24"/>
+        </w:rPr>
+        <w:t xml:space="preserve">Change governance </w:t>
+      </w:r>
+    </w:p>
+    <w:p>
+      <w:pPr>
+        <w:numPr>
+          <w:ilvl w:val="0"/>
+          <w:numId w:val="10"/>
+        </w:numPr>
+        <w:spacing w:before="100" w:beforeAutospacing="1" w:after="100" w:afterAutospacing="1" w:line="240" w:lineRule="auto"/>
+        <w:rPr>
+          <w:rFonts w:ascii="Times New Roman" w:eastAsia="Times New Roman" w:hAnsi="Times New Roman" w:cs="Times New Roman"/>
+          <w:sz w:val="24"/>
+          <w:szCs w:val="24"/>
+        </w:rPr>
+      </w:pPr>
+      <w:r>
+        <w:rPr>
+          <w:rFonts w:ascii="Times New Roman" w:eastAsia="Times New Roman" w:hAnsi="Times New Roman" w:cs="Times New Roman"/>
+          <w:sz w:val="24"/>
+          <w:szCs w:val="24"/>
+        </w:rPr>
+        <w:t xml:space="preserve">Repository auditing </w:t>
+      </w:r>
+    </w:p>
+    <w:p>
+      <w:pPr>
+        <w:numPr>
+          <w:ilvl w:val="0"/>
+          <w:numId w:val="10"/>
+        </w:numPr>
+        <w:spacing w:before="100" w:beforeAutospacing="1" w:after="100" w:afterAutospacing="1" w:line="240" w:lineRule="auto"/>
+        <w:rPr>
+          <w:rFonts w:ascii="Times New Roman" w:eastAsia="Times New Roman" w:hAnsi="Times New Roman" w:cs="Times New Roman"/>
+          <w:sz w:val="24"/>
+          <w:szCs w:val="24"/>
+        </w:rPr>
+      </w:pPr>
+      <w:r>
+        <w:rPr>
+          <w:rFonts w:ascii="Times New Roman" w:eastAsia="Times New Roman" w:hAnsi="Times New Roman" w:cs="Times New Roman"/>
+          <w:sz w:val="24"/>
+          <w:szCs w:val="24"/>
+        </w:rPr>
+        <w:t xml:space="preserve">Enterprise traceability </w:t>
+      </w:r>
+    </w:p>
+    <w:p>
+      <w:pPr>
+        <w:spacing w:before="100" w:beforeAutospacing="1" w:after="100" w:afterAutospacing="1" w:line="240" w:lineRule="auto"/>
+        <w:rPr>
+          <w:rFonts w:ascii="Times New Roman" w:eastAsia="Times New Roman" w:hAnsi="Times New Roman" w:cs="Times New Roman"/>
+          <w:sz w:val="24"/>
+          <w:szCs w:val="24"/>
+        </w:rPr>
+      </w:pPr>
+      <w:r>
+        <w:rPr>
+          <w:rFonts w:ascii="Times New Roman" w:eastAsia="Times New Roman" w:hAnsi="Times New Roman" w:cs="Times New Roman"/>
+          <w:sz w:val="24"/>
+          <w:szCs w:val="24"/>
+        </w:rPr>
+        <w:t>Future repository maturity will focus on machine-readable governance, continuous integration, automated compliance validation, digital signatures, and enterprise knowledge management.</w:t>
+      </w:r>
+    </w:p>
+    <w:p>
+      <w:pPr>
+        <w:spacing w:after="0" w:line="240" w:lineRule="auto"/>
+        <w:rPr>
+          <w:rFonts w:ascii="Times New Roman" w:eastAsia="Times New Roman" w:hAnsi="Times New Roman" w:cs="Times New Roman"/>
+          <w:sz w:val="24"/>
+          <w:szCs w:val="24"/>
+        </w:rPr>
+      </w:pPr>
+      <w:r>
+        <w:rPr>
+          <w:rFonts w:ascii="Times New Roman" w:eastAsia="Times New Roman" w:hAnsi="Times New Roman" w:cs="Times New Roman"/>
+          <w:sz w:val="24"/>
+          <w:szCs w:val="24"/>
+        </w:rPr>
+        <w:pict w14:anchorId="254FDF5E">
+          <v:rect id="_x0000_i1037" style="width:0;height:1.5pt" o:hralign="center" o:hrstd="t" o:hr="t" fillcolor="#a0a0a0" stroked="f"/>
+        </w:pict>
+      </w:r>
+    </w:p>
+    <w:p>
+      <w:pPr>
+        <w:spacing w:before="100" w:beforeAutospacing="1" w:after="100" w:afterAutospacing="1" w:line="240" w:lineRule="auto"/>
+        <w:outlineLvl w:val="1"/>
+        <w:rPr>
+          <w:rFonts w:ascii="Times New Roman" w:eastAsia="Times New Roman" w:hAnsi="Times New Roman" w:cs="Times New Roman"/>
+          <w:b/>
+          <w:bCs/>
+          <w:sz w:val="36"/>
+          <w:szCs w:val="36"/>
+        </w:rPr>
+      </w:pPr>
+      <w:r>
+        <w:rPr>
+          <w:rFonts w:ascii="Times New Roman" w:eastAsia="Times New Roman" w:hAnsi="Times New Roman" w:cs="Times New Roman"/>
+          <w:b/>
+          <w:bCs/>
+          <w:sz w:val="36"/>
+          <w:szCs w:val="36"/>
+        </w:rPr>
+        <w:t>8.6 Repository Lifecycle</w:t>
+      </w:r>
+    </w:p>
+    <w:p>
+      <w:pPr>
+        <w:spacing w:before="100" w:beforeAutospacing="1" w:after="100" w:afterAutospacing="1" w:line="240" w:lineRule="auto"/>
+        <w:rPr>
+          <w:rFonts w:ascii="Times New Roman" w:eastAsia="Times New Roman" w:hAnsi="Times New Roman" w:cs="Times New Roman"/>
+          <w:sz w:val="24"/>
+          <w:szCs w:val="24"/>
+        </w:rPr>
+      </w:pPr>
+      <w:r>
+        <w:rPr>
+          <w:rFonts w:ascii="Times New Roman" w:eastAsia="Times New Roman" w:hAnsi="Times New Roman" w:cs="Times New Roman"/>
+          <w:sz w:val="24"/>
+          <w:szCs w:val="24"/>
+        </w:rPr>
+        <w:t>Every controlled repository release shall follow the approved governance lifecycle shown below.</w:t>
+      </w:r>
+    </w:p>
+    <w:p>
+      <w:pPr>
+        <w:tabs>
+          <w:tab w:val="left" w:pos="916"/>
+          <w:tab w:val="left" w:pos="1832"/>
+          <w:tab w:val="left" w:pos="2748"/>
+          <w:tab w:val="left" w:pos="3664"/>
+          <w:tab w:val="left" w:pos="4580"/>
+          <w:tab w:val="left" w:pos="5496"/>
+          <w:tab w:val="left" w:pos="6412"/>
+          <w:tab w:val="left" w:pos="7328"/>
+          <w:tab w:val="left" w:pos="8244"/>
+          <w:tab w:val="left" w:pos="9160"/>
+          <w:tab w:val="left" w:pos="10076"/>
+          <w:tab w:val="left" w:pos="10992"/>
+          <w:tab w:val="left" w:pos="11908"/>
+          <w:tab w:val="left" w:pos="12824"/>
+          <w:tab w:val="left" w:pos="13740"/>
+          <w:tab w:val="left" w:pos="14656"/>
+        </w:tabs>
+        <w:spacing w:after="0" w:line="240" w:lineRule="auto"/>
+        <w:rPr>
+          <w:rFonts w:ascii="Courier New" w:eastAsia="Times New Roman" w:hAnsi="Courier New" w:cs="Courier New"/>
+          <w:sz w:val="20"/>
+          <w:szCs w:val="20"/>
+        </w:rPr>
+      </w:pPr>
+      <w:r>
+        <w:rPr>
+          <w:rFonts w:ascii="Courier New" w:eastAsia="Times New Roman" w:hAnsi="Courier New" w:cs="Courier New"/>
+          <w:sz w:val="20"/>
+          <w:szCs w:val="20"/>
+        </w:rPr>
+        <w:t>Working Draft</w:t>
+      </w:r>
+      <w:r>
+        <w:rPr>
+          <w:rFonts w:ascii="Courier New" w:eastAsia="Times New Roman" w:hAnsi="Courier New" w:cs="Courier New"/>
+          <w:sz w:val="20"/>
+          <w:szCs w:val="20"/>
+        </w:rPr>
+        <w:br/>
+        <w:t xml:space="preserve">      │</w:t>
+      </w:r>
+      <w:r>
+        <w:rPr>
+          <w:rFonts w:ascii="Courier New" w:eastAsia="Times New Roman" w:hAnsi="Courier New" w:cs="Courier New"/>
+          <w:sz w:val="20"/>
+          <w:szCs w:val="20"/>
+        </w:rPr>
+        <w:br/>
+        <w:t xml:space="preserve">      ▼</w:t>
+      </w:r>
+      <w:r>
+        <w:rPr>
+          <w:rFonts w:ascii="Courier New" w:eastAsia="Times New Roman" w:hAnsi="Courier New" w:cs="Courier New"/>
+          <w:sz w:val="20"/>
+          <w:szCs w:val="20"/>
+        </w:rPr>
+        <w:br/>
+        <w:t>Internal Review</w:t>
+      </w:r>
+      <w:r>
+        <w:rPr>
+          <w:rFonts w:ascii="Courier New" w:eastAsia="Times New Roman" w:hAnsi="Courier New" w:cs="Courier New"/>
+          <w:sz w:val="20"/>
+          <w:szCs w:val="20"/>
+        </w:rPr>
+        <w:br/>
+        <w:t xml:space="preserve">      │</w:t>
+      </w:r>
+      <w:r>
+        <w:rPr>
+          <w:rFonts w:ascii="Courier New" w:eastAsia="Times New Roman" w:hAnsi="Courier New" w:cs="Courier New"/>
+          <w:sz w:val="20"/>
+          <w:szCs w:val="20"/>
+        </w:rPr>
+        <w:br/>
+        <w:t xml:space="preserve">      ▼</w:t>
+      </w:r>
+      <w:r>
+        <w:rPr>
+          <w:rFonts w:ascii="Courier New" w:eastAsia="Times New Roman" w:hAnsi="Courier New" w:cs="Courier New"/>
+          <w:sz w:val="20"/>
+          <w:szCs w:val="20"/>
+        </w:rPr>
+        <w:br/>
+        <w:t>Founder Approval</w:t>
+      </w:r>
+      <w:r>
+        <w:rPr>
+          <w:rFonts w:ascii="Courier New" w:eastAsia="Times New Roman" w:hAnsi="Courier New" w:cs="Courier New"/>
+          <w:sz w:val="20"/>
+          <w:szCs w:val="20"/>
+        </w:rPr>
+        <w:br/>
+        <w:t xml:space="preserve">      │</w:t>
+      </w:r>
+      <w:r>
+        <w:rPr>
+          <w:rFonts w:ascii="Courier New" w:eastAsia="Times New Roman" w:hAnsi="Courier New" w:cs="Courier New"/>
+          <w:sz w:val="20"/>
+          <w:szCs w:val="20"/>
+        </w:rPr>
+        <w:br/>
+        <w:t xml:space="preserve">      ▼</w:t>
+      </w:r>
+      <w:r>
+        <w:rPr>
+          <w:rFonts w:ascii="Courier New" w:eastAsia="Times New Roman" w:hAnsi="Courier New" w:cs="Courier New"/>
+          <w:sz w:val="20"/>
+          <w:szCs w:val="20"/>
+        </w:rPr>
+        <w:br/>
+        <w:t>Baseline Creation</w:t>
+      </w:r>
+      <w:r>
+        <w:rPr>
+          <w:rFonts w:ascii="Courier New" w:eastAsia="Times New Roman" w:hAnsi="Courier New" w:cs="Courier New"/>
+          <w:sz w:val="20"/>
+          <w:szCs w:val="20"/>
+        </w:rPr>
+        <w:br/>
+        <w:t xml:space="preserve">      │</w:t>
+      </w:r>
+      <w:r>
+        <w:rPr>
+          <w:rFonts w:ascii="Courier New" w:eastAsia="Times New Roman" w:hAnsi="Courier New" w:cs="Courier New"/>
+          <w:sz w:val="20"/>
+          <w:szCs w:val="20"/>
+        </w:rPr>
+        <w:br/>
+        <w:t xml:space="preserve">      ▼</w:t>
+      </w:r>
+      <w:r>
+        <w:rPr>
+          <w:rFonts w:ascii="Courier New" w:eastAsia="Times New Roman" w:hAnsi="Courier New" w:cs="Courier New"/>
+          <w:sz w:val="20"/>
+          <w:szCs w:val="20"/>
+        </w:rPr>
+        <w:br/>
+        <w:t>Document Register Generation</w:t>
+      </w:r>
+      <w:r>
+        <w:rPr>
+          <w:rFonts w:ascii="Courier New" w:eastAsia="Times New Roman" w:hAnsi="Courier New" w:cs="Courier New"/>
+          <w:sz w:val="20"/>
+          <w:szCs w:val="20"/>
+        </w:rPr>
+        <w:br/>
+        <w:t xml:space="preserve">      │</w:t>
+      </w:r>
+      <w:r>
+        <w:rPr>
+          <w:rFonts w:ascii="Courier New" w:eastAsia="Times New Roman" w:hAnsi="Courier New" w:cs="Courier New"/>
+          <w:sz w:val="20"/>
+          <w:szCs w:val="20"/>
+        </w:rPr>
+        <w:br/>
+        <w:t xml:space="preserve">      ▼</w:t>
+      </w:r>
+      <w:r>
+        <w:rPr>
+          <w:rFonts w:ascii="Courier New" w:eastAsia="Times New Roman" w:hAnsi="Courier New" w:cs="Courier New"/>
+          <w:sz w:val="20"/>
+          <w:szCs w:val="20"/>
+        </w:rPr>
+        <w:br/>
+        <w:t>SHA256 Hash Generation</w:t>
+      </w:r>
+      <w:r>
+        <w:rPr>
+          <w:rFonts w:ascii="Courier New" w:eastAsia="Times New Roman" w:hAnsi="Courier New" w:cs="Courier New"/>
+          <w:sz w:val="20"/>
+          <w:szCs w:val="20"/>
+        </w:rPr>
+        <w:br/>
+        <w:t xml:space="preserve">      │</w:t>
+      </w:r>
+      <w:r>
+        <w:rPr>
+          <w:rFonts w:ascii="Courier New" w:eastAsia="Times New Roman" w:hAnsi="Courier New" w:cs="Courier New"/>
+          <w:sz w:val="20"/>
+          <w:szCs w:val="20"/>
+        </w:rPr>
+        <w:br/>
+        <w:t xml:space="preserve">      ▼</w:t>
+      </w:r>
+      <w:r>
+        <w:rPr>
+          <w:rFonts w:ascii="Courier New" w:eastAsia="Times New Roman" w:hAnsi="Courier New" w:cs="Courier New"/>
+          <w:sz w:val="20"/>
+          <w:szCs w:val="20"/>
+        </w:rPr>
+        <w:br/>
+        <w:t>Repository Verification</w:t>
+      </w:r>
+      <w:r>
+        <w:rPr>
+          <w:rFonts w:ascii="Courier New" w:eastAsia="Times New Roman" w:hAnsi="Courier New" w:cs="Courier New"/>
+          <w:sz w:val="20"/>
+          <w:szCs w:val="20"/>
+        </w:rPr>
+        <w:br/>
+        <w:t xml:space="preserve">      │</w:t>
+      </w:r>
+      <w:r>
+        <w:rPr>
+          <w:rFonts w:ascii="Courier New" w:eastAsia="Times New Roman" w:hAnsi="Courier New" w:cs="Courier New"/>
+          <w:sz w:val="20"/>
+          <w:szCs w:val="20"/>
+        </w:rPr>
+        <w:br/>
+        <w:t xml:space="preserve">      ▼</w:t>
+      </w:r>
+      <w:r>
+        <w:rPr>
+          <w:rFonts w:ascii="Courier New" w:eastAsia="Times New Roman" w:hAnsi="Courier New" w:cs="Courier New"/>
+          <w:sz w:val="20"/>
+          <w:szCs w:val="20"/>
+        </w:rPr>
+        <w:br/>
+        <w:t>Git Commit</w:t>
+      </w:r>
+      <w:r>
+        <w:rPr>
+          <w:rFonts w:ascii="Courier New" w:eastAsia="Times New Roman" w:hAnsi="Courier New" w:cs="Courier New"/>
+          <w:sz w:val="20"/>
+          <w:szCs w:val="20"/>
+        </w:rPr>
+        <w:br/>
+        <w:t xml:space="preserve">      │</w:t>
+      </w:r>
+      <w:r>
+        <w:rPr>
+          <w:rFonts w:ascii="Courier New" w:eastAsia="Times New Roman" w:hAnsi="Courier New" w:cs="Courier New"/>
+          <w:sz w:val="20"/>
+          <w:szCs w:val="20"/>
+        </w:rPr>
+        <w:br/>
+        <w:t xml:space="preserve">      ▼</w:t>
+      </w:r>
+      <w:r>
+        <w:rPr>
+          <w:rFonts w:ascii="Courier New" w:eastAsia="Times New Roman" w:hAnsi="Courier New" w:cs="Courier New"/>
+          <w:sz w:val="20"/>
+          <w:szCs w:val="20"/>
+        </w:rPr>
+        <w:br/>
+        <w:t>Baseline Tag Creation</w:t>
+      </w:r>
+      <w:r>
+        <w:rPr>
+          <w:rFonts w:ascii="Courier New" w:eastAsia="Times New Roman" w:hAnsi="Courier New" w:cs="Courier New"/>
+          <w:sz w:val="20"/>
+          <w:szCs w:val="20"/>
+        </w:rPr>
+        <w:br/>
+        <w:t xml:space="preserve">      │</w:t>
+      </w:r>
+      <w:r>
+        <w:rPr>
+          <w:rFonts w:ascii="Courier New" w:eastAsia="Times New Roman" w:hAnsi="Courier New" w:cs="Courier New"/>
+          <w:sz w:val="20"/>
+          <w:szCs w:val="20"/>
+        </w:rPr>
+        <w:br/>
+        <w:t xml:space="preserve">      ▼</w:t>
+      </w:r>
+      <w:r>
+        <w:rPr>
+          <w:rFonts w:ascii="Courier New" w:eastAsia="Times New Roman" w:hAnsi="Courier New" w:cs="Courier New"/>
+          <w:sz w:val="20"/>
+          <w:szCs w:val="20"/>
+        </w:rPr>
+        <w:br/>
+        <w:t>GitHub Publication</w:t>
+      </w:r>
+      <w:r>
+        <w:rPr>
+          <w:rFonts w:ascii="Courier New" w:eastAsia="Times New Roman" w:hAnsi="Courier New" w:cs="Courier New"/>
+          <w:sz w:val="20"/>
+          <w:szCs w:val="20"/>
+        </w:rPr>
+        <w:br/>
+        <w:t xml:space="preserve">      │</w:t>
+      </w:r>
+      <w:r>
+        <w:rPr>
+          <w:rFonts w:ascii="Courier New" w:eastAsia="Times New Roman" w:hAnsi="Courier New" w:cs="Courier New"/>
+          <w:sz w:val="20"/>
+          <w:szCs w:val="20"/>
+        </w:rPr>
+        <w:br/>
+        <w:t xml:space="preserve">      ▼</w:t>
+      </w:r>
+      <w:r>
+        <w:rPr>
+          <w:rFonts w:ascii="Courier New" w:eastAsia="Times New Roman" w:hAnsi="Courier New" w:cs="Courier New"/>
+          <w:sz w:val="20"/>
+          <w:szCs w:val="20"/>
+        </w:rPr>
+        <w:br/>
+        <w:t>Release Archive</w:t>
+      </w:r>
+      <w:r>
+        <w:rPr>
+          <w:rFonts w:ascii="Courier New" w:eastAsia="Times New Roman" w:hAnsi="Courier New" w:cs="Courier New"/>
+          <w:sz w:val="20"/>
+          <w:szCs w:val="20"/>
+        </w:rPr>
+        <w:br/>
+        <w:t xml:space="preserve">      │</w:t>
+      </w:r>
+      <w:r>
+        <w:rPr>
+          <w:rFonts w:ascii="Courier New" w:eastAsia="Times New Roman" w:hAnsi="Courier New" w:cs="Courier New"/>
+          <w:sz w:val="20"/>
+          <w:szCs w:val="20"/>
+        </w:rPr>
+        <w:br/>
+        <w:t xml:space="preserve">      ▼</w:t>
+      </w:r>
+      <w:r>
+        <w:rPr>
+          <w:rFonts w:ascii="Courier New" w:eastAsia="Times New Roman" w:hAnsi="Courier New" w:cs="Courier New"/>
+          <w:sz w:val="20"/>
+          <w:szCs w:val="20"/>
+        </w:rPr>
+        <w:br/>
+        <w:t>Evidence Preservation</w:t>
+      </w:r>
+      <w:r>
+        <w:rPr>
+          <w:rFonts w:ascii="Courier New" w:eastAsia="Times New Roman" w:hAnsi="Courier New" w:cs="Courier New"/>
+          <w:sz w:val="20"/>
+          <w:szCs w:val="20"/>
+        </w:rPr>
+        <w:br/>
+        <w:t xml:space="preserve">      │</w:t>
+      </w:r>
+      <w:r>
+        <w:rPr>
+          <w:rFonts w:ascii="Courier New" w:eastAsia="Times New Roman" w:hAnsi="Courier New" w:cs="Courier New"/>
+          <w:sz w:val="20"/>
+          <w:szCs w:val="20"/>
+        </w:rPr>
+        <w:br/>
+        <w:t xml:space="preserve">      ▼</w:t>
+      </w:r>
+      <w:r>
+        <w:rPr>
+          <w:rFonts w:ascii="Courier New" w:eastAsia="Times New Roman" w:hAnsi="Courier New" w:cs="Courier New"/>
+          <w:sz w:val="20"/>
+          <w:szCs w:val="20"/>
+        </w:rPr>
+        <w:br/>
+        <w:t>Controlled Change Requests</w:t>
+      </w:r>
+      <w:r>
+        <w:rPr>
+          <w:rFonts w:ascii="Courier New" w:eastAsia="Times New Roman" w:hAnsi="Courier New" w:cs="Courier New"/>
+          <w:sz w:val="20"/>
+          <w:szCs w:val="20"/>
+        </w:rPr>
+        <w:br/>
+        <w:t xml:space="preserve">      │</w:t>
+      </w:r>
+      <w:r>
+        <w:rPr>
+          <w:rFonts w:ascii="Courier New" w:eastAsia="Times New Roman" w:hAnsi="Courier New" w:cs="Courier New"/>
+          <w:sz w:val="20"/>
+          <w:szCs w:val="20"/>
+        </w:rPr>
+        <w:br/>
+      </w:r>
+      <w:r>
+        <w:rPr>
+          <w:rFonts w:ascii="Courier New" w:eastAsia="Times New Roman" w:hAnsi="Courier New" w:cs="Courier New"/>
+          <w:sz w:val="20"/>
+          <w:szCs w:val="20"/>
+        </w:rPr>
+        <w:lastRenderedPageBreak/>
+        <w:t xml:space="preserve">      ▼</w:t>
+      </w:r>
+      <w:r>
+        <w:rPr>
+          <w:rFonts w:ascii="Courier New" w:eastAsia="Times New Roman" w:hAnsi="Courier New" w:cs="Courier New"/>
+          <w:sz w:val="20"/>
+          <w:szCs w:val="20"/>
+        </w:rPr>
+        <w:br/>
+        <w:t>Next Approved Baseline</w:t>
+      </w:r>
+    </w:p>
+    <w:p>
+      <w:pPr>
+        <w:spacing w:before="100" w:beforeAutospacing="1" w:after="100" w:afterAutospacing="1" w:line="240" w:lineRule="auto"/>
+        <w:rPr>
+          <w:rFonts w:ascii="Times New Roman" w:eastAsia="Times New Roman" w:hAnsi="Times New Roman" w:cs="Times New Roman"/>
+          <w:sz w:val="24"/>
+          <w:szCs w:val="24"/>
+        </w:rPr>
+      </w:pPr>
+      <w:r>
+        <w:rPr>
+          <w:rFonts w:ascii="Times New Roman" w:eastAsia="Times New Roman" w:hAnsi="Times New Roman" w:cs="Times New Roman"/>
+          <w:sz w:val="24"/>
+          <w:szCs w:val="24"/>
+        </w:rPr>
+        <w:t>No repository baseline shall be released unless every stage of the lifecycle has been successfully completed and all required governance evidence has been preserved.</w:t>
+      </w:r>
+    </w:p>
+    <w:p>
+      <w:pPr>
+        <w:spacing w:after="0" w:line="240" w:lineRule="auto"/>
+        <w:rPr>
+          <w:rFonts w:ascii="Times New Roman" w:eastAsia="Times New Roman" w:hAnsi="Times New Roman" w:cs="Times New Roman"/>
+          <w:sz w:val="24"/>
+          <w:szCs w:val="24"/>
+        </w:rPr>
+      </w:pPr>
+      <w:r>
+        <w:rPr>
+          <w:rFonts w:ascii="Times New Roman" w:eastAsia="Times New Roman" w:hAnsi="Times New Roman" w:cs="Times New Roman"/>
+          <w:sz w:val="24"/>
+          <w:szCs w:val="24"/>
+        </w:rPr>
+        <w:pict w14:anchorId="0438E25B">
+          <v:rect id="_x0000_i1038" style="width:0;height:1.5pt" o:hralign="center" o:hrstd="t" o:hr="t" fillcolor="#a0a0a0" stroked="f"/>
+        </w:pict>
+      </w:r>
+    </w:p>
+    <w:p>
+      <w:pPr>
+        <w:spacing w:before="100" w:beforeAutospacing="1" w:after="100" w:afterAutospacing="1" w:line="240" w:lineRule="auto"/>
+        <w:outlineLvl w:val="1"/>
+        <w:rPr>
+          <w:rFonts w:ascii="Times New Roman" w:eastAsia="Times New Roman" w:hAnsi="Times New Roman" w:cs="Times New Roman"/>
+          <w:b/>
+          <w:bCs/>
+          <w:sz w:val="36"/>
+          <w:szCs w:val="36"/>
+        </w:rPr>
+      </w:pPr>
+      <w:r>
+        <w:rPr>
+          <w:rFonts w:ascii="Times New Roman" w:eastAsia="Times New Roman" w:hAnsi="Times New Roman" w:cs="Times New Roman"/>
+          <w:b/>
+          <w:bCs/>
+          <w:sz w:val="36"/>
+          <w:szCs w:val="36"/>
+        </w:rPr>
+        <w:t>8.7 Baseline Certification Summary</w:t>
+      </w:r>
+    </w:p>
+    <w:p>
+      <w:pPr>
+        <w:spacing w:before="100" w:beforeAutospacing="1" w:after="100" w:afterAutospacing="1" w:line="240" w:lineRule="auto"/>
+        <w:rPr>
+          <w:rFonts w:ascii="Times New Roman" w:eastAsia="Times New Roman" w:hAnsi="Times New Roman" w:cs="Times New Roman"/>
+          <w:sz w:val="24"/>
+          <w:szCs w:val="24"/>
+        </w:rPr>
+      </w:pPr>
+      <w:r>
+        <w:rPr>
+          <w:rFonts w:ascii="Times New Roman" w:eastAsia="Times New Roman" w:hAnsi="Times New Roman" w:cs="Times New Roman"/>
+          <w:sz w:val="24"/>
+          <w:szCs w:val="24"/>
+        </w:rPr>
+        <w:t xml:space="preserve">Baseline </w:t>
+      </w:r>
+      <w:r>
+        <w:rPr>
+          <w:rFonts w:ascii="Times New Roman" w:eastAsia="Times New Roman" w:hAnsi="Times New Roman" w:cs="Times New Roman"/>
+          <w:b/>
+          <w:bCs/>
+          <w:sz w:val="24"/>
+          <w:szCs w:val="24"/>
+        </w:rPr>
+        <w:t>GW-BASELINE-2026.1</w:t>
+      </w:r>
+      <w:r>
+        <w:rPr>
+          <w:rFonts w:ascii="Times New Roman" w:eastAsia="Times New Roman" w:hAnsi="Times New Roman" w:cs="Times New Roman"/>
+          <w:sz w:val="24"/>
+          <w:szCs w:val="24"/>
+        </w:rPr>
+        <w:t xml:space="preserve"> establishes the first approved operational release of the Golden Wings Enterprise Repository.</w:t>
+      </w:r>
+    </w:p>
+    <w:p>
+      <w:pPr>
+        <w:spacing w:before="100" w:beforeAutospacing="1" w:after="100" w:afterAutospacing="1" w:line="240" w:lineRule="auto"/>
+        <w:rPr>
+          <w:rFonts w:ascii="Times New Roman" w:eastAsia="Times New Roman" w:hAnsi="Times New Roman" w:cs="Times New Roman"/>
+          <w:sz w:val="24"/>
+          <w:szCs w:val="24"/>
+        </w:rPr>
+      </w:pPr>
+      <w:r>
+        <w:rPr>
+          <w:rFonts w:ascii="Times New Roman" w:eastAsia="Times New Roman" w:hAnsi="Times New Roman" w:cs="Times New Roman"/>
+          <w:sz w:val="24"/>
+          <w:szCs w:val="24"/>
+        </w:rPr>
+        <w:t>This baseline confirms that:</w:t>
+      </w:r>
+    </w:p>
+    <w:p>
+      <w:pPr>
+        <w:numPr>
+          <w:ilvl w:val="0"/>
+          <w:numId w:val="11"/>
+        </w:numPr>
+        <w:spacing w:before="100" w:beforeAutospacing="1" w:after="100" w:afterAutospacing="1" w:line="240" w:lineRule="auto"/>
+        <w:rPr>
+          <w:rFonts w:ascii="Times New Roman" w:eastAsia="Times New Roman" w:hAnsi="Times New Roman" w:cs="Times New Roman"/>
+          <w:sz w:val="24"/>
+          <w:szCs w:val="24"/>
+        </w:rPr>
+      </w:pPr>
+      <w:r>
+        <w:rPr>
+          <w:rFonts w:ascii="Times New Roman" w:eastAsia="Times New Roman" w:hAnsi="Times New Roman" w:cs="Times New Roman"/>
+          <w:sz w:val="24"/>
+          <w:szCs w:val="24"/>
+        </w:rPr>
+        <w:t xml:space="preserve">The enterprise repository structure has been established and approved. </w:t>
+      </w:r>
+    </w:p>
+    <w:p>
+      <w:pPr>
+        <w:numPr>
+          <w:ilvl w:val="0"/>
+          <w:numId w:val="11"/>
+        </w:numPr>
+        <w:spacing w:before="100" w:beforeAutospacing="1" w:after="100" w:afterAutospacing="1" w:line="240" w:lineRule="auto"/>
+        <w:rPr>
+          <w:rFonts w:ascii="Times New Roman" w:eastAsia="Times New Roman" w:hAnsi="Times New Roman" w:cs="Times New Roman"/>
+          <w:sz w:val="24"/>
+          <w:szCs w:val="24"/>
+        </w:rPr>
+      </w:pPr>
+      <w:r>
+        <w:rPr>
+          <w:rFonts w:ascii="Times New Roman" w:eastAsia="Times New Roman" w:hAnsi="Times New Roman" w:cs="Times New Roman"/>
+          <w:sz w:val="24"/>
+          <w:szCs w:val="24"/>
+        </w:rPr>
+        <w:t xml:space="preserve">The controlled document inventory has been implemented. </w:t>
+      </w:r>
+    </w:p>
+    <w:p>
+      <w:pPr>
+        <w:numPr>
+          <w:ilvl w:val="0"/>
+          <w:numId w:val="11"/>
+        </w:numPr>
+        <w:spacing w:before="100" w:beforeAutospacing="1" w:after="100" w:afterAutospacing="1" w:line="240" w:lineRule="auto"/>
+        <w:rPr>
+          <w:rFonts w:ascii="Times New Roman" w:eastAsia="Times New Roman" w:hAnsi="Times New Roman" w:cs="Times New Roman"/>
+          <w:sz w:val="24"/>
+          <w:szCs w:val="24"/>
+        </w:rPr>
+      </w:pPr>
+      <w:r>
+        <w:rPr>
+          <w:rFonts w:ascii="Times New Roman" w:eastAsia="Times New Roman" w:hAnsi="Times New Roman" w:cs="Times New Roman"/>
+          <w:sz w:val="24"/>
+          <w:szCs w:val="24"/>
+        </w:rPr>
+        <w:t xml:space="preserve">Repository governance documentation has been completed. </w:t>
+      </w:r>
+    </w:p>
+    <w:p>
+      <w:pPr>
+        <w:numPr>
+          <w:ilvl w:val="0"/>
+          <w:numId w:val="11"/>
+        </w:numPr>
+        <w:spacing w:before="100" w:beforeAutospacing="1" w:after="100" w:afterAutospacing="1" w:line="240" w:lineRule="auto"/>
+        <w:rPr>
+          <w:rFonts w:ascii="Times New Roman" w:eastAsia="Times New Roman" w:hAnsi="Times New Roman" w:cs="Times New Roman"/>
+          <w:sz w:val="24"/>
+          <w:szCs w:val="24"/>
+        </w:rPr>
+      </w:pPr>
+      <w:r>
+        <w:rPr>
+          <w:rFonts w:ascii="Times New Roman" w:eastAsia="Times New Roman" w:hAnsi="Times New Roman" w:cs="Times New Roman"/>
+          <w:sz w:val="24"/>
+          <w:szCs w:val="24"/>
+        </w:rPr>
+        <w:t xml:space="preserve">Baseline management procedures have been implemented. </w:t>
+      </w:r>
+    </w:p>
+    <w:p>
+      <w:pPr>
+        <w:numPr>
+          <w:ilvl w:val="0"/>
+          <w:numId w:val="11"/>
+        </w:numPr>
+        <w:spacing w:before="100" w:beforeAutospacing="1" w:after="100" w:afterAutospacing="1" w:line="240" w:lineRule="auto"/>
+        <w:rPr>
+          <w:rFonts w:ascii="Times New Roman" w:eastAsia="Times New Roman" w:hAnsi="Times New Roman" w:cs="Times New Roman"/>
+          <w:sz w:val="24"/>
+          <w:szCs w:val="24"/>
+        </w:rPr>
+      </w:pPr>
+      <w:r>
+        <w:rPr>
+          <w:rFonts w:ascii="Times New Roman" w:eastAsia="Times New Roman" w:hAnsi="Times New Roman" w:cs="Times New Roman"/>
+          <w:sz w:val="24"/>
+          <w:szCs w:val="24"/>
+        </w:rPr>
+        <w:t xml:space="preserve">Automated repository validation has been implemented. </w:t>
+      </w:r>
+    </w:p>
+    <w:p>
+      <w:pPr>
+        <w:numPr>
+          <w:ilvl w:val="0"/>
+          <w:numId w:val="11"/>
+        </w:numPr>
+        <w:spacing w:before="100" w:beforeAutospacing="1" w:after="100" w:afterAutospacing="1" w:line="240" w:lineRule="auto"/>
+        <w:rPr>
+          <w:rFonts w:ascii="Times New Roman" w:eastAsia="Times New Roman" w:hAnsi="Times New Roman" w:cs="Times New Roman"/>
+          <w:sz w:val="24"/>
+          <w:szCs w:val="24"/>
+        </w:rPr>
+      </w:pPr>
+      <w:r>
+        <w:rPr>
+          <w:rFonts w:ascii="Times New Roman" w:eastAsia="Times New Roman" w:hAnsi="Times New Roman" w:cs="Times New Roman"/>
+          <w:sz w:val="24"/>
+          <w:szCs w:val="24"/>
+        </w:rPr>
+        <w:t xml:space="preserve">Repository integrity verification has been implemented. </w:t>
+      </w:r>
+    </w:p>
+    <w:p>
+      <w:pPr>
+        <w:numPr>
+          <w:ilvl w:val="0"/>
+          <w:numId w:val="11"/>
+        </w:numPr>
+        <w:spacing w:before="100" w:beforeAutospacing="1" w:after="100" w:afterAutospacing="1" w:line="240" w:lineRule="auto"/>
+        <w:rPr>
+          <w:rFonts w:ascii="Times New Roman" w:eastAsia="Times New Roman" w:hAnsi="Times New Roman" w:cs="Times New Roman"/>
+          <w:sz w:val="24"/>
+          <w:szCs w:val="24"/>
+        </w:rPr>
+      </w:pPr>
+      <w:r>
+        <w:rPr>
+          <w:rFonts w:ascii="Times New Roman" w:eastAsia="Times New Roman" w:hAnsi="Times New Roman" w:cs="Times New Roman"/>
+          <w:sz w:val="24"/>
+          <w:szCs w:val="24"/>
+        </w:rPr>
+        <w:t xml:space="preserve">Git version control and GitHub remote management have been established. </w:t>
+      </w:r>
+    </w:p>
+    <w:p>
+      <w:pPr>
+        <w:numPr>
+          <w:ilvl w:val="0"/>
+          <w:numId w:val="11"/>
+        </w:numPr>
+        <w:spacing w:before="100" w:beforeAutospacing="1" w:after="100" w:afterAutospacing="1" w:line="240" w:lineRule="auto"/>
+        <w:rPr>
+          <w:rFonts w:ascii="Times New Roman" w:eastAsia="Times New Roman" w:hAnsi="Times New Roman" w:cs="Times New Roman"/>
+          <w:sz w:val="24"/>
+          <w:szCs w:val="24"/>
+        </w:rPr>
+      </w:pPr>
+      <w:r>
+        <w:rPr>
+          <w:rFonts w:ascii="Times New Roman" w:eastAsia="Times New Roman" w:hAnsi="Times New Roman" w:cs="Times New Roman"/>
+          <w:sz w:val="24"/>
+          <w:szCs w:val="24"/>
+        </w:rPr>
+        <w:t xml:space="preserve">Enterprise release management procedures are operational. </w:t>
+      </w:r>
+    </w:p>
+    <w:p>
+      <w:pPr>
+        <w:numPr>
+          <w:ilvl w:val="0"/>
+          <w:numId w:val="11"/>
+        </w:numPr>
+        <w:spacing w:before="100" w:beforeAutospacing="1" w:after="100" w:afterAutospacing="1" w:line="240" w:lineRule="auto"/>
+        <w:rPr>
+          <w:rFonts w:ascii="Times New Roman" w:eastAsia="Times New Roman" w:hAnsi="Times New Roman" w:cs="Times New Roman"/>
+          <w:sz w:val="24"/>
+          <w:szCs w:val="24"/>
+        </w:rPr>
+      </w:pPr>
+      <w:r>
+        <w:rPr>
+          <w:rFonts w:ascii="Times New Roman" w:eastAsia="Times New Roman" w:hAnsi="Times New Roman" w:cs="Times New Roman"/>
+          <w:sz w:val="24"/>
+          <w:szCs w:val="24"/>
+        </w:rPr>
+        <w:t xml:space="preserve">Repository evidence management has been implemented. </w:t>
+      </w:r>
+    </w:p>
+    <w:p>
+      <w:pPr>
+        <w:numPr>
+          <w:ilvl w:val="0"/>
+          <w:numId w:val="11"/>
+        </w:numPr>
+        <w:spacing w:before="100" w:beforeAutospacing="1" w:after="100" w:afterAutospacing="1" w:line="240" w:lineRule="auto"/>
+        <w:rPr>
+          <w:rFonts w:ascii="Times New Roman" w:eastAsia="Times New Roman" w:hAnsi="Times New Roman" w:cs="Times New Roman"/>
+          <w:sz w:val="24"/>
+          <w:szCs w:val="24"/>
+        </w:rPr>
+      </w:pPr>
+      <w:r>
+        <w:rPr>
+          <w:rFonts w:ascii="Times New Roman" w:eastAsia="Times New Roman" w:hAnsi="Times New Roman" w:cs="Times New Roman"/>
+          <w:sz w:val="24"/>
+          <w:szCs w:val="24"/>
+        </w:rPr>
+        <w:t xml:space="preserve">The repository is approved for controlled operational use. </w:t>
+      </w:r>
+    </w:p>
+    <w:p>
+      <w:pPr>
+        <w:spacing w:before="100" w:beforeAutospacing="1" w:after="100" w:afterAutospacing="1" w:line="240" w:lineRule="auto"/>
+        <w:rPr>
+          <w:rFonts w:ascii="Times New Roman" w:eastAsia="Times New Roman" w:hAnsi="Times New Roman" w:cs="Times New Roman"/>
+          <w:sz w:val="24"/>
+          <w:szCs w:val="24"/>
+        </w:rPr>
+      </w:pPr>
+      <w:r>
+        <w:rPr>
+          <w:rFonts w:ascii="Times New Roman" w:eastAsia="Times New Roman" w:hAnsi="Times New Roman" w:cs="Times New Roman"/>
+          <w:sz w:val="24"/>
+          <w:szCs w:val="24"/>
+        </w:rPr>
+        <w:t>This baseline serves as the constitutional foundation for all future repository releases. All subsequent changes shall be governed through the approved change governance process and recorded as new controlled baselines.</w:t>
+      </w:r>
+    </w:p>
+    <w:p>
+      <w:pPr>
+        <w:spacing w:before="100" w:beforeAutospacing="1" w:after="100" w:afterAutospacing="1" w:line="240" w:lineRule="auto"/>
+        <w:outlineLvl w:val="1"/>
+        <w:rPr>
+          <w:rFonts w:ascii="Times New Roman" w:eastAsia="Times New Roman" w:hAnsi="Times New Roman" w:cs="Times New Roman"/>
+          <w:b/>
+          <w:bCs/>
+          <w:sz w:val="36"/>
+          <w:szCs w:val="36"/>
+        </w:rPr>
+      </w:pPr>
+      <w:r>
+        <w:rPr>
+          <w:rFonts w:ascii="Times New Roman" w:eastAsia="Times New Roman" w:hAnsi="Times New Roman" w:cs="Times New Roman"/>
+          <w:b/>
+          <w:bCs/>
+          <w:sz w:val="36"/>
+          <w:szCs w:val="36"/>
+        </w:rPr>
+        <w:t>8.8 Future Repository Vision</w:t>
+      </w:r>
+    </w:p>
+    <w:p>
+      <w:pPr>
+        <w:spacing w:before="100" w:beforeAutospacing="1" w:after="100" w:afterAutospacing="1" w:line="240" w:lineRule="auto"/>
+        <w:rPr>
+          <w:rFonts w:ascii="Times New Roman" w:eastAsia="Times New Roman" w:hAnsi="Times New Roman" w:cs="Times New Roman"/>
+          <w:sz w:val="24"/>
+          <w:szCs w:val="24"/>
+        </w:rPr>
+      </w:pPr>
+      <w:r>
+        <w:rPr>
+          <w:rFonts w:ascii="Times New Roman" w:eastAsia="Times New Roman" w:hAnsi="Times New Roman" w:cs="Times New Roman"/>
+          <w:sz w:val="24"/>
+          <w:szCs w:val="24"/>
+        </w:rPr>
+        <w:t>The Golden Wings Enterprise Repository shall continue to evolve while preserving constitutional stability and baseline integrity.</w:t>
+      </w:r>
+    </w:p>
+    <w:p>
+      <w:pPr>
+        <w:spacing w:before="100" w:beforeAutospacing="1" w:after="100" w:afterAutospacing="1" w:line="240" w:lineRule="auto"/>
+        <w:rPr>
+          <w:rFonts w:ascii="Times New Roman" w:eastAsia="Times New Roman" w:hAnsi="Times New Roman" w:cs="Times New Roman"/>
+          <w:sz w:val="24"/>
+          <w:szCs w:val="24"/>
+        </w:rPr>
+      </w:pPr>
+      <w:r>
+        <w:rPr>
+          <w:rFonts w:ascii="Times New Roman" w:eastAsia="Times New Roman" w:hAnsi="Times New Roman" w:cs="Times New Roman"/>
+          <w:sz w:val="24"/>
+          <w:szCs w:val="24"/>
+        </w:rPr>
+        <w:t>Future strategic initiatives include:</w:t>
+      </w:r>
+    </w:p>
+    <w:p>
+      <w:pPr>
+        <w:numPr>
+          <w:ilvl w:val="0"/>
+          <w:numId w:val="14"/>
+        </w:numPr>
+        <w:spacing w:before="100" w:beforeAutospacing="1" w:after="100" w:afterAutospacing="1" w:line="240" w:lineRule="auto"/>
+        <w:rPr>
+          <w:rFonts w:ascii="Times New Roman" w:eastAsia="Times New Roman" w:hAnsi="Times New Roman" w:cs="Times New Roman"/>
+          <w:sz w:val="24"/>
+          <w:szCs w:val="24"/>
+        </w:rPr>
+      </w:pPr>
+      <w:r>
+        <w:rPr>
+          <w:rFonts w:ascii="Times New Roman" w:eastAsia="Times New Roman" w:hAnsi="Times New Roman" w:cs="Times New Roman"/>
+          <w:sz w:val="24"/>
+          <w:szCs w:val="24"/>
+        </w:rPr>
+        <w:t xml:space="preserve">Machine-readable governance models </w:t>
+      </w:r>
+    </w:p>
+    <w:p>
+      <w:pPr>
+        <w:numPr>
+          <w:ilvl w:val="0"/>
+          <w:numId w:val="14"/>
+        </w:numPr>
+        <w:spacing w:before="100" w:beforeAutospacing="1" w:after="100" w:afterAutospacing="1" w:line="240" w:lineRule="auto"/>
+        <w:rPr>
+          <w:rFonts w:ascii="Times New Roman" w:eastAsia="Times New Roman" w:hAnsi="Times New Roman" w:cs="Times New Roman"/>
+          <w:sz w:val="24"/>
+          <w:szCs w:val="24"/>
+        </w:rPr>
+      </w:pPr>
+      <w:r>
+        <w:rPr>
+          <w:rFonts w:ascii="Times New Roman" w:eastAsia="Times New Roman" w:hAnsi="Times New Roman" w:cs="Times New Roman"/>
+          <w:sz w:val="24"/>
+          <w:szCs w:val="24"/>
+        </w:rPr>
+        <w:t xml:space="preserve">Enterprise metadata registry </w:t>
+      </w:r>
+    </w:p>
+    <w:p>
+      <w:pPr>
+        <w:numPr>
+          <w:ilvl w:val="0"/>
+          <w:numId w:val="14"/>
+        </w:numPr>
+        <w:spacing w:before="100" w:beforeAutospacing="1" w:after="100" w:afterAutospacing="1" w:line="240" w:lineRule="auto"/>
+        <w:rPr>
+          <w:rFonts w:ascii="Times New Roman" w:eastAsia="Times New Roman" w:hAnsi="Times New Roman" w:cs="Times New Roman"/>
+          <w:sz w:val="24"/>
+          <w:szCs w:val="24"/>
+        </w:rPr>
+      </w:pPr>
+      <w:r>
+        <w:rPr>
+          <w:rFonts w:ascii="Times New Roman" w:eastAsia="Times New Roman" w:hAnsi="Times New Roman" w:cs="Times New Roman"/>
+          <w:sz w:val="24"/>
+          <w:szCs w:val="24"/>
+        </w:rPr>
+        <w:t xml:space="preserve">JSON/YAML document representations </w:t>
+      </w:r>
+    </w:p>
+    <w:p>
+      <w:pPr>
+        <w:numPr>
+          <w:ilvl w:val="0"/>
+          <w:numId w:val="14"/>
+        </w:numPr>
+        <w:spacing w:before="100" w:beforeAutospacing="1" w:after="100" w:afterAutospacing="1" w:line="240" w:lineRule="auto"/>
+        <w:rPr>
+          <w:rFonts w:ascii="Times New Roman" w:eastAsia="Times New Roman" w:hAnsi="Times New Roman" w:cs="Times New Roman"/>
+          <w:sz w:val="24"/>
+          <w:szCs w:val="24"/>
+        </w:rPr>
+      </w:pPr>
+      <w:proofErr w:type="spellStart"/>
+      <w:r>
+        <w:rPr>
+          <w:rFonts w:ascii="Times New Roman" w:eastAsia="Times New Roman" w:hAnsi="Times New Roman" w:cs="Times New Roman"/>
+          <w:sz w:val="24"/>
+          <w:szCs w:val="24"/>
+        </w:rPr>
+        <w:t>OpenAPI</w:t>
+      </w:r>
+      <w:proofErr w:type="spellEnd"/>
+      <w:r>
+        <w:rPr>
+          <w:rFonts w:ascii="Times New Roman" w:eastAsia="Times New Roman" w:hAnsi="Times New Roman" w:cs="Times New Roman"/>
+          <w:sz w:val="24"/>
+          <w:szCs w:val="24"/>
+        </w:rPr>
+        <w:t xml:space="preserve"> governance interfaces </w:t>
+      </w:r>
+    </w:p>
+    <w:p>
+      <w:pPr>
+        <w:numPr>
+          <w:ilvl w:val="0"/>
+          <w:numId w:val="14"/>
+        </w:numPr>
+        <w:spacing w:before="100" w:beforeAutospacing="1" w:after="100" w:afterAutospacing="1" w:line="240" w:lineRule="auto"/>
+        <w:rPr>
+          <w:rFonts w:ascii="Times New Roman" w:eastAsia="Times New Roman" w:hAnsi="Times New Roman" w:cs="Times New Roman"/>
+          <w:sz w:val="24"/>
+          <w:szCs w:val="24"/>
+        </w:rPr>
+      </w:pPr>
+      <w:r>
+        <w:rPr>
+          <w:rFonts w:ascii="Times New Roman" w:eastAsia="Times New Roman" w:hAnsi="Times New Roman" w:cs="Times New Roman"/>
+          <w:sz w:val="24"/>
+          <w:szCs w:val="24"/>
+        </w:rPr>
+        <w:t xml:space="preserve">Digital document signing </w:t>
+      </w:r>
+    </w:p>
+    <w:p>
+      <w:pPr>
+        <w:numPr>
+          <w:ilvl w:val="0"/>
+          <w:numId w:val="14"/>
+        </w:numPr>
+        <w:spacing w:before="100" w:beforeAutospacing="1" w:after="100" w:afterAutospacing="1" w:line="240" w:lineRule="auto"/>
+        <w:rPr>
+          <w:rFonts w:ascii="Times New Roman" w:eastAsia="Times New Roman" w:hAnsi="Times New Roman" w:cs="Times New Roman"/>
+          <w:sz w:val="24"/>
+          <w:szCs w:val="24"/>
+        </w:rPr>
+      </w:pPr>
+      <w:r>
+        <w:rPr>
+          <w:rFonts w:ascii="Times New Roman" w:eastAsia="Times New Roman" w:hAnsi="Times New Roman" w:cs="Times New Roman"/>
+          <w:sz w:val="24"/>
+          <w:szCs w:val="24"/>
+        </w:rPr>
+        <w:t xml:space="preserve">Continuous Integration and Continuous Delivery (CI/CD) </w:t>
+      </w:r>
+    </w:p>
+    <w:p>
+      <w:pPr>
+        <w:numPr>
+          <w:ilvl w:val="0"/>
+          <w:numId w:val="14"/>
+        </w:numPr>
+        <w:spacing w:before="100" w:beforeAutospacing="1" w:after="100" w:afterAutospacing="1" w:line="240" w:lineRule="auto"/>
+        <w:rPr>
+          <w:rFonts w:ascii="Times New Roman" w:eastAsia="Times New Roman" w:hAnsi="Times New Roman" w:cs="Times New Roman"/>
+          <w:sz w:val="24"/>
+          <w:szCs w:val="24"/>
+        </w:rPr>
+      </w:pPr>
+      <w:r>
+        <w:rPr>
+          <w:rFonts w:ascii="Times New Roman" w:eastAsia="Times New Roman" w:hAnsi="Times New Roman" w:cs="Times New Roman"/>
+          <w:sz w:val="24"/>
+          <w:szCs w:val="24"/>
+        </w:rPr>
+        <w:t xml:space="preserve">Automated compliance monitoring </w:t>
+      </w:r>
+    </w:p>
+    <w:p>
+      <w:pPr>
+        <w:numPr>
+          <w:ilvl w:val="0"/>
+          <w:numId w:val="14"/>
+        </w:numPr>
+        <w:spacing w:before="100" w:beforeAutospacing="1" w:after="100" w:afterAutospacing="1" w:line="240" w:lineRule="auto"/>
+        <w:rPr>
+          <w:rFonts w:ascii="Times New Roman" w:eastAsia="Times New Roman" w:hAnsi="Times New Roman" w:cs="Times New Roman"/>
+          <w:sz w:val="24"/>
+          <w:szCs w:val="24"/>
+        </w:rPr>
+      </w:pPr>
+      <w:r>
+        <w:rPr>
+          <w:rFonts w:ascii="Times New Roman" w:eastAsia="Times New Roman" w:hAnsi="Times New Roman" w:cs="Times New Roman"/>
+          <w:sz w:val="24"/>
+          <w:szCs w:val="24"/>
+        </w:rPr>
+        <w:t xml:space="preserve">Enterprise knowledge graph </w:t>
+      </w:r>
+    </w:p>
+    <w:p>
+      <w:pPr>
+        <w:numPr>
+          <w:ilvl w:val="0"/>
+          <w:numId w:val="14"/>
+        </w:numPr>
+        <w:spacing w:before="100" w:beforeAutospacing="1" w:after="100" w:afterAutospacing="1" w:line="240" w:lineRule="auto"/>
+        <w:rPr>
+          <w:rFonts w:ascii="Times New Roman" w:eastAsia="Times New Roman" w:hAnsi="Times New Roman" w:cs="Times New Roman"/>
+          <w:sz w:val="24"/>
+          <w:szCs w:val="24"/>
+        </w:rPr>
+      </w:pPr>
+      <w:r>
+        <w:rPr>
+          <w:rFonts w:ascii="Times New Roman" w:eastAsia="Times New Roman" w:hAnsi="Times New Roman" w:cs="Times New Roman"/>
+          <w:sz w:val="24"/>
+          <w:szCs w:val="24"/>
+        </w:rPr>
+        <w:t xml:space="preserve">AI-assisted document governance </w:t>
+      </w:r>
+    </w:p>
+    <w:p>
+      <w:pPr>
+        <w:numPr>
+          <w:ilvl w:val="0"/>
+          <w:numId w:val="14"/>
+        </w:numPr>
+        <w:spacing w:before="100" w:beforeAutospacing="1" w:after="100" w:afterAutospacing="1" w:line="240" w:lineRule="auto"/>
+        <w:rPr>
+          <w:rFonts w:ascii="Times New Roman" w:eastAsia="Times New Roman" w:hAnsi="Times New Roman" w:cs="Times New Roman"/>
+          <w:sz w:val="24"/>
+          <w:szCs w:val="24"/>
+        </w:rPr>
+      </w:pPr>
+      <w:r>
+        <w:rPr>
+          <w:rFonts w:ascii="Times New Roman" w:eastAsia="Times New Roman" w:hAnsi="Times New Roman" w:cs="Times New Roman"/>
+          <w:sz w:val="24"/>
+          <w:szCs w:val="24"/>
+        </w:rPr>
+        <w:lastRenderedPageBreak/>
+        <w:t xml:space="preserve">Enterprise search and semantic discovery </w:t>
+      </w:r>
+    </w:p>
+    <w:p>
+      <w:pPr>
+        <w:numPr>
+          <w:ilvl w:val="0"/>
+          <w:numId w:val="14"/>
+        </w:numPr>
+        <w:spacing w:before="100" w:beforeAutospacing="1" w:after="100" w:afterAutospacing="1" w:line="240" w:lineRule="auto"/>
+        <w:rPr>
+          <w:rFonts w:ascii="Times New Roman" w:eastAsia="Times New Roman" w:hAnsi="Times New Roman" w:cs="Times New Roman"/>
+          <w:sz w:val="24"/>
+          <w:szCs w:val="24"/>
+        </w:rPr>
+      </w:pPr>
+      <w:r>
+        <w:rPr>
+          <w:rFonts w:ascii="Times New Roman" w:eastAsia="Times New Roman" w:hAnsi="Times New Roman" w:cs="Times New Roman"/>
+          <w:sz w:val="24"/>
+          <w:szCs w:val="24"/>
+        </w:rPr>
+        <w:t xml:space="preserve">Executive governance dashboards </w:t>
+      </w:r>
+    </w:p>
+    <w:p>
+      <w:pPr>
+        <w:spacing w:before="100" w:beforeAutospacing="1" w:after="100" w:afterAutospacing="1" w:line="240" w:lineRule="auto"/>
+        <w:rPr>
+          <w:rFonts w:ascii="Times New Roman" w:eastAsia="Times New Roman" w:hAnsi="Times New Roman" w:cs="Times New Roman"/>
+          <w:sz w:val="24"/>
+          <w:szCs w:val="24"/>
+        </w:rPr>
+      </w:pPr>
+      <w:r>
+        <w:rPr>
+          <w:rFonts w:ascii="Times New Roman" w:eastAsia="Times New Roman" w:hAnsi="Times New Roman" w:cs="Times New Roman"/>
+          <w:sz w:val="24"/>
+          <w:szCs w:val="24"/>
+        </w:rPr>
+        <w:t>All future enhancements shall be implemented through controlled change governance, documented within approved baselines, and supported by appropriate evidence and approval records.</w:t>
+      </w:r>
+    </w:p>
+    <w:p>
+      <w:pPr>
+        <w:spacing w:after="0" w:line="240" w:lineRule="auto"/>
         <w:rPr>
           <w:rFonts w:ascii="Times New Roman" w:eastAsia="Times New Roman" w:hAnsi="Times New Roman" w:cs="Times New Roman"/>
           <w:sz w:val="24"/>
@@ -19146,7 +23619,7 @@
           <w:szCs w:val="24"/>
         </w:rPr>
         <w:pict w14:anchorId="5BEBEC5B">
-          <v:rect id="_x0000_i1033" style="width:0;height:.75pt" o:hralign="center" o:hrstd="t" o:hr="t" fillcolor="#a0a0a0" stroked="f"/>
+          <v:rect id="_x0000_i1039" style="width:0;height:.75pt" o:hralign="center" o:hrstd="t" o:hr="t" fillcolor="#a0a0a0" stroked="f"/>
         </w:pict>
       </w:r>
     </w:p>
@@ -19418,7 +23891,6 @@
           <w:sz w:val="24"/>
           <w:szCs w:val="24"/>
         </w:rPr>
-        <w:lastRenderedPageBreak/>
         <w:t>Document register schema is established and permanent.</w:t>
       </w:r>
     </w:p>
@@ -19942,6 +24414,7 @@
                 <w:sz w:val="23"/>
                 <w:szCs w:val="23"/>
               </w:rPr>
+              <w:lastRenderedPageBreak/>
               <w:t>Founder C</w:t>
             </w:r>
           </w:p>
@@ -20057,7 +24530,7 @@
           <w:szCs w:val="24"/>
         </w:rPr>
         <w:pict w14:anchorId="04D7433E">
-          <v:rect id="_x0000_i1034" style="width:0;height:.75pt" o:hralign="center" o:hrstd="t" o:hr="t" fillcolor="#a0a0a0" stroked="f"/>
+          <v:rect id="_x0000_i1040" style="width:0;height:.75pt" o:hralign="center" o:hrstd="t" o:hr="t" fillcolor="#a0a0a0" stroked="f"/>
         </w:pict>
       </w:r>
     </w:p>
@@ -20098,6 +24571,155 @@
 <file path=word/numbering.xml><?xml version="1.0" encoding="utf-8"?>
 <w:numbering xmlns:wpc="http://schemas.microsoft.com/office/word/2010/wordprocessingCanvas" xmlns:cx="http://schemas.microsoft.com/office/drawing/2014/chartex" xmlns:cx1="http://schemas.microsoft.com/office/drawing/2015/9/8/chartex" xmlns:cx2="http://schemas.microsoft.com/office/drawing/2015/10/21/chartex" xmlns:cx3="http://schemas.microsoft.com/office/drawing/2016/5/9/chartex" xmlns:cx4="http://schemas.microsoft.com/office/drawing/2016/5/10/chartex" xmlns:cx5="http://schemas.microsoft.com/office/drawing/2016/5/11/chartex" xmlns:cx6="http://schemas.microsoft.com/office/drawing/2016/5/12/chartex" xmlns:cx7="http://schemas.microsoft.com/office/drawing/2016/5/13/chartex" xmlns:cx8="http://schemas.microsoft.com/office/drawing/2016/5/14/chartex" xmlns:mc="http://schemas.openxmlformats.org/markup-compatibility/2006" xmlns:aink="http://schemas.microsoft.com/office/drawing/2016/ink" xmlns:am3d="http://schemas.microsoft.com/office/drawing/2017/model3d" xmlns:o="urn:schemas-microsoft-com:office:office" xmlns:r="http://schemas.openxmlformats.org/officeDocument/2006/relationships" xmlns:m="http://schemas.openxmlformats.org/officeDocument/2006/math" xmlns:v="urn:schemas-microsoft-com:vml" xmlns:wp14="http://schemas.microsoft.com/office/word/2010/wordprocessingDrawing" xmlns:wp="http://schemas.openxmlformats.org/drawingml/2006/wordprocessingDrawing" xmlns:w10="urn:schemas-microsoft-com:office:word" xmlns:w="http://schemas.openxmlformats.org/wordprocessingml/2006/main" xmlns:w14="http://schemas.microsoft.com/office/word/2010/wordml" xmlns:w15="http://schemas.microsoft.com/office/word/2012/wordml" xmlns:w16cex="http://schemas.microsoft.com/office/word/2018/wordml/cex" xmlns:w16cid="http://schemas.microsoft.com/office/word/2016/wordml/cid" xmlns:w16="http://schemas.microsoft.com/office/word/2018/wordml" xmlns:w16sdtdh="http://schemas.microsoft.com/office/word/2020/wordml/sdtdatahash" xmlns:w16se="http://schemas.microsoft.com/office/word/2015/wordml/symex" xmlns:wpg="http://schemas.microsoft.com/office/word/2010/wordprocessingGroup" xmlns:wpi="http://schemas.microsoft.com/office/word/2010/wordprocessingInk" xmlns:wne="http://schemas.microsoft.com/office/word/2006/wordml" xmlns:wps="http://schemas.microsoft.com/office/word/2010/wordprocessingShape" mc:Ignorable="w14 w15 w16se w16cid w16 w16cex w16sdtdh wp14">
   <w:abstractNum w:abstractNumId="0" w15:restartNumberingAfterBreak="0">
+    <w:nsid w:val="00BF4727"/>
+    <w:multiLevelType w:val="multilevel"/>
+    <w:tmpl w:val="A830BD50"/>
+    <w:lvl w:ilvl="0">
+      <w:start w:val="1"/>
+      <w:numFmt w:val="bullet"/>
+      <w:lvlText w:val=""/>
+      <w:lvlJc w:val="left"/>
+      <w:pPr>
+        <w:tabs>
+          <w:tab w:val="num" w:pos="720"/>
+        </w:tabs>
+        <w:ind w:left="720" w:hanging="360"/>
+      </w:pPr>
+      <w:rPr>
+        <w:rFonts w:ascii="Symbol" w:hAnsi="Symbol" w:hint="default"/>
+        <w:sz w:val="20"/>
+      </w:rPr>
+    </w:lvl>
+    <w:lvl w:ilvl="1" w:tentative="1">
+      <w:start w:val="1"/>
+      <w:numFmt w:val="bullet"/>
+      <w:lvlText w:val="o"/>
+      <w:lvlJc w:val="left"/>
+      <w:pPr>
+        <w:tabs>
+          <w:tab w:val="num" w:pos="1440"/>
+        </w:tabs>
+        <w:ind w:left="1440" w:hanging="360"/>
+      </w:pPr>
+      <w:rPr>
+        <w:rFonts w:ascii="Courier New" w:hAnsi="Courier New" w:hint="default"/>
+        <w:sz w:val="20"/>
+      </w:rPr>
+    </w:lvl>
+    <w:lvl w:ilvl="2" w:tentative="1">
+      <w:start w:val="1"/>
+      <w:numFmt w:val="bullet"/>
+      <w:lvlText w:val=""/>
+      <w:lvlJc w:val="left"/>
+      <w:pPr>
+        <w:tabs>
+          <w:tab w:val="num" w:pos="2160"/>
+        </w:tabs>
+        <w:ind w:left="2160" w:hanging="360"/>
+      </w:pPr>
+      <w:rPr>
+        <w:rFonts w:ascii="Wingdings" w:hAnsi="Wingdings" w:hint="default"/>
+        <w:sz w:val="20"/>
+      </w:rPr>
+    </w:lvl>
+    <w:lvl w:ilvl="3" w:tentative="1">
+      <w:start w:val="1"/>
+      <w:numFmt w:val="bullet"/>
+      <w:lvlText w:val=""/>
+      <w:lvlJc w:val="left"/>
+      <w:pPr>
+        <w:tabs>
+          <w:tab w:val="num" w:pos="2880"/>
+        </w:tabs>
+        <w:ind w:left="2880" w:hanging="360"/>
+      </w:pPr>
+      <w:rPr>
+        <w:rFonts w:ascii="Wingdings" w:hAnsi="Wingdings" w:hint="default"/>
+        <w:sz w:val="20"/>
+      </w:rPr>
+    </w:lvl>
+    <w:lvl w:ilvl="4" w:tentative="1">
+      <w:start w:val="1"/>
+      <w:numFmt w:val="bullet"/>
+      <w:lvlText w:val=""/>
+      <w:lvlJc w:val="left"/>
+      <w:pPr>
+        <w:tabs>
+          <w:tab w:val="num" w:pos="3600"/>
+        </w:tabs>
+        <w:ind w:left="3600" w:hanging="360"/>
+      </w:pPr>
+      <w:rPr>
+        <w:rFonts w:ascii="Wingdings" w:hAnsi="Wingdings" w:hint="default"/>
+        <w:sz w:val="20"/>
+      </w:rPr>
+    </w:lvl>
+    <w:lvl w:ilvl="5" w:tentative="1">
+      <w:start w:val="1"/>
+      <w:numFmt w:val="bullet"/>
+      <w:lvlText w:val=""/>
+      <w:lvlJc w:val="left"/>
+      <w:pPr>
+        <w:tabs>
+          <w:tab w:val="num" w:pos="4320"/>
+        </w:tabs>
+        <w:ind w:left="4320" w:hanging="360"/>
+      </w:pPr>
+      <w:rPr>
+        <w:rFonts w:ascii="Wingdings" w:hAnsi="Wingdings" w:hint="default"/>
+        <w:sz w:val="20"/>
+      </w:rPr>
+    </w:lvl>
+    <w:lvl w:ilvl="6" w:tentative="1">
+      <w:start w:val="1"/>
+      <w:numFmt w:val="bullet"/>
+      <w:lvlText w:val=""/>
+      <w:lvlJc w:val="left"/>
+      <w:pPr>
+        <w:tabs>
+          <w:tab w:val="num" w:pos="5040"/>
+        </w:tabs>
+        <w:ind w:left="5040" w:hanging="360"/>
+      </w:pPr>
+      <w:rPr>
+        <w:rFonts w:ascii="Wingdings" w:hAnsi="Wingdings" w:hint="default"/>
+        <w:sz w:val="20"/>
+      </w:rPr>
+    </w:lvl>
+    <w:lvl w:ilvl="7" w:tentative="1">
+      <w:start w:val="1"/>
+      <w:numFmt w:val="bullet"/>
+      <w:lvlText w:val=""/>
+      <w:lvlJc w:val="left"/>
+      <w:pPr>
+        <w:tabs>
+          <w:tab w:val="num" w:pos="5760"/>
+        </w:tabs>
+        <w:ind w:left="5760" w:hanging="360"/>
+      </w:pPr>
+      <w:rPr>
+        <w:rFonts w:ascii="Wingdings" w:hAnsi="Wingdings" w:hint="default"/>
+        <w:sz w:val="20"/>
+      </w:rPr>
+    </w:lvl>
+    <w:lvl w:ilvl="8" w:tentative="1">
+      <w:start w:val="1"/>
+      <w:numFmt w:val="bullet"/>
+      <w:lvlText w:val=""/>
+      <w:lvlJc w:val="left"/>
+      <w:pPr>
+        <w:tabs>
+          <w:tab w:val="num" w:pos="6480"/>
+        </w:tabs>
+        <w:ind w:left="6480" w:hanging="360"/>
+      </w:pPr>
+      <w:rPr>
+        <w:rFonts w:ascii="Wingdings" w:hAnsi="Wingdings" w:hint="default"/>
+        <w:sz w:val="20"/>
+      </w:rPr>
+    </w:lvl>
+  </w:abstractNum>
+  <w:abstractNum w:abstractNumId="1" w15:restartNumberingAfterBreak="0">
     <w:nsid w:val="02A7029C"/>
     <w:multiLevelType w:val="multilevel"/>
     <w:tmpl w:val="76B44EB6"/>
@@ -20210,8 +24832,1799 @@
       </w:pPr>
     </w:lvl>
   </w:abstractNum>
+  <w:abstractNum w:abstractNumId="2" w15:restartNumberingAfterBreak="0">
+    <w:nsid w:val="18E94682"/>
+    <w:multiLevelType w:val="hybridMultilevel"/>
+    <w:tmpl w:val="54B40DF8"/>
+    <w:lvl w:ilvl="0" w:tplc="04090001">
+      <w:start w:val="1"/>
+      <w:numFmt w:val="bullet"/>
+      <w:lvlText w:val=""/>
+      <w:lvlJc w:val="left"/>
+      <w:pPr>
+        <w:ind w:left="720" w:hanging="360"/>
+      </w:pPr>
+      <w:rPr>
+        <w:rFonts w:ascii="Symbol" w:hAnsi="Symbol" w:hint="default"/>
+      </w:rPr>
+    </w:lvl>
+    <w:lvl w:ilvl="1" w:tplc="04090003" w:tentative="1">
+      <w:start w:val="1"/>
+      <w:numFmt w:val="bullet"/>
+      <w:lvlText w:val="o"/>
+      <w:lvlJc w:val="left"/>
+      <w:pPr>
+        <w:ind w:left="1440" w:hanging="360"/>
+      </w:pPr>
+      <w:rPr>
+        <w:rFonts w:ascii="Courier New" w:hAnsi="Courier New" w:cs="Courier New" w:hint="default"/>
+      </w:rPr>
+    </w:lvl>
+    <w:lvl w:ilvl="2" w:tplc="04090005" w:tentative="1">
+      <w:start w:val="1"/>
+      <w:numFmt w:val="bullet"/>
+      <w:lvlText w:val=""/>
+      <w:lvlJc w:val="left"/>
+      <w:pPr>
+        <w:ind w:left="2160" w:hanging="360"/>
+      </w:pPr>
+      <w:rPr>
+        <w:rFonts w:ascii="Wingdings" w:hAnsi="Wingdings" w:hint="default"/>
+      </w:rPr>
+    </w:lvl>
+    <w:lvl w:ilvl="3" w:tplc="04090001" w:tentative="1">
+      <w:start w:val="1"/>
+      <w:numFmt w:val="bullet"/>
+      <w:lvlText w:val=""/>
+      <w:lvlJc w:val="left"/>
+      <w:pPr>
+        <w:ind w:left="2880" w:hanging="360"/>
+      </w:pPr>
+      <w:rPr>
+        <w:rFonts w:ascii="Symbol" w:hAnsi="Symbol" w:hint="default"/>
+      </w:rPr>
+    </w:lvl>
+    <w:lvl w:ilvl="4" w:tplc="04090003" w:tentative="1">
+      <w:start w:val="1"/>
+      <w:numFmt w:val="bullet"/>
+      <w:lvlText w:val="o"/>
+      <w:lvlJc w:val="left"/>
+      <w:pPr>
+        <w:ind w:left="3600" w:hanging="360"/>
+      </w:pPr>
+      <w:rPr>
+        <w:rFonts w:ascii="Courier New" w:hAnsi="Courier New" w:cs="Courier New" w:hint="default"/>
+      </w:rPr>
+    </w:lvl>
+    <w:lvl w:ilvl="5" w:tplc="04090005" w:tentative="1">
+      <w:start w:val="1"/>
+      <w:numFmt w:val="bullet"/>
+      <w:lvlText w:val=""/>
+      <w:lvlJc w:val="left"/>
+      <w:pPr>
+        <w:ind w:left="4320" w:hanging="360"/>
+      </w:pPr>
+      <w:rPr>
+        <w:rFonts w:ascii="Wingdings" w:hAnsi="Wingdings" w:hint="default"/>
+      </w:rPr>
+    </w:lvl>
+    <w:lvl w:ilvl="6" w:tplc="04090001" w:tentative="1">
+      <w:start w:val="1"/>
+      <w:numFmt w:val="bullet"/>
+      <w:lvlText w:val=""/>
+      <w:lvlJc w:val="left"/>
+      <w:pPr>
+        <w:ind w:left="5040" w:hanging="360"/>
+      </w:pPr>
+      <w:rPr>
+        <w:rFonts w:ascii="Symbol" w:hAnsi="Symbol" w:hint="default"/>
+      </w:rPr>
+    </w:lvl>
+    <w:lvl w:ilvl="7" w:tplc="04090003" w:tentative="1">
+      <w:start w:val="1"/>
+      <w:numFmt w:val="bullet"/>
+      <w:lvlText w:val="o"/>
+      <w:lvlJc w:val="left"/>
+      <w:pPr>
+        <w:ind w:left="5760" w:hanging="360"/>
+      </w:pPr>
+      <w:rPr>
+        <w:rFonts w:ascii="Courier New" w:hAnsi="Courier New" w:cs="Courier New" w:hint="default"/>
+      </w:rPr>
+    </w:lvl>
+    <w:lvl w:ilvl="8" w:tplc="04090005" w:tentative="1">
+      <w:start w:val="1"/>
+      <w:numFmt w:val="bullet"/>
+      <w:lvlText w:val=""/>
+      <w:lvlJc w:val="left"/>
+      <w:pPr>
+        <w:ind w:left="6480" w:hanging="360"/>
+      </w:pPr>
+      <w:rPr>
+        <w:rFonts w:ascii="Wingdings" w:hAnsi="Wingdings" w:hint="default"/>
+      </w:rPr>
+    </w:lvl>
+  </w:abstractNum>
+  <w:abstractNum w:abstractNumId="3" w15:restartNumberingAfterBreak="0">
+    <w:nsid w:val="193B21B7"/>
+    <w:multiLevelType w:val="multilevel"/>
+    <w:tmpl w:val="6204AE10"/>
+    <w:lvl w:ilvl="0">
+      <w:start w:val="1"/>
+      <w:numFmt w:val="bullet"/>
+      <w:lvlText w:val=""/>
+      <w:lvlJc w:val="left"/>
+      <w:pPr>
+        <w:tabs>
+          <w:tab w:val="num" w:pos="720"/>
+        </w:tabs>
+        <w:ind w:left="720" w:hanging="360"/>
+      </w:pPr>
+      <w:rPr>
+        <w:rFonts w:ascii="Symbol" w:hAnsi="Symbol" w:hint="default"/>
+        <w:sz w:val="20"/>
+      </w:rPr>
+    </w:lvl>
+    <w:lvl w:ilvl="1" w:tentative="1">
+      <w:start w:val="1"/>
+      <w:numFmt w:val="bullet"/>
+      <w:lvlText w:val="o"/>
+      <w:lvlJc w:val="left"/>
+      <w:pPr>
+        <w:tabs>
+          <w:tab w:val="num" w:pos="1440"/>
+        </w:tabs>
+        <w:ind w:left="1440" w:hanging="360"/>
+      </w:pPr>
+      <w:rPr>
+        <w:rFonts w:ascii="Courier New" w:hAnsi="Courier New" w:hint="default"/>
+        <w:sz w:val="20"/>
+      </w:rPr>
+    </w:lvl>
+    <w:lvl w:ilvl="2" w:tentative="1">
+      <w:start w:val="1"/>
+      <w:numFmt w:val="bullet"/>
+      <w:lvlText w:val=""/>
+      <w:lvlJc w:val="left"/>
+      <w:pPr>
+        <w:tabs>
+          <w:tab w:val="num" w:pos="2160"/>
+        </w:tabs>
+        <w:ind w:left="2160" w:hanging="360"/>
+      </w:pPr>
+      <w:rPr>
+        <w:rFonts w:ascii="Wingdings" w:hAnsi="Wingdings" w:hint="default"/>
+        <w:sz w:val="20"/>
+      </w:rPr>
+    </w:lvl>
+    <w:lvl w:ilvl="3" w:tentative="1">
+      <w:start w:val="1"/>
+      <w:numFmt w:val="bullet"/>
+      <w:lvlText w:val=""/>
+      <w:lvlJc w:val="left"/>
+      <w:pPr>
+        <w:tabs>
+          <w:tab w:val="num" w:pos="2880"/>
+        </w:tabs>
+        <w:ind w:left="2880" w:hanging="360"/>
+      </w:pPr>
+      <w:rPr>
+        <w:rFonts w:ascii="Wingdings" w:hAnsi="Wingdings" w:hint="default"/>
+        <w:sz w:val="20"/>
+      </w:rPr>
+    </w:lvl>
+    <w:lvl w:ilvl="4" w:tentative="1">
+      <w:start w:val="1"/>
+      <w:numFmt w:val="bullet"/>
+      <w:lvlText w:val=""/>
+      <w:lvlJc w:val="left"/>
+      <w:pPr>
+        <w:tabs>
+          <w:tab w:val="num" w:pos="3600"/>
+        </w:tabs>
+        <w:ind w:left="3600" w:hanging="360"/>
+      </w:pPr>
+      <w:rPr>
+        <w:rFonts w:ascii="Wingdings" w:hAnsi="Wingdings" w:hint="default"/>
+        <w:sz w:val="20"/>
+      </w:rPr>
+    </w:lvl>
+    <w:lvl w:ilvl="5" w:tentative="1">
+      <w:start w:val="1"/>
+      <w:numFmt w:val="bullet"/>
+      <w:lvlText w:val=""/>
+      <w:lvlJc w:val="left"/>
+      <w:pPr>
+        <w:tabs>
+          <w:tab w:val="num" w:pos="4320"/>
+        </w:tabs>
+        <w:ind w:left="4320" w:hanging="360"/>
+      </w:pPr>
+      <w:rPr>
+        <w:rFonts w:ascii="Wingdings" w:hAnsi="Wingdings" w:hint="default"/>
+        <w:sz w:val="20"/>
+      </w:rPr>
+    </w:lvl>
+    <w:lvl w:ilvl="6" w:tentative="1">
+      <w:start w:val="1"/>
+      <w:numFmt w:val="bullet"/>
+      <w:lvlText w:val=""/>
+      <w:lvlJc w:val="left"/>
+      <w:pPr>
+        <w:tabs>
+          <w:tab w:val="num" w:pos="5040"/>
+        </w:tabs>
+        <w:ind w:left="5040" w:hanging="360"/>
+      </w:pPr>
+      <w:rPr>
+        <w:rFonts w:ascii="Wingdings" w:hAnsi="Wingdings" w:hint="default"/>
+        <w:sz w:val="20"/>
+      </w:rPr>
+    </w:lvl>
+    <w:lvl w:ilvl="7" w:tentative="1">
+      <w:start w:val="1"/>
+      <w:numFmt w:val="bullet"/>
+      <w:lvlText w:val=""/>
+      <w:lvlJc w:val="left"/>
+      <w:pPr>
+        <w:tabs>
+          <w:tab w:val="num" w:pos="5760"/>
+        </w:tabs>
+        <w:ind w:left="5760" w:hanging="360"/>
+      </w:pPr>
+      <w:rPr>
+        <w:rFonts w:ascii="Wingdings" w:hAnsi="Wingdings" w:hint="default"/>
+        <w:sz w:val="20"/>
+      </w:rPr>
+    </w:lvl>
+    <w:lvl w:ilvl="8" w:tentative="1">
+      <w:start w:val="1"/>
+      <w:numFmt w:val="bullet"/>
+      <w:lvlText w:val=""/>
+      <w:lvlJc w:val="left"/>
+      <w:pPr>
+        <w:tabs>
+          <w:tab w:val="num" w:pos="6480"/>
+        </w:tabs>
+        <w:ind w:left="6480" w:hanging="360"/>
+      </w:pPr>
+      <w:rPr>
+        <w:rFonts w:ascii="Wingdings" w:hAnsi="Wingdings" w:hint="default"/>
+        <w:sz w:val="20"/>
+      </w:rPr>
+    </w:lvl>
+  </w:abstractNum>
+  <w:abstractNum w:abstractNumId="4" w15:restartNumberingAfterBreak="0">
+    <w:nsid w:val="23687F62"/>
+    <w:multiLevelType w:val="multilevel"/>
+    <w:tmpl w:val="519061BE"/>
+    <w:lvl w:ilvl="0">
+      <w:start w:val="1"/>
+      <w:numFmt w:val="bullet"/>
+      <w:lvlText w:val=""/>
+      <w:lvlJc w:val="left"/>
+      <w:pPr>
+        <w:tabs>
+          <w:tab w:val="num" w:pos="720"/>
+        </w:tabs>
+        <w:ind w:left="720" w:hanging="360"/>
+      </w:pPr>
+      <w:rPr>
+        <w:rFonts w:ascii="Symbol" w:hAnsi="Symbol" w:hint="default"/>
+        <w:sz w:val="20"/>
+      </w:rPr>
+    </w:lvl>
+    <w:lvl w:ilvl="1" w:tentative="1">
+      <w:start w:val="1"/>
+      <w:numFmt w:val="bullet"/>
+      <w:lvlText w:val="o"/>
+      <w:lvlJc w:val="left"/>
+      <w:pPr>
+        <w:tabs>
+          <w:tab w:val="num" w:pos="1440"/>
+        </w:tabs>
+        <w:ind w:left="1440" w:hanging="360"/>
+      </w:pPr>
+      <w:rPr>
+        <w:rFonts w:ascii="Courier New" w:hAnsi="Courier New" w:hint="default"/>
+        <w:sz w:val="20"/>
+      </w:rPr>
+    </w:lvl>
+    <w:lvl w:ilvl="2" w:tentative="1">
+      <w:start w:val="1"/>
+      <w:numFmt w:val="bullet"/>
+      <w:lvlText w:val=""/>
+      <w:lvlJc w:val="left"/>
+      <w:pPr>
+        <w:tabs>
+          <w:tab w:val="num" w:pos="2160"/>
+        </w:tabs>
+        <w:ind w:left="2160" w:hanging="360"/>
+      </w:pPr>
+      <w:rPr>
+        <w:rFonts w:ascii="Wingdings" w:hAnsi="Wingdings" w:hint="default"/>
+        <w:sz w:val="20"/>
+      </w:rPr>
+    </w:lvl>
+    <w:lvl w:ilvl="3" w:tentative="1">
+      <w:start w:val="1"/>
+      <w:numFmt w:val="bullet"/>
+      <w:lvlText w:val=""/>
+      <w:lvlJc w:val="left"/>
+      <w:pPr>
+        <w:tabs>
+          <w:tab w:val="num" w:pos="2880"/>
+        </w:tabs>
+        <w:ind w:left="2880" w:hanging="360"/>
+      </w:pPr>
+      <w:rPr>
+        <w:rFonts w:ascii="Wingdings" w:hAnsi="Wingdings" w:hint="default"/>
+        <w:sz w:val="20"/>
+      </w:rPr>
+    </w:lvl>
+    <w:lvl w:ilvl="4" w:tentative="1">
+      <w:start w:val="1"/>
+      <w:numFmt w:val="bullet"/>
+      <w:lvlText w:val=""/>
+      <w:lvlJc w:val="left"/>
+      <w:pPr>
+        <w:tabs>
+          <w:tab w:val="num" w:pos="3600"/>
+        </w:tabs>
+        <w:ind w:left="3600" w:hanging="360"/>
+      </w:pPr>
+      <w:rPr>
+        <w:rFonts w:ascii="Wingdings" w:hAnsi="Wingdings" w:hint="default"/>
+        <w:sz w:val="20"/>
+      </w:rPr>
+    </w:lvl>
+    <w:lvl w:ilvl="5" w:tentative="1">
+      <w:start w:val="1"/>
+      <w:numFmt w:val="bullet"/>
+      <w:lvlText w:val=""/>
+      <w:lvlJc w:val="left"/>
+      <w:pPr>
+        <w:tabs>
+          <w:tab w:val="num" w:pos="4320"/>
+        </w:tabs>
+        <w:ind w:left="4320" w:hanging="360"/>
+      </w:pPr>
+      <w:rPr>
+        <w:rFonts w:ascii="Wingdings" w:hAnsi="Wingdings" w:hint="default"/>
+        <w:sz w:val="20"/>
+      </w:rPr>
+    </w:lvl>
+    <w:lvl w:ilvl="6" w:tentative="1">
+      <w:start w:val="1"/>
+      <w:numFmt w:val="bullet"/>
+      <w:lvlText w:val=""/>
+      <w:lvlJc w:val="left"/>
+      <w:pPr>
+        <w:tabs>
+          <w:tab w:val="num" w:pos="5040"/>
+        </w:tabs>
+        <w:ind w:left="5040" w:hanging="360"/>
+      </w:pPr>
+      <w:rPr>
+        <w:rFonts w:ascii="Wingdings" w:hAnsi="Wingdings" w:hint="default"/>
+        <w:sz w:val="20"/>
+      </w:rPr>
+    </w:lvl>
+    <w:lvl w:ilvl="7" w:tentative="1">
+      <w:start w:val="1"/>
+      <w:numFmt w:val="bullet"/>
+      <w:lvlText w:val=""/>
+      <w:lvlJc w:val="left"/>
+      <w:pPr>
+        <w:tabs>
+          <w:tab w:val="num" w:pos="5760"/>
+        </w:tabs>
+        <w:ind w:left="5760" w:hanging="360"/>
+      </w:pPr>
+      <w:rPr>
+        <w:rFonts w:ascii="Wingdings" w:hAnsi="Wingdings" w:hint="default"/>
+        <w:sz w:val="20"/>
+      </w:rPr>
+    </w:lvl>
+    <w:lvl w:ilvl="8" w:tentative="1">
+      <w:start w:val="1"/>
+      <w:numFmt w:val="bullet"/>
+      <w:lvlText w:val=""/>
+      <w:lvlJc w:val="left"/>
+      <w:pPr>
+        <w:tabs>
+          <w:tab w:val="num" w:pos="6480"/>
+        </w:tabs>
+        <w:ind w:left="6480" w:hanging="360"/>
+      </w:pPr>
+      <w:rPr>
+        <w:rFonts w:ascii="Wingdings" w:hAnsi="Wingdings" w:hint="default"/>
+        <w:sz w:val="20"/>
+      </w:rPr>
+    </w:lvl>
+  </w:abstractNum>
+  <w:abstractNum w:abstractNumId="5" w15:restartNumberingAfterBreak="0">
+    <w:nsid w:val="260E260C"/>
+    <w:multiLevelType w:val="multilevel"/>
+    <w:tmpl w:val="8E2213E6"/>
+    <w:lvl w:ilvl="0">
+      <w:start w:val="1"/>
+      <w:numFmt w:val="bullet"/>
+      <w:lvlText w:val=""/>
+      <w:lvlJc w:val="left"/>
+      <w:pPr>
+        <w:tabs>
+          <w:tab w:val="num" w:pos="720"/>
+        </w:tabs>
+        <w:ind w:left="720" w:hanging="360"/>
+      </w:pPr>
+      <w:rPr>
+        <w:rFonts w:ascii="Symbol" w:hAnsi="Symbol" w:hint="default"/>
+        <w:sz w:val="20"/>
+      </w:rPr>
+    </w:lvl>
+    <w:lvl w:ilvl="1" w:tentative="1">
+      <w:start w:val="1"/>
+      <w:numFmt w:val="bullet"/>
+      <w:lvlText w:val="o"/>
+      <w:lvlJc w:val="left"/>
+      <w:pPr>
+        <w:tabs>
+          <w:tab w:val="num" w:pos="1440"/>
+        </w:tabs>
+        <w:ind w:left="1440" w:hanging="360"/>
+      </w:pPr>
+      <w:rPr>
+        <w:rFonts w:ascii="Courier New" w:hAnsi="Courier New" w:hint="default"/>
+        <w:sz w:val="20"/>
+      </w:rPr>
+    </w:lvl>
+    <w:lvl w:ilvl="2" w:tentative="1">
+      <w:start w:val="1"/>
+      <w:numFmt w:val="bullet"/>
+      <w:lvlText w:val=""/>
+      <w:lvlJc w:val="left"/>
+      <w:pPr>
+        <w:tabs>
+          <w:tab w:val="num" w:pos="2160"/>
+        </w:tabs>
+        <w:ind w:left="2160" w:hanging="360"/>
+      </w:pPr>
+      <w:rPr>
+        <w:rFonts w:ascii="Wingdings" w:hAnsi="Wingdings" w:hint="default"/>
+        <w:sz w:val="20"/>
+      </w:rPr>
+    </w:lvl>
+    <w:lvl w:ilvl="3" w:tentative="1">
+      <w:start w:val="1"/>
+      <w:numFmt w:val="bullet"/>
+      <w:lvlText w:val=""/>
+      <w:lvlJc w:val="left"/>
+      <w:pPr>
+        <w:tabs>
+          <w:tab w:val="num" w:pos="2880"/>
+        </w:tabs>
+        <w:ind w:left="2880" w:hanging="360"/>
+      </w:pPr>
+      <w:rPr>
+        <w:rFonts w:ascii="Wingdings" w:hAnsi="Wingdings" w:hint="default"/>
+        <w:sz w:val="20"/>
+      </w:rPr>
+    </w:lvl>
+    <w:lvl w:ilvl="4" w:tentative="1">
+      <w:start w:val="1"/>
+      <w:numFmt w:val="bullet"/>
+      <w:lvlText w:val=""/>
+      <w:lvlJc w:val="left"/>
+      <w:pPr>
+        <w:tabs>
+          <w:tab w:val="num" w:pos="3600"/>
+        </w:tabs>
+        <w:ind w:left="3600" w:hanging="360"/>
+      </w:pPr>
+      <w:rPr>
+        <w:rFonts w:ascii="Wingdings" w:hAnsi="Wingdings" w:hint="default"/>
+        <w:sz w:val="20"/>
+      </w:rPr>
+    </w:lvl>
+    <w:lvl w:ilvl="5" w:tentative="1">
+      <w:start w:val="1"/>
+      <w:numFmt w:val="bullet"/>
+      <w:lvlText w:val=""/>
+      <w:lvlJc w:val="left"/>
+      <w:pPr>
+        <w:tabs>
+          <w:tab w:val="num" w:pos="4320"/>
+        </w:tabs>
+        <w:ind w:left="4320" w:hanging="360"/>
+      </w:pPr>
+      <w:rPr>
+        <w:rFonts w:ascii="Wingdings" w:hAnsi="Wingdings" w:hint="default"/>
+        <w:sz w:val="20"/>
+      </w:rPr>
+    </w:lvl>
+    <w:lvl w:ilvl="6" w:tentative="1">
+      <w:start w:val="1"/>
+      <w:numFmt w:val="bullet"/>
+      <w:lvlText w:val=""/>
+      <w:lvlJc w:val="left"/>
+      <w:pPr>
+        <w:tabs>
+          <w:tab w:val="num" w:pos="5040"/>
+        </w:tabs>
+        <w:ind w:left="5040" w:hanging="360"/>
+      </w:pPr>
+      <w:rPr>
+        <w:rFonts w:ascii="Wingdings" w:hAnsi="Wingdings" w:hint="default"/>
+        <w:sz w:val="20"/>
+      </w:rPr>
+    </w:lvl>
+    <w:lvl w:ilvl="7" w:tentative="1">
+      <w:start w:val="1"/>
+      <w:numFmt w:val="bullet"/>
+      <w:lvlText w:val=""/>
+      <w:lvlJc w:val="left"/>
+      <w:pPr>
+        <w:tabs>
+          <w:tab w:val="num" w:pos="5760"/>
+        </w:tabs>
+        <w:ind w:left="5760" w:hanging="360"/>
+      </w:pPr>
+      <w:rPr>
+        <w:rFonts w:ascii="Wingdings" w:hAnsi="Wingdings" w:hint="default"/>
+        <w:sz w:val="20"/>
+      </w:rPr>
+    </w:lvl>
+    <w:lvl w:ilvl="8" w:tentative="1">
+      <w:start w:val="1"/>
+      <w:numFmt w:val="bullet"/>
+      <w:lvlText w:val=""/>
+      <w:lvlJc w:val="left"/>
+      <w:pPr>
+        <w:tabs>
+          <w:tab w:val="num" w:pos="6480"/>
+        </w:tabs>
+        <w:ind w:left="6480" w:hanging="360"/>
+      </w:pPr>
+      <w:rPr>
+        <w:rFonts w:ascii="Wingdings" w:hAnsi="Wingdings" w:hint="default"/>
+        <w:sz w:val="20"/>
+      </w:rPr>
+    </w:lvl>
+  </w:abstractNum>
+  <w:abstractNum w:abstractNumId="6" w15:restartNumberingAfterBreak="0">
+    <w:nsid w:val="27FA6707"/>
+    <w:multiLevelType w:val="multilevel"/>
+    <w:tmpl w:val="9EBC06B4"/>
+    <w:lvl w:ilvl="0">
+      <w:start w:val="1"/>
+      <w:numFmt w:val="bullet"/>
+      <w:lvlText w:val=""/>
+      <w:lvlJc w:val="left"/>
+      <w:pPr>
+        <w:tabs>
+          <w:tab w:val="num" w:pos="720"/>
+        </w:tabs>
+        <w:ind w:left="720" w:hanging="360"/>
+      </w:pPr>
+      <w:rPr>
+        <w:rFonts w:ascii="Symbol" w:hAnsi="Symbol" w:hint="default"/>
+        <w:sz w:val="20"/>
+      </w:rPr>
+    </w:lvl>
+    <w:lvl w:ilvl="1" w:tentative="1">
+      <w:start w:val="1"/>
+      <w:numFmt w:val="bullet"/>
+      <w:lvlText w:val="o"/>
+      <w:lvlJc w:val="left"/>
+      <w:pPr>
+        <w:tabs>
+          <w:tab w:val="num" w:pos="1440"/>
+        </w:tabs>
+        <w:ind w:left="1440" w:hanging="360"/>
+      </w:pPr>
+      <w:rPr>
+        <w:rFonts w:ascii="Courier New" w:hAnsi="Courier New" w:hint="default"/>
+        <w:sz w:val="20"/>
+      </w:rPr>
+    </w:lvl>
+    <w:lvl w:ilvl="2" w:tentative="1">
+      <w:start w:val="1"/>
+      <w:numFmt w:val="bullet"/>
+      <w:lvlText w:val=""/>
+      <w:lvlJc w:val="left"/>
+      <w:pPr>
+        <w:tabs>
+          <w:tab w:val="num" w:pos="2160"/>
+        </w:tabs>
+        <w:ind w:left="2160" w:hanging="360"/>
+      </w:pPr>
+      <w:rPr>
+        <w:rFonts w:ascii="Wingdings" w:hAnsi="Wingdings" w:hint="default"/>
+        <w:sz w:val="20"/>
+      </w:rPr>
+    </w:lvl>
+    <w:lvl w:ilvl="3" w:tentative="1">
+      <w:start w:val="1"/>
+      <w:numFmt w:val="bullet"/>
+      <w:lvlText w:val=""/>
+      <w:lvlJc w:val="left"/>
+      <w:pPr>
+        <w:tabs>
+          <w:tab w:val="num" w:pos="2880"/>
+        </w:tabs>
+        <w:ind w:left="2880" w:hanging="360"/>
+      </w:pPr>
+      <w:rPr>
+        <w:rFonts w:ascii="Wingdings" w:hAnsi="Wingdings" w:hint="default"/>
+        <w:sz w:val="20"/>
+      </w:rPr>
+    </w:lvl>
+    <w:lvl w:ilvl="4" w:tentative="1">
+      <w:start w:val="1"/>
+      <w:numFmt w:val="bullet"/>
+      <w:lvlText w:val=""/>
+      <w:lvlJc w:val="left"/>
+      <w:pPr>
+        <w:tabs>
+          <w:tab w:val="num" w:pos="3600"/>
+        </w:tabs>
+        <w:ind w:left="3600" w:hanging="360"/>
+      </w:pPr>
+      <w:rPr>
+        <w:rFonts w:ascii="Wingdings" w:hAnsi="Wingdings" w:hint="default"/>
+        <w:sz w:val="20"/>
+      </w:rPr>
+    </w:lvl>
+    <w:lvl w:ilvl="5" w:tentative="1">
+      <w:start w:val="1"/>
+      <w:numFmt w:val="bullet"/>
+      <w:lvlText w:val=""/>
+      <w:lvlJc w:val="left"/>
+      <w:pPr>
+        <w:tabs>
+          <w:tab w:val="num" w:pos="4320"/>
+        </w:tabs>
+        <w:ind w:left="4320" w:hanging="360"/>
+      </w:pPr>
+      <w:rPr>
+        <w:rFonts w:ascii="Wingdings" w:hAnsi="Wingdings" w:hint="default"/>
+        <w:sz w:val="20"/>
+      </w:rPr>
+    </w:lvl>
+    <w:lvl w:ilvl="6" w:tentative="1">
+      <w:start w:val="1"/>
+      <w:numFmt w:val="bullet"/>
+      <w:lvlText w:val=""/>
+      <w:lvlJc w:val="left"/>
+      <w:pPr>
+        <w:tabs>
+          <w:tab w:val="num" w:pos="5040"/>
+        </w:tabs>
+        <w:ind w:left="5040" w:hanging="360"/>
+      </w:pPr>
+      <w:rPr>
+        <w:rFonts w:ascii="Wingdings" w:hAnsi="Wingdings" w:hint="default"/>
+        <w:sz w:val="20"/>
+      </w:rPr>
+    </w:lvl>
+    <w:lvl w:ilvl="7" w:tentative="1">
+      <w:start w:val="1"/>
+      <w:numFmt w:val="bullet"/>
+      <w:lvlText w:val=""/>
+      <w:lvlJc w:val="left"/>
+      <w:pPr>
+        <w:tabs>
+          <w:tab w:val="num" w:pos="5760"/>
+        </w:tabs>
+        <w:ind w:left="5760" w:hanging="360"/>
+      </w:pPr>
+      <w:rPr>
+        <w:rFonts w:ascii="Wingdings" w:hAnsi="Wingdings" w:hint="default"/>
+        <w:sz w:val="20"/>
+      </w:rPr>
+    </w:lvl>
+    <w:lvl w:ilvl="8" w:tentative="1">
+      <w:start w:val="1"/>
+      <w:numFmt w:val="bullet"/>
+      <w:lvlText w:val=""/>
+      <w:lvlJc w:val="left"/>
+      <w:pPr>
+        <w:tabs>
+          <w:tab w:val="num" w:pos="6480"/>
+        </w:tabs>
+        <w:ind w:left="6480" w:hanging="360"/>
+      </w:pPr>
+      <w:rPr>
+        <w:rFonts w:ascii="Wingdings" w:hAnsi="Wingdings" w:hint="default"/>
+        <w:sz w:val="20"/>
+      </w:rPr>
+    </w:lvl>
+  </w:abstractNum>
+  <w:abstractNum w:abstractNumId="7" w15:restartNumberingAfterBreak="0">
+    <w:nsid w:val="2AE726FB"/>
+    <w:multiLevelType w:val="multilevel"/>
+    <w:tmpl w:val="5428025A"/>
+    <w:lvl w:ilvl="0">
+      <w:start w:val="1"/>
+      <w:numFmt w:val="bullet"/>
+      <w:lvlText w:val=""/>
+      <w:lvlJc w:val="left"/>
+      <w:pPr>
+        <w:tabs>
+          <w:tab w:val="num" w:pos="720"/>
+        </w:tabs>
+        <w:ind w:left="720" w:hanging="360"/>
+      </w:pPr>
+      <w:rPr>
+        <w:rFonts w:ascii="Symbol" w:hAnsi="Symbol" w:hint="default"/>
+        <w:sz w:val="20"/>
+      </w:rPr>
+    </w:lvl>
+    <w:lvl w:ilvl="1" w:tentative="1">
+      <w:start w:val="1"/>
+      <w:numFmt w:val="bullet"/>
+      <w:lvlText w:val="o"/>
+      <w:lvlJc w:val="left"/>
+      <w:pPr>
+        <w:tabs>
+          <w:tab w:val="num" w:pos="1440"/>
+        </w:tabs>
+        <w:ind w:left="1440" w:hanging="360"/>
+      </w:pPr>
+      <w:rPr>
+        <w:rFonts w:ascii="Courier New" w:hAnsi="Courier New" w:hint="default"/>
+        <w:sz w:val="20"/>
+      </w:rPr>
+    </w:lvl>
+    <w:lvl w:ilvl="2" w:tentative="1">
+      <w:start w:val="1"/>
+      <w:numFmt w:val="bullet"/>
+      <w:lvlText w:val=""/>
+      <w:lvlJc w:val="left"/>
+      <w:pPr>
+        <w:tabs>
+          <w:tab w:val="num" w:pos="2160"/>
+        </w:tabs>
+        <w:ind w:left="2160" w:hanging="360"/>
+      </w:pPr>
+      <w:rPr>
+        <w:rFonts w:ascii="Wingdings" w:hAnsi="Wingdings" w:hint="default"/>
+        <w:sz w:val="20"/>
+      </w:rPr>
+    </w:lvl>
+    <w:lvl w:ilvl="3" w:tentative="1">
+      <w:start w:val="1"/>
+      <w:numFmt w:val="bullet"/>
+      <w:lvlText w:val=""/>
+      <w:lvlJc w:val="left"/>
+      <w:pPr>
+        <w:tabs>
+          <w:tab w:val="num" w:pos="2880"/>
+        </w:tabs>
+        <w:ind w:left="2880" w:hanging="360"/>
+      </w:pPr>
+      <w:rPr>
+        <w:rFonts w:ascii="Wingdings" w:hAnsi="Wingdings" w:hint="default"/>
+        <w:sz w:val="20"/>
+      </w:rPr>
+    </w:lvl>
+    <w:lvl w:ilvl="4" w:tentative="1">
+      <w:start w:val="1"/>
+      <w:numFmt w:val="bullet"/>
+      <w:lvlText w:val=""/>
+      <w:lvlJc w:val="left"/>
+      <w:pPr>
+        <w:tabs>
+          <w:tab w:val="num" w:pos="3600"/>
+        </w:tabs>
+        <w:ind w:left="3600" w:hanging="360"/>
+      </w:pPr>
+      <w:rPr>
+        <w:rFonts w:ascii="Wingdings" w:hAnsi="Wingdings" w:hint="default"/>
+        <w:sz w:val="20"/>
+      </w:rPr>
+    </w:lvl>
+    <w:lvl w:ilvl="5" w:tentative="1">
+      <w:start w:val="1"/>
+      <w:numFmt w:val="bullet"/>
+      <w:lvlText w:val=""/>
+      <w:lvlJc w:val="left"/>
+      <w:pPr>
+        <w:tabs>
+          <w:tab w:val="num" w:pos="4320"/>
+        </w:tabs>
+        <w:ind w:left="4320" w:hanging="360"/>
+      </w:pPr>
+      <w:rPr>
+        <w:rFonts w:ascii="Wingdings" w:hAnsi="Wingdings" w:hint="default"/>
+        <w:sz w:val="20"/>
+      </w:rPr>
+    </w:lvl>
+    <w:lvl w:ilvl="6" w:tentative="1">
+      <w:start w:val="1"/>
+      <w:numFmt w:val="bullet"/>
+      <w:lvlText w:val=""/>
+      <w:lvlJc w:val="left"/>
+      <w:pPr>
+        <w:tabs>
+          <w:tab w:val="num" w:pos="5040"/>
+        </w:tabs>
+        <w:ind w:left="5040" w:hanging="360"/>
+      </w:pPr>
+      <w:rPr>
+        <w:rFonts w:ascii="Wingdings" w:hAnsi="Wingdings" w:hint="default"/>
+        <w:sz w:val="20"/>
+      </w:rPr>
+    </w:lvl>
+    <w:lvl w:ilvl="7" w:tentative="1">
+      <w:start w:val="1"/>
+      <w:numFmt w:val="bullet"/>
+      <w:lvlText w:val=""/>
+      <w:lvlJc w:val="left"/>
+      <w:pPr>
+        <w:tabs>
+          <w:tab w:val="num" w:pos="5760"/>
+        </w:tabs>
+        <w:ind w:left="5760" w:hanging="360"/>
+      </w:pPr>
+      <w:rPr>
+        <w:rFonts w:ascii="Wingdings" w:hAnsi="Wingdings" w:hint="default"/>
+        <w:sz w:val="20"/>
+      </w:rPr>
+    </w:lvl>
+    <w:lvl w:ilvl="8" w:tentative="1">
+      <w:start w:val="1"/>
+      <w:numFmt w:val="bullet"/>
+      <w:lvlText w:val=""/>
+      <w:lvlJc w:val="left"/>
+      <w:pPr>
+        <w:tabs>
+          <w:tab w:val="num" w:pos="6480"/>
+        </w:tabs>
+        <w:ind w:left="6480" w:hanging="360"/>
+      </w:pPr>
+      <w:rPr>
+        <w:rFonts w:ascii="Wingdings" w:hAnsi="Wingdings" w:hint="default"/>
+        <w:sz w:val="20"/>
+      </w:rPr>
+    </w:lvl>
+  </w:abstractNum>
+  <w:abstractNum w:abstractNumId="8" w15:restartNumberingAfterBreak="0">
+    <w:nsid w:val="305558D5"/>
+    <w:multiLevelType w:val="multilevel"/>
+    <w:tmpl w:val="65AE46E2"/>
+    <w:lvl w:ilvl="0">
+      <w:start w:val="1"/>
+      <w:numFmt w:val="bullet"/>
+      <w:lvlText w:val=""/>
+      <w:lvlJc w:val="left"/>
+      <w:pPr>
+        <w:tabs>
+          <w:tab w:val="num" w:pos="720"/>
+        </w:tabs>
+        <w:ind w:left="720" w:hanging="360"/>
+      </w:pPr>
+      <w:rPr>
+        <w:rFonts w:ascii="Symbol" w:hAnsi="Symbol" w:hint="default"/>
+        <w:sz w:val="20"/>
+      </w:rPr>
+    </w:lvl>
+    <w:lvl w:ilvl="1" w:tentative="1">
+      <w:start w:val="1"/>
+      <w:numFmt w:val="bullet"/>
+      <w:lvlText w:val="o"/>
+      <w:lvlJc w:val="left"/>
+      <w:pPr>
+        <w:tabs>
+          <w:tab w:val="num" w:pos="1440"/>
+        </w:tabs>
+        <w:ind w:left="1440" w:hanging="360"/>
+      </w:pPr>
+      <w:rPr>
+        <w:rFonts w:ascii="Courier New" w:hAnsi="Courier New" w:hint="default"/>
+        <w:sz w:val="20"/>
+      </w:rPr>
+    </w:lvl>
+    <w:lvl w:ilvl="2" w:tentative="1">
+      <w:start w:val="1"/>
+      <w:numFmt w:val="bullet"/>
+      <w:lvlText w:val=""/>
+      <w:lvlJc w:val="left"/>
+      <w:pPr>
+        <w:tabs>
+          <w:tab w:val="num" w:pos="2160"/>
+        </w:tabs>
+        <w:ind w:left="2160" w:hanging="360"/>
+      </w:pPr>
+      <w:rPr>
+        <w:rFonts w:ascii="Wingdings" w:hAnsi="Wingdings" w:hint="default"/>
+        <w:sz w:val="20"/>
+      </w:rPr>
+    </w:lvl>
+    <w:lvl w:ilvl="3" w:tentative="1">
+      <w:start w:val="1"/>
+      <w:numFmt w:val="bullet"/>
+      <w:lvlText w:val=""/>
+      <w:lvlJc w:val="left"/>
+      <w:pPr>
+        <w:tabs>
+          <w:tab w:val="num" w:pos="2880"/>
+        </w:tabs>
+        <w:ind w:left="2880" w:hanging="360"/>
+      </w:pPr>
+      <w:rPr>
+        <w:rFonts w:ascii="Wingdings" w:hAnsi="Wingdings" w:hint="default"/>
+        <w:sz w:val="20"/>
+      </w:rPr>
+    </w:lvl>
+    <w:lvl w:ilvl="4" w:tentative="1">
+      <w:start w:val="1"/>
+      <w:numFmt w:val="bullet"/>
+      <w:lvlText w:val=""/>
+      <w:lvlJc w:val="left"/>
+      <w:pPr>
+        <w:tabs>
+          <w:tab w:val="num" w:pos="3600"/>
+        </w:tabs>
+        <w:ind w:left="3600" w:hanging="360"/>
+      </w:pPr>
+      <w:rPr>
+        <w:rFonts w:ascii="Wingdings" w:hAnsi="Wingdings" w:hint="default"/>
+        <w:sz w:val="20"/>
+      </w:rPr>
+    </w:lvl>
+    <w:lvl w:ilvl="5" w:tentative="1">
+      <w:start w:val="1"/>
+      <w:numFmt w:val="bullet"/>
+      <w:lvlText w:val=""/>
+      <w:lvlJc w:val="left"/>
+      <w:pPr>
+        <w:tabs>
+          <w:tab w:val="num" w:pos="4320"/>
+        </w:tabs>
+        <w:ind w:left="4320" w:hanging="360"/>
+      </w:pPr>
+      <w:rPr>
+        <w:rFonts w:ascii="Wingdings" w:hAnsi="Wingdings" w:hint="default"/>
+        <w:sz w:val="20"/>
+      </w:rPr>
+    </w:lvl>
+    <w:lvl w:ilvl="6" w:tentative="1">
+      <w:start w:val="1"/>
+      <w:numFmt w:val="bullet"/>
+      <w:lvlText w:val=""/>
+      <w:lvlJc w:val="left"/>
+      <w:pPr>
+        <w:tabs>
+          <w:tab w:val="num" w:pos="5040"/>
+        </w:tabs>
+        <w:ind w:left="5040" w:hanging="360"/>
+      </w:pPr>
+      <w:rPr>
+        <w:rFonts w:ascii="Wingdings" w:hAnsi="Wingdings" w:hint="default"/>
+        <w:sz w:val="20"/>
+      </w:rPr>
+    </w:lvl>
+    <w:lvl w:ilvl="7" w:tentative="1">
+      <w:start w:val="1"/>
+      <w:numFmt w:val="bullet"/>
+      <w:lvlText w:val=""/>
+      <w:lvlJc w:val="left"/>
+      <w:pPr>
+        <w:tabs>
+          <w:tab w:val="num" w:pos="5760"/>
+        </w:tabs>
+        <w:ind w:left="5760" w:hanging="360"/>
+      </w:pPr>
+      <w:rPr>
+        <w:rFonts w:ascii="Wingdings" w:hAnsi="Wingdings" w:hint="default"/>
+        <w:sz w:val="20"/>
+      </w:rPr>
+    </w:lvl>
+    <w:lvl w:ilvl="8" w:tentative="1">
+      <w:start w:val="1"/>
+      <w:numFmt w:val="bullet"/>
+      <w:lvlText w:val=""/>
+      <w:lvlJc w:val="left"/>
+      <w:pPr>
+        <w:tabs>
+          <w:tab w:val="num" w:pos="6480"/>
+        </w:tabs>
+        <w:ind w:left="6480" w:hanging="360"/>
+      </w:pPr>
+      <w:rPr>
+        <w:rFonts w:ascii="Wingdings" w:hAnsi="Wingdings" w:hint="default"/>
+        <w:sz w:val="20"/>
+      </w:rPr>
+    </w:lvl>
+  </w:abstractNum>
+  <w:abstractNum w:abstractNumId="9" w15:restartNumberingAfterBreak="0">
+    <w:nsid w:val="3580358F"/>
+    <w:multiLevelType w:val="multilevel"/>
+    <w:tmpl w:val="EEAAAB54"/>
+    <w:lvl w:ilvl="0">
+      <w:start w:val="1"/>
+      <w:numFmt w:val="bullet"/>
+      <w:lvlText w:val=""/>
+      <w:lvlJc w:val="left"/>
+      <w:pPr>
+        <w:tabs>
+          <w:tab w:val="num" w:pos="720"/>
+        </w:tabs>
+        <w:ind w:left="720" w:hanging="360"/>
+      </w:pPr>
+      <w:rPr>
+        <w:rFonts w:ascii="Symbol" w:hAnsi="Symbol" w:hint="default"/>
+        <w:sz w:val="20"/>
+      </w:rPr>
+    </w:lvl>
+    <w:lvl w:ilvl="1" w:tentative="1">
+      <w:start w:val="1"/>
+      <w:numFmt w:val="bullet"/>
+      <w:lvlText w:val="o"/>
+      <w:lvlJc w:val="left"/>
+      <w:pPr>
+        <w:tabs>
+          <w:tab w:val="num" w:pos="1440"/>
+        </w:tabs>
+        <w:ind w:left="1440" w:hanging="360"/>
+      </w:pPr>
+      <w:rPr>
+        <w:rFonts w:ascii="Courier New" w:hAnsi="Courier New" w:hint="default"/>
+        <w:sz w:val="20"/>
+      </w:rPr>
+    </w:lvl>
+    <w:lvl w:ilvl="2" w:tentative="1">
+      <w:start w:val="1"/>
+      <w:numFmt w:val="bullet"/>
+      <w:lvlText w:val=""/>
+      <w:lvlJc w:val="left"/>
+      <w:pPr>
+        <w:tabs>
+          <w:tab w:val="num" w:pos="2160"/>
+        </w:tabs>
+        <w:ind w:left="2160" w:hanging="360"/>
+      </w:pPr>
+      <w:rPr>
+        <w:rFonts w:ascii="Wingdings" w:hAnsi="Wingdings" w:hint="default"/>
+        <w:sz w:val="20"/>
+      </w:rPr>
+    </w:lvl>
+    <w:lvl w:ilvl="3" w:tentative="1">
+      <w:start w:val="1"/>
+      <w:numFmt w:val="bullet"/>
+      <w:lvlText w:val=""/>
+      <w:lvlJc w:val="left"/>
+      <w:pPr>
+        <w:tabs>
+          <w:tab w:val="num" w:pos="2880"/>
+        </w:tabs>
+        <w:ind w:left="2880" w:hanging="360"/>
+      </w:pPr>
+      <w:rPr>
+        <w:rFonts w:ascii="Wingdings" w:hAnsi="Wingdings" w:hint="default"/>
+        <w:sz w:val="20"/>
+      </w:rPr>
+    </w:lvl>
+    <w:lvl w:ilvl="4" w:tentative="1">
+      <w:start w:val="1"/>
+      <w:numFmt w:val="bullet"/>
+      <w:lvlText w:val=""/>
+      <w:lvlJc w:val="left"/>
+      <w:pPr>
+        <w:tabs>
+          <w:tab w:val="num" w:pos="3600"/>
+        </w:tabs>
+        <w:ind w:left="3600" w:hanging="360"/>
+      </w:pPr>
+      <w:rPr>
+        <w:rFonts w:ascii="Wingdings" w:hAnsi="Wingdings" w:hint="default"/>
+        <w:sz w:val="20"/>
+      </w:rPr>
+    </w:lvl>
+    <w:lvl w:ilvl="5" w:tentative="1">
+      <w:start w:val="1"/>
+      <w:numFmt w:val="bullet"/>
+      <w:lvlText w:val=""/>
+      <w:lvlJc w:val="left"/>
+      <w:pPr>
+        <w:tabs>
+          <w:tab w:val="num" w:pos="4320"/>
+        </w:tabs>
+        <w:ind w:left="4320" w:hanging="360"/>
+      </w:pPr>
+      <w:rPr>
+        <w:rFonts w:ascii="Wingdings" w:hAnsi="Wingdings" w:hint="default"/>
+        <w:sz w:val="20"/>
+      </w:rPr>
+    </w:lvl>
+    <w:lvl w:ilvl="6" w:tentative="1">
+      <w:start w:val="1"/>
+      <w:numFmt w:val="bullet"/>
+      <w:lvlText w:val=""/>
+      <w:lvlJc w:val="left"/>
+      <w:pPr>
+        <w:tabs>
+          <w:tab w:val="num" w:pos="5040"/>
+        </w:tabs>
+        <w:ind w:left="5040" w:hanging="360"/>
+      </w:pPr>
+      <w:rPr>
+        <w:rFonts w:ascii="Wingdings" w:hAnsi="Wingdings" w:hint="default"/>
+        <w:sz w:val="20"/>
+      </w:rPr>
+    </w:lvl>
+    <w:lvl w:ilvl="7" w:tentative="1">
+      <w:start w:val="1"/>
+      <w:numFmt w:val="bullet"/>
+      <w:lvlText w:val=""/>
+      <w:lvlJc w:val="left"/>
+      <w:pPr>
+        <w:tabs>
+          <w:tab w:val="num" w:pos="5760"/>
+        </w:tabs>
+        <w:ind w:left="5760" w:hanging="360"/>
+      </w:pPr>
+      <w:rPr>
+        <w:rFonts w:ascii="Wingdings" w:hAnsi="Wingdings" w:hint="default"/>
+        <w:sz w:val="20"/>
+      </w:rPr>
+    </w:lvl>
+    <w:lvl w:ilvl="8" w:tentative="1">
+      <w:start w:val="1"/>
+      <w:numFmt w:val="bullet"/>
+      <w:lvlText w:val=""/>
+      <w:lvlJc w:val="left"/>
+      <w:pPr>
+        <w:tabs>
+          <w:tab w:val="num" w:pos="6480"/>
+        </w:tabs>
+        <w:ind w:left="6480" w:hanging="360"/>
+      </w:pPr>
+      <w:rPr>
+        <w:rFonts w:ascii="Wingdings" w:hAnsi="Wingdings" w:hint="default"/>
+        <w:sz w:val="20"/>
+      </w:rPr>
+    </w:lvl>
+  </w:abstractNum>
+  <w:abstractNum w:abstractNumId="10" w15:restartNumberingAfterBreak="0">
+    <w:nsid w:val="3AFB71C8"/>
+    <w:multiLevelType w:val="multilevel"/>
+    <w:tmpl w:val="94D40C96"/>
+    <w:lvl w:ilvl="0">
+      <w:start w:val="1"/>
+      <w:numFmt w:val="bullet"/>
+      <w:lvlText w:val=""/>
+      <w:lvlJc w:val="left"/>
+      <w:pPr>
+        <w:tabs>
+          <w:tab w:val="num" w:pos="720"/>
+        </w:tabs>
+        <w:ind w:left="720" w:hanging="360"/>
+      </w:pPr>
+      <w:rPr>
+        <w:rFonts w:ascii="Symbol" w:hAnsi="Symbol" w:hint="default"/>
+        <w:sz w:val="20"/>
+      </w:rPr>
+    </w:lvl>
+    <w:lvl w:ilvl="1" w:tentative="1">
+      <w:start w:val="1"/>
+      <w:numFmt w:val="bullet"/>
+      <w:lvlText w:val="o"/>
+      <w:lvlJc w:val="left"/>
+      <w:pPr>
+        <w:tabs>
+          <w:tab w:val="num" w:pos="1440"/>
+        </w:tabs>
+        <w:ind w:left="1440" w:hanging="360"/>
+      </w:pPr>
+      <w:rPr>
+        <w:rFonts w:ascii="Courier New" w:hAnsi="Courier New" w:hint="default"/>
+        <w:sz w:val="20"/>
+      </w:rPr>
+    </w:lvl>
+    <w:lvl w:ilvl="2" w:tentative="1">
+      <w:start w:val="1"/>
+      <w:numFmt w:val="bullet"/>
+      <w:lvlText w:val=""/>
+      <w:lvlJc w:val="left"/>
+      <w:pPr>
+        <w:tabs>
+          <w:tab w:val="num" w:pos="2160"/>
+        </w:tabs>
+        <w:ind w:left="2160" w:hanging="360"/>
+      </w:pPr>
+      <w:rPr>
+        <w:rFonts w:ascii="Wingdings" w:hAnsi="Wingdings" w:hint="default"/>
+        <w:sz w:val="20"/>
+      </w:rPr>
+    </w:lvl>
+    <w:lvl w:ilvl="3" w:tentative="1">
+      <w:start w:val="1"/>
+      <w:numFmt w:val="bullet"/>
+      <w:lvlText w:val=""/>
+      <w:lvlJc w:val="left"/>
+      <w:pPr>
+        <w:tabs>
+          <w:tab w:val="num" w:pos="2880"/>
+        </w:tabs>
+        <w:ind w:left="2880" w:hanging="360"/>
+      </w:pPr>
+      <w:rPr>
+        <w:rFonts w:ascii="Wingdings" w:hAnsi="Wingdings" w:hint="default"/>
+        <w:sz w:val="20"/>
+      </w:rPr>
+    </w:lvl>
+    <w:lvl w:ilvl="4" w:tentative="1">
+      <w:start w:val="1"/>
+      <w:numFmt w:val="bullet"/>
+      <w:lvlText w:val=""/>
+      <w:lvlJc w:val="left"/>
+      <w:pPr>
+        <w:tabs>
+          <w:tab w:val="num" w:pos="3600"/>
+        </w:tabs>
+        <w:ind w:left="3600" w:hanging="360"/>
+      </w:pPr>
+      <w:rPr>
+        <w:rFonts w:ascii="Wingdings" w:hAnsi="Wingdings" w:hint="default"/>
+        <w:sz w:val="20"/>
+      </w:rPr>
+    </w:lvl>
+    <w:lvl w:ilvl="5" w:tentative="1">
+      <w:start w:val="1"/>
+      <w:numFmt w:val="bullet"/>
+      <w:lvlText w:val=""/>
+      <w:lvlJc w:val="left"/>
+      <w:pPr>
+        <w:tabs>
+          <w:tab w:val="num" w:pos="4320"/>
+        </w:tabs>
+        <w:ind w:left="4320" w:hanging="360"/>
+      </w:pPr>
+      <w:rPr>
+        <w:rFonts w:ascii="Wingdings" w:hAnsi="Wingdings" w:hint="default"/>
+        <w:sz w:val="20"/>
+      </w:rPr>
+    </w:lvl>
+    <w:lvl w:ilvl="6" w:tentative="1">
+      <w:start w:val="1"/>
+      <w:numFmt w:val="bullet"/>
+      <w:lvlText w:val=""/>
+      <w:lvlJc w:val="left"/>
+      <w:pPr>
+        <w:tabs>
+          <w:tab w:val="num" w:pos="5040"/>
+        </w:tabs>
+        <w:ind w:left="5040" w:hanging="360"/>
+      </w:pPr>
+      <w:rPr>
+        <w:rFonts w:ascii="Wingdings" w:hAnsi="Wingdings" w:hint="default"/>
+        <w:sz w:val="20"/>
+      </w:rPr>
+    </w:lvl>
+    <w:lvl w:ilvl="7" w:tentative="1">
+      <w:start w:val="1"/>
+      <w:numFmt w:val="bullet"/>
+      <w:lvlText w:val=""/>
+      <w:lvlJc w:val="left"/>
+      <w:pPr>
+        <w:tabs>
+          <w:tab w:val="num" w:pos="5760"/>
+        </w:tabs>
+        <w:ind w:left="5760" w:hanging="360"/>
+      </w:pPr>
+      <w:rPr>
+        <w:rFonts w:ascii="Wingdings" w:hAnsi="Wingdings" w:hint="default"/>
+        <w:sz w:val="20"/>
+      </w:rPr>
+    </w:lvl>
+    <w:lvl w:ilvl="8" w:tentative="1">
+      <w:start w:val="1"/>
+      <w:numFmt w:val="bullet"/>
+      <w:lvlText w:val=""/>
+      <w:lvlJc w:val="left"/>
+      <w:pPr>
+        <w:tabs>
+          <w:tab w:val="num" w:pos="6480"/>
+        </w:tabs>
+        <w:ind w:left="6480" w:hanging="360"/>
+      </w:pPr>
+      <w:rPr>
+        <w:rFonts w:ascii="Wingdings" w:hAnsi="Wingdings" w:hint="default"/>
+        <w:sz w:val="20"/>
+      </w:rPr>
+    </w:lvl>
+  </w:abstractNum>
+  <w:abstractNum w:abstractNumId="11" w15:restartNumberingAfterBreak="0">
+    <w:nsid w:val="3CF07EBF"/>
+    <w:multiLevelType w:val="multilevel"/>
+    <w:tmpl w:val="88BE7CA6"/>
+    <w:lvl w:ilvl="0">
+      <w:start w:val="1"/>
+      <w:numFmt w:val="bullet"/>
+      <w:lvlText w:val=""/>
+      <w:lvlJc w:val="left"/>
+      <w:pPr>
+        <w:tabs>
+          <w:tab w:val="num" w:pos="720"/>
+        </w:tabs>
+        <w:ind w:left="720" w:hanging="360"/>
+      </w:pPr>
+      <w:rPr>
+        <w:rFonts w:ascii="Symbol" w:hAnsi="Symbol" w:hint="default"/>
+        <w:sz w:val="20"/>
+      </w:rPr>
+    </w:lvl>
+    <w:lvl w:ilvl="1" w:tentative="1">
+      <w:start w:val="1"/>
+      <w:numFmt w:val="bullet"/>
+      <w:lvlText w:val="o"/>
+      <w:lvlJc w:val="left"/>
+      <w:pPr>
+        <w:tabs>
+          <w:tab w:val="num" w:pos="1440"/>
+        </w:tabs>
+        <w:ind w:left="1440" w:hanging="360"/>
+      </w:pPr>
+      <w:rPr>
+        <w:rFonts w:ascii="Courier New" w:hAnsi="Courier New" w:hint="default"/>
+        <w:sz w:val="20"/>
+      </w:rPr>
+    </w:lvl>
+    <w:lvl w:ilvl="2" w:tentative="1">
+      <w:start w:val="1"/>
+      <w:numFmt w:val="bullet"/>
+      <w:lvlText w:val=""/>
+      <w:lvlJc w:val="left"/>
+      <w:pPr>
+        <w:tabs>
+          <w:tab w:val="num" w:pos="2160"/>
+        </w:tabs>
+        <w:ind w:left="2160" w:hanging="360"/>
+      </w:pPr>
+      <w:rPr>
+        <w:rFonts w:ascii="Wingdings" w:hAnsi="Wingdings" w:hint="default"/>
+        <w:sz w:val="20"/>
+      </w:rPr>
+    </w:lvl>
+    <w:lvl w:ilvl="3" w:tentative="1">
+      <w:start w:val="1"/>
+      <w:numFmt w:val="bullet"/>
+      <w:lvlText w:val=""/>
+      <w:lvlJc w:val="left"/>
+      <w:pPr>
+        <w:tabs>
+          <w:tab w:val="num" w:pos="2880"/>
+        </w:tabs>
+        <w:ind w:left="2880" w:hanging="360"/>
+      </w:pPr>
+      <w:rPr>
+        <w:rFonts w:ascii="Wingdings" w:hAnsi="Wingdings" w:hint="default"/>
+        <w:sz w:val="20"/>
+      </w:rPr>
+    </w:lvl>
+    <w:lvl w:ilvl="4" w:tentative="1">
+      <w:start w:val="1"/>
+      <w:numFmt w:val="bullet"/>
+      <w:lvlText w:val=""/>
+      <w:lvlJc w:val="left"/>
+      <w:pPr>
+        <w:tabs>
+          <w:tab w:val="num" w:pos="3600"/>
+        </w:tabs>
+        <w:ind w:left="3600" w:hanging="360"/>
+      </w:pPr>
+      <w:rPr>
+        <w:rFonts w:ascii="Wingdings" w:hAnsi="Wingdings" w:hint="default"/>
+        <w:sz w:val="20"/>
+      </w:rPr>
+    </w:lvl>
+    <w:lvl w:ilvl="5" w:tentative="1">
+      <w:start w:val="1"/>
+      <w:numFmt w:val="bullet"/>
+      <w:lvlText w:val=""/>
+      <w:lvlJc w:val="left"/>
+      <w:pPr>
+        <w:tabs>
+          <w:tab w:val="num" w:pos="4320"/>
+        </w:tabs>
+        <w:ind w:left="4320" w:hanging="360"/>
+      </w:pPr>
+      <w:rPr>
+        <w:rFonts w:ascii="Wingdings" w:hAnsi="Wingdings" w:hint="default"/>
+        <w:sz w:val="20"/>
+      </w:rPr>
+    </w:lvl>
+    <w:lvl w:ilvl="6" w:tentative="1">
+      <w:start w:val="1"/>
+      <w:numFmt w:val="bullet"/>
+      <w:lvlText w:val=""/>
+      <w:lvlJc w:val="left"/>
+      <w:pPr>
+        <w:tabs>
+          <w:tab w:val="num" w:pos="5040"/>
+        </w:tabs>
+        <w:ind w:left="5040" w:hanging="360"/>
+      </w:pPr>
+      <w:rPr>
+        <w:rFonts w:ascii="Wingdings" w:hAnsi="Wingdings" w:hint="default"/>
+        <w:sz w:val="20"/>
+      </w:rPr>
+    </w:lvl>
+    <w:lvl w:ilvl="7" w:tentative="1">
+      <w:start w:val="1"/>
+      <w:numFmt w:val="bullet"/>
+      <w:lvlText w:val=""/>
+      <w:lvlJc w:val="left"/>
+      <w:pPr>
+        <w:tabs>
+          <w:tab w:val="num" w:pos="5760"/>
+        </w:tabs>
+        <w:ind w:left="5760" w:hanging="360"/>
+      </w:pPr>
+      <w:rPr>
+        <w:rFonts w:ascii="Wingdings" w:hAnsi="Wingdings" w:hint="default"/>
+        <w:sz w:val="20"/>
+      </w:rPr>
+    </w:lvl>
+    <w:lvl w:ilvl="8" w:tentative="1">
+      <w:start w:val="1"/>
+      <w:numFmt w:val="bullet"/>
+      <w:lvlText w:val=""/>
+      <w:lvlJc w:val="left"/>
+      <w:pPr>
+        <w:tabs>
+          <w:tab w:val="num" w:pos="6480"/>
+        </w:tabs>
+        <w:ind w:left="6480" w:hanging="360"/>
+      </w:pPr>
+      <w:rPr>
+        <w:rFonts w:ascii="Wingdings" w:hAnsi="Wingdings" w:hint="default"/>
+        <w:sz w:val="20"/>
+      </w:rPr>
+    </w:lvl>
+  </w:abstractNum>
+  <w:abstractNum w:abstractNumId="12" w15:restartNumberingAfterBreak="0">
+    <w:nsid w:val="59BE1D09"/>
+    <w:multiLevelType w:val="multilevel"/>
+    <w:tmpl w:val="450E9010"/>
+    <w:lvl w:ilvl="0">
+      <w:start w:val="1"/>
+      <w:numFmt w:val="bullet"/>
+      <w:lvlText w:val=""/>
+      <w:lvlJc w:val="left"/>
+      <w:pPr>
+        <w:tabs>
+          <w:tab w:val="num" w:pos="720"/>
+        </w:tabs>
+        <w:ind w:left="720" w:hanging="360"/>
+      </w:pPr>
+      <w:rPr>
+        <w:rFonts w:ascii="Symbol" w:hAnsi="Symbol" w:hint="default"/>
+        <w:sz w:val="20"/>
+      </w:rPr>
+    </w:lvl>
+    <w:lvl w:ilvl="1" w:tentative="1">
+      <w:start w:val="1"/>
+      <w:numFmt w:val="bullet"/>
+      <w:lvlText w:val="o"/>
+      <w:lvlJc w:val="left"/>
+      <w:pPr>
+        <w:tabs>
+          <w:tab w:val="num" w:pos="1440"/>
+        </w:tabs>
+        <w:ind w:left="1440" w:hanging="360"/>
+      </w:pPr>
+      <w:rPr>
+        <w:rFonts w:ascii="Courier New" w:hAnsi="Courier New" w:hint="default"/>
+        <w:sz w:val="20"/>
+      </w:rPr>
+    </w:lvl>
+    <w:lvl w:ilvl="2" w:tentative="1">
+      <w:start w:val="1"/>
+      <w:numFmt w:val="bullet"/>
+      <w:lvlText w:val=""/>
+      <w:lvlJc w:val="left"/>
+      <w:pPr>
+        <w:tabs>
+          <w:tab w:val="num" w:pos="2160"/>
+        </w:tabs>
+        <w:ind w:left="2160" w:hanging="360"/>
+      </w:pPr>
+      <w:rPr>
+        <w:rFonts w:ascii="Wingdings" w:hAnsi="Wingdings" w:hint="default"/>
+        <w:sz w:val="20"/>
+      </w:rPr>
+    </w:lvl>
+    <w:lvl w:ilvl="3" w:tentative="1">
+      <w:start w:val="1"/>
+      <w:numFmt w:val="bullet"/>
+      <w:lvlText w:val=""/>
+      <w:lvlJc w:val="left"/>
+      <w:pPr>
+        <w:tabs>
+          <w:tab w:val="num" w:pos="2880"/>
+        </w:tabs>
+        <w:ind w:left="2880" w:hanging="360"/>
+      </w:pPr>
+      <w:rPr>
+        <w:rFonts w:ascii="Wingdings" w:hAnsi="Wingdings" w:hint="default"/>
+        <w:sz w:val="20"/>
+      </w:rPr>
+    </w:lvl>
+    <w:lvl w:ilvl="4" w:tentative="1">
+      <w:start w:val="1"/>
+      <w:numFmt w:val="bullet"/>
+      <w:lvlText w:val=""/>
+      <w:lvlJc w:val="left"/>
+      <w:pPr>
+        <w:tabs>
+          <w:tab w:val="num" w:pos="3600"/>
+        </w:tabs>
+        <w:ind w:left="3600" w:hanging="360"/>
+      </w:pPr>
+      <w:rPr>
+        <w:rFonts w:ascii="Wingdings" w:hAnsi="Wingdings" w:hint="default"/>
+        <w:sz w:val="20"/>
+      </w:rPr>
+    </w:lvl>
+    <w:lvl w:ilvl="5" w:tentative="1">
+      <w:start w:val="1"/>
+      <w:numFmt w:val="bullet"/>
+      <w:lvlText w:val=""/>
+      <w:lvlJc w:val="left"/>
+      <w:pPr>
+        <w:tabs>
+          <w:tab w:val="num" w:pos="4320"/>
+        </w:tabs>
+        <w:ind w:left="4320" w:hanging="360"/>
+      </w:pPr>
+      <w:rPr>
+        <w:rFonts w:ascii="Wingdings" w:hAnsi="Wingdings" w:hint="default"/>
+        <w:sz w:val="20"/>
+      </w:rPr>
+    </w:lvl>
+    <w:lvl w:ilvl="6" w:tentative="1">
+      <w:start w:val="1"/>
+      <w:numFmt w:val="bullet"/>
+      <w:lvlText w:val=""/>
+      <w:lvlJc w:val="left"/>
+      <w:pPr>
+        <w:tabs>
+          <w:tab w:val="num" w:pos="5040"/>
+        </w:tabs>
+        <w:ind w:left="5040" w:hanging="360"/>
+      </w:pPr>
+      <w:rPr>
+        <w:rFonts w:ascii="Wingdings" w:hAnsi="Wingdings" w:hint="default"/>
+        <w:sz w:val="20"/>
+      </w:rPr>
+    </w:lvl>
+    <w:lvl w:ilvl="7" w:tentative="1">
+      <w:start w:val="1"/>
+      <w:numFmt w:val="bullet"/>
+      <w:lvlText w:val=""/>
+      <w:lvlJc w:val="left"/>
+      <w:pPr>
+        <w:tabs>
+          <w:tab w:val="num" w:pos="5760"/>
+        </w:tabs>
+        <w:ind w:left="5760" w:hanging="360"/>
+      </w:pPr>
+      <w:rPr>
+        <w:rFonts w:ascii="Wingdings" w:hAnsi="Wingdings" w:hint="default"/>
+        <w:sz w:val="20"/>
+      </w:rPr>
+    </w:lvl>
+    <w:lvl w:ilvl="8" w:tentative="1">
+      <w:start w:val="1"/>
+      <w:numFmt w:val="bullet"/>
+      <w:lvlText w:val=""/>
+      <w:lvlJc w:val="left"/>
+      <w:pPr>
+        <w:tabs>
+          <w:tab w:val="num" w:pos="6480"/>
+        </w:tabs>
+        <w:ind w:left="6480" w:hanging="360"/>
+      </w:pPr>
+      <w:rPr>
+        <w:rFonts w:ascii="Wingdings" w:hAnsi="Wingdings" w:hint="default"/>
+        <w:sz w:val="20"/>
+      </w:rPr>
+    </w:lvl>
+  </w:abstractNum>
+  <w:abstractNum w:abstractNumId="13" w15:restartNumberingAfterBreak="0">
+    <w:nsid w:val="72795F17"/>
+    <w:multiLevelType w:val="multilevel"/>
+    <w:tmpl w:val="5D18BF7A"/>
+    <w:lvl w:ilvl="0">
+      <w:start w:val="1"/>
+      <w:numFmt w:val="bullet"/>
+      <w:lvlText w:val=""/>
+      <w:lvlJc w:val="left"/>
+      <w:pPr>
+        <w:tabs>
+          <w:tab w:val="num" w:pos="720"/>
+        </w:tabs>
+        <w:ind w:left="720" w:hanging="360"/>
+      </w:pPr>
+      <w:rPr>
+        <w:rFonts w:ascii="Symbol" w:hAnsi="Symbol" w:hint="default"/>
+        <w:sz w:val="20"/>
+      </w:rPr>
+    </w:lvl>
+    <w:lvl w:ilvl="1" w:tentative="1">
+      <w:start w:val="1"/>
+      <w:numFmt w:val="bullet"/>
+      <w:lvlText w:val="o"/>
+      <w:lvlJc w:val="left"/>
+      <w:pPr>
+        <w:tabs>
+          <w:tab w:val="num" w:pos="1440"/>
+        </w:tabs>
+        <w:ind w:left="1440" w:hanging="360"/>
+      </w:pPr>
+      <w:rPr>
+        <w:rFonts w:ascii="Courier New" w:hAnsi="Courier New" w:hint="default"/>
+        <w:sz w:val="20"/>
+      </w:rPr>
+    </w:lvl>
+    <w:lvl w:ilvl="2" w:tentative="1">
+      <w:start w:val="1"/>
+      <w:numFmt w:val="bullet"/>
+      <w:lvlText w:val=""/>
+      <w:lvlJc w:val="left"/>
+      <w:pPr>
+        <w:tabs>
+          <w:tab w:val="num" w:pos="2160"/>
+        </w:tabs>
+        <w:ind w:left="2160" w:hanging="360"/>
+      </w:pPr>
+      <w:rPr>
+        <w:rFonts w:ascii="Wingdings" w:hAnsi="Wingdings" w:hint="default"/>
+        <w:sz w:val="20"/>
+      </w:rPr>
+    </w:lvl>
+    <w:lvl w:ilvl="3" w:tentative="1">
+      <w:start w:val="1"/>
+      <w:numFmt w:val="bullet"/>
+      <w:lvlText w:val=""/>
+      <w:lvlJc w:val="left"/>
+      <w:pPr>
+        <w:tabs>
+          <w:tab w:val="num" w:pos="2880"/>
+        </w:tabs>
+        <w:ind w:left="2880" w:hanging="360"/>
+      </w:pPr>
+      <w:rPr>
+        <w:rFonts w:ascii="Wingdings" w:hAnsi="Wingdings" w:hint="default"/>
+        <w:sz w:val="20"/>
+      </w:rPr>
+    </w:lvl>
+    <w:lvl w:ilvl="4" w:tentative="1">
+      <w:start w:val="1"/>
+      <w:numFmt w:val="bullet"/>
+      <w:lvlText w:val=""/>
+      <w:lvlJc w:val="left"/>
+      <w:pPr>
+        <w:tabs>
+          <w:tab w:val="num" w:pos="3600"/>
+        </w:tabs>
+        <w:ind w:left="3600" w:hanging="360"/>
+      </w:pPr>
+      <w:rPr>
+        <w:rFonts w:ascii="Wingdings" w:hAnsi="Wingdings" w:hint="default"/>
+        <w:sz w:val="20"/>
+      </w:rPr>
+    </w:lvl>
+    <w:lvl w:ilvl="5" w:tentative="1">
+      <w:start w:val="1"/>
+      <w:numFmt w:val="bullet"/>
+      <w:lvlText w:val=""/>
+      <w:lvlJc w:val="left"/>
+      <w:pPr>
+        <w:tabs>
+          <w:tab w:val="num" w:pos="4320"/>
+        </w:tabs>
+        <w:ind w:left="4320" w:hanging="360"/>
+      </w:pPr>
+      <w:rPr>
+        <w:rFonts w:ascii="Wingdings" w:hAnsi="Wingdings" w:hint="default"/>
+        <w:sz w:val="20"/>
+      </w:rPr>
+    </w:lvl>
+    <w:lvl w:ilvl="6" w:tentative="1">
+      <w:start w:val="1"/>
+      <w:numFmt w:val="bullet"/>
+      <w:lvlText w:val=""/>
+      <w:lvlJc w:val="left"/>
+      <w:pPr>
+        <w:tabs>
+          <w:tab w:val="num" w:pos="5040"/>
+        </w:tabs>
+        <w:ind w:left="5040" w:hanging="360"/>
+      </w:pPr>
+      <w:rPr>
+        <w:rFonts w:ascii="Wingdings" w:hAnsi="Wingdings" w:hint="default"/>
+        <w:sz w:val="20"/>
+      </w:rPr>
+    </w:lvl>
+    <w:lvl w:ilvl="7" w:tentative="1">
+      <w:start w:val="1"/>
+      <w:numFmt w:val="bullet"/>
+      <w:lvlText w:val=""/>
+      <w:lvlJc w:val="left"/>
+      <w:pPr>
+        <w:tabs>
+          <w:tab w:val="num" w:pos="5760"/>
+        </w:tabs>
+        <w:ind w:left="5760" w:hanging="360"/>
+      </w:pPr>
+      <w:rPr>
+        <w:rFonts w:ascii="Wingdings" w:hAnsi="Wingdings" w:hint="default"/>
+        <w:sz w:val="20"/>
+      </w:rPr>
+    </w:lvl>
+    <w:lvl w:ilvl="8" w:tentative="1">
+      <w:start w:val="1"/>
+      <w:numFmt w:val="bullet"/>
+      <w:lvlText w:val=""/>
+      <w:lvlJc w:val="left"/>
+      <w:pPr>
+        <w:tabs>
+          <w:tab w:val="num" w:pos="6480"/>
+        </w:tabs>
+        <w:ind w:left="6480" w:hanging="360"/>
+      </w:pPr>
+      <w:rPr>
+        <w:rFonts w:ascii="Wingdings" w:hAnsi="Wingdings" w:hint="default"/>
+        <w:sz w:val="20"/>
+      </w:rPr>
+    </w:lvl>
+  </w:abstractNum>
   <w:num w:numId="1">
+    <w:abstractNumId w:val="1"/>
+  </w:num>
+  <w:num w:numId="2">
+    <w:abstractNumId w:val="12"/>
+  </w:num>
+  <w:num w:numId="3">
+    <w:abstractNumId w:val="8"/>
+  </w:num>
+  <w:num w:numId="4">
+    <w:abstractNumId w:val="2"/>
+  </w:num>
+  <w:num w:numId="5">
     <w:abstractNumId w:val="0"/>
+  </w:num>
+  <w:num w:numId="6">
+    <w:abstractNumId w:val="5"/>
+  </w:num>
+  <w:num w:numId="7">
+    <w:abstractNumId w:val="13"/>
+  </w:num>
+  <w:num w:numId="8">
+    <w:abstractNumId w:val="6"/>
+  </w:num>
+  <w:num w:numId="9">
+    <w:abstractNumId w:val="9"/>
+  </w:num>
+  <w:num w:numId="10">
+    <w:abstractNumId w:val="3"/>
+  </w:num>
+  <w:num w:numId="11">
+    <w:abstractNumId w:val="4"/>
+  </w:num>
+  <w:num w:numId="12">
+    <w:abstractNumId w:val="11"/>
+  </w:num>
+  <w:num w:numId="13">
+    <w:abstractNumId w:val="7"/>
+  </w:num>
+  <w:num w:numId="14">
+    <w:abstractNumId w:val="10"/>
   </w:num>
 </w:numbering>
 </file>
@@ -20862,6 +27275,33 @@
       <w:iCs/>
     </w:rPr>
   </w:style>
+  <w:style w:type="paragraph" w:styleId="NormalWeb">
+    <w:name w:val="Normal (Web)"/>
+    <w:basedOn w:val="Normal"/>
+    <w:uiPriority w:val="99"/>
+    <w:semiHidden/>
+    <w:unhideWhenUsed/>
+    <w:rsid w:val="00655E1B"/>
+    <w:pPr>
+      <w:spacing w:before="100" w:beforeAutospacing="1" w:after="100" w:afterAutospacing="1" w:line="240" w:lineRule="auto"/>
+    </w:pPr>
+    <w:rPr>
+      <w:rFonts w:ascii="Times New Roman" w:eastAsia="Times New Roman" w:hAnsi="Times New Roman" w:cs="Times New Roman"/>
+      <w:sz w:val="24"/>
+      <w:szCs w:val="24"/>
+    </w:rPr>
+  </w:style>
+  <w:style w:type="paragraph" w:styleId="ListParagraph">
+    <w:name w:val="List Paragraph"/>
+    <w:basedOn w:val="Normal"/>
+    <w:uiPriority w:val="34"/>
+    <w:qFormat/>
+    <w:rsid w:val="00032BE5"/>
+    <w:pPr>
+      <w:ind w:left="720"/>
+      <w:contextualSpacing/>
+    </w:pPr>
+  </w:style>
 </w:styles>
 </file>
 
